--- a/Test_Explanation_RU.docx
+++ b/Test_Explanation_RU.docx
@@ -19,7 +19,7 @@
           <w:sz w:val="22"/>
           <w:szCs w:val="22"/>
         </w:rPr>
-        <w:t xml:space="preserve">Этот документ объясняет каждый из 15 тестов проекта AutoCall: что проверяется, как, какие данные, что получили и почему. Если на защите спросят «что здесь происходит», ответ найдётся здесь.</w:t>
+        <w:t xml:space="preserve">Этот документ объясняет каждый из 10 тестов проекта AutoCall: что проверяется, как, какие данные, что получили и почему. Если на защите спросят «что здесь происходит», ответ найдётся здесь.</w:t>
       </w:r>
     </w:p>
     <w:p>
@@ -40,14 +40,14 @@
           <w:sz w:val="22"/>
           <w:szCs w:val="22"/>
         </w:rPr>
-        <w:t xml:space="preserve">12 тестов PASS, 3 теста FAIL</w:t>
-      </w:r>
-      <w:r>
-        <w:rPr>
-          <w:sz w:val="22"/>
-          <w:szCs w:val="22"/>
-        </w:rPr>
-        <w:t xml:space="preserve"> (тесты 10, 11, 13). Все три FAIL показывают реальные ошибки в коде приложения.</w:t>
+        <w:t xml:space="preserve">7 тестов PASS, 3 теста FAIL</w:t>
+      </w:r>
+      <w:r>
+        <w:rPr>
+          <w:sz w:val="22"/>
+          <w:szCs w:val="22"/>
+        </w:rPr>
+        <w:t xml:space="preserve"> (тесты 7, 8, 9). Все три FAIL показывают реальные ошибки в коде приложения.</w:t>
       </w:r>
     </w:p>
     <w:p>
@@ -451,6 +451,18 @@
       </w:pPr>
       <w:r>
         <w:rPr>
+          <w:sz w:val="22"/>
+          <w:szCs w:val="22"/>
+        </w:rPr>
+        <w:t xml:space="preserve">Тесты покрывают три функции, где пользователь вводит данные или приложение считает: страницу услуг, форму заказа и поиск заказа.</w:t>
+      </w:r>
+    </w:p>
+    <w:p>
+      <w:pPr>
+        <w:spacing w:after="120"/>
+      </w:pPr>
+      <w:r>
+        <w:rPr>
           <w:b/>
           <w:bCs/>
           <w:sz w:val="22"/>
@@ -637,7 +649,7 @@
           <w:sz w:val="22"/>
           <w:szCs w:val="22"/>
         </w:rPr>
-        <w:t xml:space="preserve">) и тестовые данные: 8 услуг (от 18 до 45 $, сумма 235 $), 4 механика, 8 заказов (4 из них Completed).</w:t>
+        <w:t xml:space="preserve">) и тестовые данные: 8 услуг (от 18 до 45 $, сумма 235 $), 4 механика, 8 заказов.</w:t>
       </w:r>
     </w:p>
     <w:p>
@@ -653,7 +665,7 @@
         <w:pStyle w:val="Heading3"/>
       </w:pPr>
       <w:r>
-        <w:t xml:space="preserve">Типы тестовых данных (из конспекта курса)</w:t>
+        <w:t xml:space="preserve">Типы тестовых данных</w:t>
       </w:r>
     </w:p>
     <w:tbl>
@@ -1050,7 +1062,7 @@
                 <w:sz w:val="19"/>
                 <w:szCs w:val="19"/>
               </w:rPr>
-              <w:t xml:space="preserve">Дата «сегодня» (самая ранняя разрешённая), имя из 100 символов (максимум базы)</w:t>
+              <w:t xml:space="preserve">Дата «сегодня», имя из 100 символов, заказ №1</w:t>
             </w:r>
           </w:p>
         </w:tc>
@@ -1177,7 +1189,7 @@
                 <w:sz w:val="19"/>
                 <w:szCs w:val="19"/>
               </w:rPr>
-              <w:t xml:space="preserve">Дата «вчера», имя из пробелов, имя из 101 символа</w:t>
+              <w:t xml:space="preserve">Дата «вчера», имя из пробелов, имя из 101 символа, заказ №999</w:t>
             </w:r>
           </w:p>
         </w:tc>
@@ -1234,10 +1246,22 @@
     </w:p>
     <w:p>
       <w:pPr>
+        <w:spacing w:after="120"/>
+      </w:pPr>
+      <w:r>
+        <w:rPr>
+          <w:sz w:val="22"/>
+          <w:szCs w:val="22"/>
+        </w:rPr>
+        <w:t xml:space="preserve">В наших тестах: нормальные 1, 2, 8; граничные 3, 6, 9; недопустимые 4, 5, 7, 10.</w:t>
+      </w:r>
+    </w:p>
+    <w:p>
+      <w:pPr>
         <w:pStyle w:val="Heading3"/>
       </w:pPr>
       <w:r>
-        <w:t xml:space="preserve">Стратегия «чёрный ящик» (black box)</w:t>
+        <w:t xml:space="preserve">Типы валидации (проверки данных)</w:t>
       </w:r>
     </w:p>
     <w:p>
@@ -1249,7 +1273,925 @@
           <w:sz w:val="22"/>
           <w:szCs w:val="22"/>
         </w:rPr>
-        <w:t xml:space="preserve">Тестировщик не смотрит в код. Он вводит данные на странице и сравнивает то, что видит, с ожидаемым результатом. Плюс: можно тестировать, не зная код. Минус: если тест провалился, непонятно, </w:t>
+        <w:t xml:space="preserve">Валидация это проверка данных программой до того, как она их использует. В тестах проверяются такие виды:</w:t>
+      </w:r>
+    </w:p>
+    <w:tbl>
+      <w:tblPr>
+        <w:tblW w:type="dxa" w:w="9360"/>
+        <w:tblBorders>
+          <w:top w:val="single" w:color="auto" w:sz="4"/>
+          <w:left w:val="single" w:color="auto" w:sz="4"/>
+          <w:bottom w:val="single" w:color="auto" w:sz="4"/>
+          <w:right w:val="single" w:color="auto" w:sz="4"/>
+          <w:insideH w:val="single" w:color="auto" w:sz="4"/>
+          <w:insideV w:val="single" w:color="auto" w:sz="4"/>
+        </w:tblBorders>
+      </w:tblPr>
+      <w:tblGrid>
+        <w:gridCol w:w="2340"/>
+        <w:gridCol w:w="2340"/>
+        <w:gridCol w:w="2340"/>
+        <w:gridCol w:w="2340"/>
+      </w:tblGrid>
+      <w:tr>
+        <w:trPr>
+          <w:tblHeader/>
+        </w:trPr>
+        <w:tc>
+          <w:tcPr>
+            <w:tcW w:type="dxa" w:w="2340"/>
+            <w:tcBorders>
+              <w:top w:val="single" w:color="999999" w:sz="4"/>
+              <w:left w:val="single" w:color="999999" w:sz="4"/>
+              <w:bottom w:val="single" w:color="999999" w:sz="4"/>
+              <w:right w:val="single" w:color="999999" w:sz="4"/>
+            </w:tcBorders>
+            <w:shd w:fill="D9E2F3" w:color="auto" w:val="clear"/>
+            <w:tcMar>
+              <w:top w:type="dxa" w:w="50"/>
+              <w:left w:type="dxa" w:w="80"/>
+              <w:bottom w:type="dxa" w:w="50"/>
+              <w:right w:type="dxa" w:w="80"/>
+            </w:tcMar>
+          </w:tcPr>
+          <w:p>
+            <w:r>
+              <w:rPr>
+                <w:b/>
+                <w:bCs/>
+                <w:sz w:val="19"/>
+                <w:szCs w:val="19"/>
+              </w:rPr>
+              <w:t xml:space="preserve">Вид валидации</w:t>
+            </w:r>
+          </w:p>
+        </w:tc>
+        <w:tc>
+          <w:tcPr>
+            <w:tcW w:type="dxa" w:w="2340"/>
+            <w:tcBorders>
+              <w:top w:val="single" w:color="999999" w:sz="4"/>
+              <w:left w:val="single" w:color="999999" w:sz="4"/>
+              <w:bottom w:val="single" w:color="999999" w:sz="4"/>
+              <w:right w:val="single" w:color="999999" w:sz="4"/>
+            </w:tcBorders>
+            <w:shd w:fill="D9E2F3" w:color="auto" w:val="clear"/>
+            <w:tcMar>
+              <w:top w:type="dxa" w:w="50"/>
+              <w:left w:type="dxa" w:w="80"/>
+              <w:bottom w:type="dxa" w:w="50"/>
+              <w:right w:type="dxa" w:w="80"/>
+            </w:tcMar>
+          </w:tcPr>
+          <w:p>
+            <w:r>
+              <w:rPr>
+                <w:b/>
+                <w:bCs/>
+                <w:sz w:val="19"/>
+                <w:szCs w:val="19"/>
+              </w:rPr>
+              <w:t xml:space="preserve">Что проверяет</w:t>
+            </w:r>
+          </w:p>
+        </w:tc>
+        <w:tc>
+          <w:tcPr>
+            <w:tcW w:type="dxa" w:w="2340"/>
+            <w:tcBorders>
+              <w:top w:val="single" w:color="999999" w:sz="4"/>
+              <w:left w:val="single" w:color="999999" w:sz="4"/>
+              <w:bottom w:val="single" w:color="999999" w:sz="4"/>
+              <w:right w:val="single" w:color="999999" w:sz="4"/>
+            </w:tcBorders>
+            <w:shd w:fill="D9E2F3" w:color="auto" w:val="clear"/>
+            <w:tcMar>
+              <w:top w:type="dxa" w:w="50"/>
+              <w:left w:type="dxa" w:w="80"/>
+              <w:bottom w:type="dxa" w:w="50"/>
+              <w:right w:type="dxa" w:w="80"/>
+            </w:tcMar>
+          </w:tcPr>
+          <w:p>
+            <w:r>
+              <w:rPr>
+                <w:b/>
+                <w:bCs/>
+                <w:sz w:val="19"/>
+                <w:szCs w:val="19"/>
+              </w:rPr>
+              <w:t xml:space="preserve">Где в AutoCall</w:t>
+            </w:r>
+          </w:p>
+        </w:tc>
+        <w:tc>
+          <w:tcPr>
+            <w:tcW w:type="dxa" w:w="2340"/>
+            <w:tcBorders>
+              <w:top w:val="single" w:color="999999" w:sz="4"/>
+              <w:left w:val="single" w:color="999999" w:sz="4"/>
+              <w:bottom w:val="single" w:color="999999" w:sz="4"/>
+              <w:right w:val="single" w:color="999999" w:sz="4"/>
+            </w:tcBorders>
+            <w:shd w:fill="D9E2F3" w:color="auto" w:val="clear"/>
+            <w:tcMar>
+              <w:top w:type="dxa" w:w="50"/>
+              <w:left w:type="dxa" w:w="80"/>
+              <w:bottom w:type="dxa" w:w="50"/>
+              <w:right w:type="dxa" w:w="80"/>
+            </w:tcMar>
+          </w:tcPr>
+          <w:p>
+            <w:r>
+              <w:rPr>
+                <w:b/>
+                <w:bCs/>
+                <w:sz w:val="19"/>
+                <w:szCs w:val="19"/>
+              </w:rPr>
+              <w:t xml:space="preserve">Тесты</w:t>
+            </w:r>
+          </w:p>
+        </w:tc>
+      </w:tr>
+      <w:tr>
+        <w:trPr>
+          <w:cantSplit/>
+        </w:trPr>
+        <w:tc>
+          <w:tcPr>
+            <w:tcW w:type="dxa" w:w="2340"/>
+            <w:tcBorders>
+              <w:top w:val="single" w:color="999999" w:sz="4"/>
+              <w:left w:val="single" w:color="999999" w:sz="4"/>
+              <w:bottom w:val="single" w:color="999999" w:sz="4"/>
+              <w:right w:val="single" w:color="999999" w:sz="4"/>
+            </w:tcBorders>
+            <w:tcMar>
+              <w:top w:type="dxa" w:w="50"/>
+              <w:left w:type="dxa" w:w="80"/>
+              <w:bottom w:type="dxa" w:w="50"/>
+              <w:right w:type="dxa" w:w="80"/>
+            </w:tcMar>
+          </w:tcPr>
+          <w:p>
+            <w:r>
+              <w:rPr>
+                <w:sz w:val="19"/>
+                <w:szCs w:val="19"/>
+              </w:rPr>
+              <w:t xml:space="preserve">Проверка диапазона (range check)</w:t>
+            </w:r>
+          </w:p>
+        </w:tc>
+        <w:tc>
+          <w:tcPr>
+            <w:tcW w:type="dxa" w:w="2340"/>
+            <w:tcBorders>
+              <w:top w:val="single" w:color="999999" w:sz="4"/>
+              <w:left w:val="single" w:color="999999" w:sz="4"/>
+              <w:bottom w:val="single" w:color="999999" w:sz="4"/>
+              <w:right w:val="single" w:color="999999" w:sz="4"/>
+            </w:tcBorders>
+            <w:tcMar>
+              <w:top w:type="dxa" w:w="50"/>
+              <w:left w:type="dxa" w:w="80"/>
+              <w:bottom w:type="dxa" w:w="50"/>
+              <w:right w:type="dxa" w:w="80"/>
+            </w:tcMar>
+          </w:tcPr>
+          <w:p>
+            <w:r>
+              <w:rPr>
+                <w:sz w:val="19"/>
+                <w:szCs w:val="19"/>
+              </w:rPr>
+              <w:t xml:space="preserve">Значение в допустимых пределах</w:t>
+            </w:r>
+          </w:p>
+        </w:tc>
+        <w:tc>
+          <w:tcPr>
+            <w:tcW w:type="dxa" w:w="2340"/>
+            <w:tcBorders>
+              <w:top w:val="single" w:color="999999" w:sz="4"/>
+              <w:left w:val="single" w:color="999999" w:sz="4"/>
+              <w:bottom w:val="single" w:color="999999" w:sz="4"/>
+              <w:right w:val="single" w:color="999999" w:sz="4"/>
+            </w:tcBorders>
+            <w:tcMar>
+              <w:top w:type="dxa" w:w="50"/>
+              <w:left w:type="dxa" w:w="80"/>
+              <w:bottom w:type="dxa" w:w="50"/>
+              <w:right w:type="dxa" w:w="80"/>
+            </w:tcMar>
+          </w:tcPr>
+          <w:p>
+            <w:r>
+              <w:rPr>
+                <w:sz w:val="19"/>
+                <w:szCs w:val="19"/>
+              </w:rPr>
+              <w:t xml:space="preserve">Дата заказа: сегодня или позже (</w:t>
+            </w:r>
+            <w:r>
+              <w:rPr>
+                <w:rFonts w:ascii="Consolas" w:cs="Consolas" w:eastAsia="Consolas" w:hAnsi="Consolas"/>
+                <w:sz w:val="17"/>
+                <w:szCs w:val="17"/>
+              </w:rPr>
+              <w:t xml:space="preserve">order.php</w:t>
+            </w:r>
+            <w:r>
+              <w:rPr>
+                <w:sz w:val="19"/>
+                <w:szCs w:val="19"/>
+              </w:rPr>
+              <w:t xml:space="preserve">, строки 68–75; атрибут </w:t>
+            </w:r>
+            <w:r>
+              <w:rPr>
+                <w:rFonts w:ascii="Consolas" w:cs="Consolas" w:eastAsia="Consolas" w:hAnsi="Consolas"/>
+                <w:sz w:val="17"/>
+                <w:szCs w:val="17"/>
+              </w:rPr>
+              <w:t xml:space="preserve">min</w:t>
+            </w:r>
+            <w:r>
+              <w:rPr>
+                <w:sz w:val="19"/>
+                <w:szCs w:val="19"/>
+              </w:rPr>
+              <w:t xml:space="preserve"> у поля даты)</w:t>
+            </w:r>
+          </w:p>
+        </w:tc>
+        <w:tc>
+          <w:tcPr>
+            <w:tcW w:type="dxa" w:w="2340"/>
+            <w:tcBorders>
+              <w:top w:val="single" w:color="999999" w:sz="4"/>
+              <w:left w:val="single" w:color="999999" w:sz="4"/>
+              <w:bottom w:val="single" w:color="999999" w:sz="4"/>
+              <w:right w:val="single" w:color="999999" w:sz="4"/>
+            </w:tcBorders>
+            <w:tcMar>
+              <w:top w:type="dxa" w:w="50"/>
+              <w:left w:type="dxa" w:w="80"/>
+              <w:bottom w:type="dxa" w:w="50"/>
+              <w:right w:type="dxa" w:w="80"/>
+            </w:tcMar>
+          </w:tcPr>
+          <w:p>
+            <w:r>
+              <w:rPr>
+                <w:sz w:val="19"/>
+                <w:szCs w:val="19"/>
+              </w:rPr>
+              <w:t xml:space="preserve">3, 4</w:t>
+            </w:r>
+          </w:p>
+        </w:tc>
+      </w:tr>
+      <w:tr>
+        <w:trPr>
+          <w:cantSplit/>
+        </w:trPr>
+        <w:tc>
+          <w:tcPr>
+            <w:tcW w:type="dxa" w:w="2340"/>
+            <w:tcBorders>
+              <w:top w:val="single" w:color="999999" w:sz="4"/>
+              <w:left w:val="single" w:color="999999" w:sz="4"/>
+              <w:bottom w:val="single" w:color="999999" w:sz="4"/>
+              <w:right w:val="single" w:color="999999" w:sz="4"/>
+            </w:tcBorders>
+            <w:tcMar>
+              <w:top w:type="dxa" w:w="50"/>
+              <w:left w:type="dxa" w:w="80"/>
+              <w:bottom w:type="dxa" w:w="50"/>
+              <w:right w:type="dxa" w:w="80"/>
+            </w:tcMar>
+          </w:tcPr>
+          <w:p>
+            <w:r>
+              <w:rPr>
+                <w:sz w:val="19"/>
+                <w:szCs w:val="19"/>
+              </w:rPr>
+              <w:t xml:space="preserve">Проверка присутствия (presence check)</w:t>
+            </w:r>
+          </w:p>
+        </w:tc>
+        <w:tc>
+          <w:tcPr>
+            <w:tcW w:type="dxa" w:w="2340"/>
+            <w:tcBorders>
+              <w:top w:val="single" w:color="999999" w:sz="4"/>
+              <w:left w:val="single" w:color="999999" w:sz="4"/>
+              <w:bottom w:val="single" w:color="999999" w:sz="4"/>
+              <w:right w:val="single" w:color="999999" w:sz="4"/>
+            </w:tcBorders>
+            <w:tcMar>
+              <w:top w:type="dxa" w:w="50"/>
+              <w:left w:type="dxa" w:w="80"/>
+              <w:bottom w:type="dxa" w:w="50"/>
+              <w:right w:type="dxa" w:w="80"/>
+            </w:tcMar>
+          </w:tcPr>
+          <w:p>
+            <w:r>
+              <w:rPr>
+                <w:sz w:val="19"/>
+                <w:szCs w:val="19"/>
+              </w:rPr>
+              <w:t xml:space="preserve">Обязательное значение введено</w:t>
+            </w:r>
+          </w:p>
+        </w:tc>
+        <w:tc>
+          <w:tcPr>
+            <w:tcW w:type="dxa" w:w="2340"/>
+            <w:tcBorders>
+              <w:top w:val="single" w:color="999999" w:sz="4"/>
+              <w:left w:val="single" w:color="999999" w:sz="4"/>
+              <w:bottom w:val="single" w:color="999999" w:sz="4"/>
+              <w:right w:val="single" w:color="999999" w:sz="4"/>
+            </w:tcBorders>
+            <w:tcMar>
+              <w:top w:type="dxa" w:w="50"/>
+              <w:left w:type="dxa" w:w="80"/>
+              <w:bottom w:type="dxa" w:w="50"/>
+              <w:right w:type="dxa" w:w="80"/>
+            </w:tcMar>
+          </w:tcPr>
+          <w:p>
+            <w:r>
+              <w:rPr>
+                <w:sz w:val="19"/>
+                <w:szCs w:val="19"/>
+              </w:rPr>
+              <w:t xml:space="preserve">Имя не должно быть пустым (</w:t>
+            </w:r>
+            <w:r>
+              <w:rPr>
+                <w:rFonts w:ascii="Consolas" w:cs="Consolas" w:eastAsia="Consolas" w:hAnsi="Consolas"/>
+                <w:sz w:val="17"/>
+                <w:szCs w:val="17"/>
+              </w:rPr>
+              <w:t xml:space="preserve">order.php</w:t>
+            </w:r>
+            <w:r>
+              <w:rPr>
+                <w:sz w:val="19"/>
+                <w:szCs w:val="19"/>
+              </w:rPr>
+              <w:t xml:space="preserve">, строка 38)</w:t>
+            </w:r>
+          </w:p>
+        </w:tc>
+        <w:tc>
+          <w:tcPr>
+            <w:tcW w:type="dxa" w:w="2340"/>
+            <w:tcBorders>
+              <w:top w:val="single" w:color="999999" w:sz="4"/>
+              <w:left w:val="single" w:color="999999" w:sz="4"/>
+              <w:bottom w:val="single" w:color="999999" w:sz="4"/>
+              <w:right w:val="single" w:color="999999" w:sz="4"/>
+            </w:tcBorders>
+            <w:tcMar>
+              <w:top w:type="dxa" w:w="50"/>
+              <w:left w:type="dxa" w:w="80"/>
+              <w:bottom w:type="dxa" w:w="50"/>
+              <w:right w:type="dxa" w:w="80"/>
+            </w:tcMar>
+          </w:tcPr>
+          <w:p>
+            <w:r>
+              <w:rPr>
+                <w:sz w:val="19"/>
+                <w:szCs w:val="19"/>
+              </w:rPr>
+              <w:t xml:space="preserve">5</w:t>
+            </w:r>
+          </w:p>
+        </w:tc>
+      </w:tr>
+      <w:tr>
+        <w:trPr>
+          <w:cantSplit/>
+        </w:trPr>
+        <w:tc>
+          <w:tcPr>
+            <w:tcW w:type="dxa" w:w="2340"/>
+            <w:tcBorders>
+              <w:top w:val="single" w:color="999999" w:sz="4"/>
+              <w:left w:val="single" w:color="999999" w:sz="4"/>
+              <w:bottom w:val="single" w:color="999999" w:sz="4"/>
+              <w:right w:val="single" w:color="999999" w:sz="4"/>
+            </w:tcBorders>
+            <w:tcMar>
+              <w:top w:type="dxa" w:w="50"/>
+              <w:left w:type="dxa" w:w="80"/>
+              <w:bottom w:type="dxa" w:w="50"/>
+              <w:right w:type="dxa" w:w="80"/>
+            </w:tcMar>
+          </w:tcPr>
+          <w:p>
+            <w:r>
+              <w:rPr>
+                <w:sz w:val="19"/>
+                <w:szCs w:val="19"/>
+              </w:rPr>
+              <w:t xml:space="preserve">Проверка длины (length check)</w:t>
+            </w:r>
+          </w:p>
+        </w:tc>
+        <w:tc>
+          <w:tcPr>
+            <w:tcW w:type="dxa" w:w="2340"/>
+            <w:tcBorders>
+              <w:top w:val="single" w:color="999999" w:sz="4"/>
+              <w:left w:val="single" w:color="999999" w:sz="4"/>
+              <w:bottom w:val="single" w:color="999999" w:sz="4"/>
+              <w:right w:val="single" w:color="999999" w:sz="4"/>
+            </w:tcBorders>
+            <w:tcMar>
+              <w:top w:type="dxa" w:w="50"/>
+              <w:left w:type="dxa" w:w="80"/>
+              <w:bottom w:type="dxa" w:w="50"/>
+              <w:right w:type="dxa" w:w="80"/>
+            </w:tcMar>
+          </w:tcPr>
+          <w:p>
+            <w:r>
+              <w:rPr>
+                <w:sz w:val="19"/>
+                <w:szCs w:val="19"/>
+              </w:rPr>
+              <w:t xml:space="preserve">Текст не длиннее допустимого</w:t>
+            </w:r>
+          </w:p>
+        </w:tc>
+        <w:tc>
+          <w:tcPr>
+            <w:tcW w:type="dxa" w:w="2340"/>
+            <w:tcBorders>
+              <w:top w:val="single" w:color="999999" w:sz="4"/>
+              <w:left w:val="single" w:color="999999" w:sz="4"/>
+              <w:bottom w:val="single" w:color="999999" w:sz="4"/>
+              <w:right w:val="single" w:color="999999" w:sz="4"/>
+            </w:tcBorders>
+            <w:tcMar>
+              <w:top w:type="dxa" w:w="50"/>
+              <w:left w:type="dxa" w:w="80"/>
+              <w:bottom w:type="dxa" w:w="50"/>
+              <w:right w:type="dxa" w:w="80"/>
+            </w:tcMar>
+          </w:tcPr>
+          <w:p>
+            <w:r>
+              <w:rPr>
+                <w:sz w:val="19"/>
+                <w:szCs w:val="19"/>
+              </w:rPr>
+              <w:t xml:space="preserve">Колонка имени вмещает 100 символов (</w:t>
+            </w:r>
+            <w:r>
+              <w:rPr>
+                <w:rFonts w:ascii="Consolas" w:cs="Consolas" w:eastAsia="Consolas" w:hAnsi="Consolas"/>
+                <w:sz w:val="17"/>
+                <w:szCs w:val="17"/>
+              </w:rPr>
+              <w:t xml:space="preserve">database.sql</w:t>
+            </w:r>
+            <w:r>
+              <w:rPr>
+                <w:sz w:val="19"/>
+                <w:szCs w:val="19"/>
+              </w:rPr>
+              <w:t xml:space="preserve">)</w:t>
+            </w:r>
+          </w:p>
+        </w:tc>
+        <w:tc>
+          <w:tcPr>
+            <w:tcW w:type="dxa" w:w="2340"/>
+            <w:tcBorders>
+              <w:top w:val="single" w:color="999999" w:sz="4"/>
+              <w:left w:val="single" w:color="999999" w:sz="4"/>
+              <w:bottom w:val="single" w:color="999999" w:sz="4"/>
+              <w:right w:val="single" w:color="999999" w:sz="4"/>
+            </w:tcBorders>
+            <w:tcMar>
+              <w:top w:type="dxa" w:w="50"/>
+              <w:left w:type="dxa" w:w="80"/>
+              <w:bottom w:type="dxa" w:w="50"/>
+              <w:right w:type="dxa" w:w="80"/>
+            </w:tcMar>
+          </w:tcPr>
+          <w:p>
+            <w:r>
+              <w:rPr>
+                <w:sz w:val="19"/>
+                <w:szCs w:val="19"/>
+              </w:rPr>
+              <w:t xml:space="preserve">6, 7</w:t>
+            </w:r>
+          </w:p>
+        </w:tc>
+      </w:tr>
+      <w:tr>
+        <w:trPr>
+          <w:cantSplit/>
+        </w:trPr>
+        <w:tc>
+          <w:tcPr>
+            <w:tcW w:type="dxa" w:w="2340"/>
+            <w:tcBorders>
+              <w:top w:val="single" w:color="999999" w:sz="4"/>
+              <w:left w:val="single" w:color="999999" w:sz="4"/>
+              <w:bottom w:val="single" w:color="999999" w:sz="4"/>
+              <w:right w:val="single" w:color="999999" w:sz="4"/>
+            </w:tcBorders>
+            <w:tcMar>
+              <w:top w:type="dxa" w:w="50"/>
+              <w:left w:type="dxa" w:w="80"/>
+              <w:bottom w:type="dxa" w:w="50"/>
+              <w:right w:type="dxa" w:w="80"/>
+            </w:tcMar>
+          </w:tcPr>
+          <w:p>
+            <w:r>
+              <w:rPr>
+                <w:sz w:val="19"/>
+                <w:szCs w:val="19"/>
+              </w:rPr>
+              <w:t xml:space="preserve">Проверка существования (lookup check)</w:t>
+            </w:r>
+          </w:p>
+        </w:tc>
+        <w:tc>
+          <w:tcPr>
+            <w:tcW w:type="dxa" w:w="2340"/>
+            <w:tcBorders>
+              <w:top w:val="single" w:color="999999" w:sz="4"/>
+              <w:left w:val="single" w:color="999999" w:sz="4"/>
+              <w:bottom w:val="single" w:color="999999" w:sz="4"/>
+              <w:right w:val="single" w:color="999999" w:sz="4"/>
+            </w:tcBorders>
+            <w:tcMar>
+              <w:top w:type="dxa" w:w="50"/>
+              <w:left w:type="dxa" w:w="80"/>
+              <w:bottom w:type="dxa" w:w="50"/>
+              <w:right w:type="dxa" w:w="80"/>
+            </w:tcMar>
+          </w:tcPr>
+          <w:p>
+            <w:r>
+              <w:rPr>
+                <w:sz w:val="19"/>
+                <w:szCs w:val="19"/>
+              </w:rPr>
+              <w:t xml:space="preserve">Запись существует</w:t>
+            </w:r>
+          </w:p>
+        </w:tc>
+        <w:tc>
+          <w:tcPr>
+            <w:tcW w:type="dxa" w:w="2340"/>
+            <w:tcBorders>
+              <w:top w:val="single" w:color="999999" w:sz="4"/>
+              <w:left w:val="single" w:color="999999" w:sz="4"/>
+              <w:bottom w:val="single" w:color="999999" w:sz="4"/>
+              <w:right w:val="single" w:color="999999" w:sz="4"/>
+            </w:tcBorders>
+            <w:tcMar>
+              <w:top w:type="dxa" w:w="50"/>
+              <w:left w:type="dxa" w:w="80"/>
+              <w:bottom w:type="dxa" w:w="50"/>
+              <w:right w:type="dxa" w:w="80"/>
+            </w:tcMar>
+          </w:tcPr>
+          <w:p>
+            <w:r>
+              <w:rPr>
+                <w:sz w:val="19"/>
+                <w:szCs w:val="19"/>
+              </w:rPr>
+              <w:t xml:space="preserve">Поиск заказа находит заказ или пишет «not found» (</w:t>
+            </w:r>
+            <w:r>
+              <w:rPr>
+                <w:rFonts w:ascii="Consolas" w:cs="Consolas" w:eastAsia="Consolas" w:hAnsi="Consolas"/>
+                <w:sz w:val="17"/>
+                <w:szCs w:val="17"/>
+              </w:rPr>
+              <w:t xml:space="preserve">orders.php</w:t>
+            </w:r>
+            <w:r>
+              <w:rPr>
+                <w:sz w:val="19"/>
+                <w:szCs w:val="19"/>
+              </w:rPr>
+              <w:t xml:space="preserve">, строки 57–71)</w:t>
+            </w:r>
+          </w:p>
+        </w:tc>
+        <w:tc>
+          <w:tcPr>
+            <w:tcW w:type="dxa" w:w="2340"/>
+            <w:tcBorders>
+              <w:top w:val="single" w:color="999999" w:sz="4"/>
+              <w:left w:val="single" w:color="999999" w:sz="4"/>
+              <w:bottom w:val="single" w:color="999999" w:sz="4"/>
+              <w:right w:val="single" w:color="999999" w:sz="4"/>
+            </w:tcBorders>
+            <w:tcMar>
+              <w:top w:type="dxa" w:w="50"/>
+              <w:left w:type="dxa" w:w="80"/>
+              <w:bottom w:type="dxa" w:w="50"/>
+              <w:right w:type="dxa" w:w="80"/>
+            </w:tcMar>
+          </w:tcPr>
+          <w:p>
+            <w:r>
+              <w:rPr>
+                <w:sz w:val="19"/>
+                <w:szCs w:val="19"/>
+              </w:rPr>
+              <w:t xml:space="preserve">9, 10</w:t>
+            </w:r>
+          </w:p>
+        </w:tc>
+      </w:tr>
+      <w:tr>
+        <w:trPr>
+          <w:cantSplit/>
+        </w:trPr>
+        <w:tc>
+          <w:tcPr>
+            <w:tcW w:type="dxa" w:w="2340"/>
+            <w:tcBorders>
+              <w:top w:val="single" w:color="999999" w:sz="4"/>
+              <w:left w:val="single" w:color="999999" w:sz="4"/>
+              <w:bottom w:val="single" w:color="999999" w:sz="4"/>
+              <w:right w:val="single" w:color="999999" w:sz="4"/>
+            </w:tcBorders>
+            <w:tcMar>
+              <w:top w:type="dxa" w:w="50"/>
+              <w:left w:type="dxa" w:w="80"/>
+              <w:bottom w:type="dxa" w:w="50"/>
+              <w:right w:type="dxa" w:w="80"/>
+            </w:tcMar>
+          </w:tcPr>
+          <w:p>
+            <w:r>
+              <w:rPr>
+                <w:sz w:val="19"/>
+                <w:szCs w:val="19"/>
+              </w:rPr>
+              <w:t xml:space="preserve">Проверка спецсимволов</w:t>
+            </w:r>
+          </w:p>
+        </w:tc>
+        <w:tc>
+          <w:tcPr>
+            <w:tcW w:type="dxa" w:w="2340"/>
+            <w:tcBorders>
+              <w:top w:val="single" w:color="999999" w:sz="4"/>
+              <w:left w:val="single" w:color="999999" w:sz="4"/>
+              <w:bottom w:val="single" w:color="999999" w:sz="4"/>
+              <w:right w:val="single" w:color="999999" w:sz="4"/>
+            </w:tcBorders>
+            <w:tcMar>
+              <w:top w:type="dxa" w:w="50"/>
+              <w:left w:type="dxa" w:w="80"/>
+              <w:bottom w:type="dxa" w:w="50"/>
+              <w:right w:type="dxa" w:w="80"/>
+            </w:tcMar>
+          </w:tcPr>
+          <w:p>
+            <w:r>
+              <w:rPr>
+                <w:sz w:val="19"/>
+                <w:szCs w:val="19"/>
+              </w:rPr>
+              <w:t xml:space="preserve">Апостроф и подобные символы не ломают программу</w:t>
+            </w:r>
+          </w:p>
+        </w:tc>
+        <w:tc>
+          <w:tcPr>
+            <w:tcW w:type="dxa" w:w="2340"/>
+            <w:tcBorders>
+              <w:top w:val="single" w:color="999999" w:sz="4"/>
+              <w:left w:val="single" w:color="999999" w:sz="4"/>
+              <w:bottom w:val="single" w:color="999999" w:sz="4"/>
+              <w:right w:val="single" w:color="999999" w:sz="4"/>
+            </w:tcBorders>
+            <w:tcMar>
+              <w:top w:type="dxa" w:w="50"/>
+              <w:left w:type="dxa" w:w="80"/>
+              <w:bottom w:type="dxa" w:w="50"/>
+              <w:right w:type="dxa" w:w="80"/>
+            </w:tcMar>
+          </w:tcPr>
+          <w:p>
+            <w:r>
+              <w:rPr>
+                <w:sz w:val="19"/>
+                <w:szCs w:val="19"/>
+              </w:rPr>
+              <w:t xml:space="preserve">Имя попадает в базу (</w:t>
+            </w:r>
+            <w:r>
+              <w:rPr>
+                <w:rFonts w:ascii="Consolas" w:cs="Consolas" w:eastAsia="Consolas" w:hAnsi="Consolas"/>
+                <w:sz w:val="17"/>
+                <w:szCs w:val="17"/>
+              </w:rPr>
+              <w:t xml:space="preserve">order.php</w:t>
+            </w:r>
+            <w:r>
+              <w:rPr>
+                <w:sz w:val="19"/>
+                <w:szCs w:val="19"/>
+              </w:rPr>
+              <w:t xml:space="preserve">, строки 81–84)</w:t>
+            </w:r>
+          </w:p>
+        </w:tc>
+        <w:tc>
+          <w:tcPr>
+            <w:tcW w:type="dxa" w:w="2340"/>
+            <w:tcBorders>
+              <w:top w:val="single" w:color="999999" w:sz="4"/>
+              <w:left w:val="single" w:color="999999" w:sz="4"/>
+              <w:bottom w:val="single" w:color="999999" w:sz="4"/>
+              <w:right w:val="single" w:color="999999" w:sz="4"/>
+            </w:tcBorders>
+            <w:tcMar>
+              <w:top w:type="dxa" w:w="50"/>
+              <w:left w:type="dxa" w:w="80"/>
+              <w:bottom w:type="dxa" w:w="50"/>
+              <w:right w:type="dxa" w:w="80"/>
+            </w:tcMar>
+          </w:tcPr>
+          <w:p>
+            <w:r>
+              <w:rPr>
+                <w:sz w:val="19"/>
+                <w:szCs w:val="19"/>
+              </w:rPr>
+              <w:t xml:space="preserve">8</w:t>
+            </w:r>
+          </w:p>
+        </w:tc>
+      </w:tr>
+      <w:tr>
+        <w:trPr>
+          <w:cantSplit/>
+        </w:trPr>
+        <w:tc>
+          <w:tcPr>
+            <w:tcW w:type="dxa" w:w="2340"/>
+            <w:tcBorders>
+              <w:top w:val="single" w:color="999999" w:sz="4"/>
+              <w:left w:val="single" w:color="999999" w:sz="4"/>
+              <w:bottom w:val="single" w:color="999999" w:sz="4"/>
+              <w:right w:val="single" w:color="999999" w:sz="4"/>
+            </w:tcBorders>
+            <w:tcMar>
+              <w:top w:type="dxa" w:w="50"/>
+              <w:left w:type="dxa" w:w="80"/>
+              <w:bottom w:type="dxa" w:w="50"/>
+              <w:right w:type="dxa" w:w="80"/>
+            </w:tcMar>
+          </w:tcPr>
+          <w:p>
+            <w:r>
+              <w:rPr>
+                <w:sz w:val="19"/>
+                <w:szCs w:val="19"/>
+              </w:rPr>
+              <w:t xml:space="preserve">Проверка расчёта (calculation check)</w:t>
+            </w:r>
+          </w:p>
+        </w:tc>
+        <w:tc>
+          <w:tcPr>
+            <w:tcW w:type="dxa" w:w="2340"/>
+            <w:tcBorders>
+              <w:top w:val="single" w:color="999999" w:sz="4"/>
+              <w:left w:val="single" w:color="999999" w:sz="4"/>
+              <w:bottom w:val="single" w:color="999999" w:sz="4"/>
+              <w:right w:val="single" w:color="999999" w:sz="4"/>
+            </w:tcBorders>
+            <w:tcMar>
+              <w:top w:type="dxa" w:w="50"/>
+              <w:left w:type="dxa" w:w="80"/>
+              <w:bottom w:type="dxa" w:w="50"/>
+              <w:right w:type="dxa" w:w="80"/>
+            </w:tcMar>
+          </w:tcPr>
+          <w:p>
+            <w:r>
+              <w:rPr>
+                <w:sz w:val="19"/>
+                <w:szCs w:val="19"/>
+              </w:rPr>
+              <w:t xml:space="preserve">Вычисленное значение верно</w:t>
+            </w:r>
+          </w:p>
+        </w:tc>
+        <w:tc>
+          <w:tcPr>
+            <w:tcW w:type="dxa" w:w="2340"/>
+            <w:tcBorders>
+              <w:top w:val="single" w:color="999999" w:sz="4"/>
+              <w:left w:val="single" w:color="999999" w:sz="4"/>
+              <w:bottom w:val="single" w:color="999999" w:sz="4"/>
+              <w:right w:val="single" w:color="999999" w:sz="4"/>
+            </w:tcBorders>
+            <w:tcMar>
+              <w:top w:type="dxa" w:w="50"/>
+              <w:left w:type="dxa" w:w="80"/>
+              <w:bottom w:type="dxa" w:w="50"/>
+              <w:right w:type="dxa" w:w="80"/>
+            </w:tcMar>
+          </w:tcPr>
+          <w:p>
+            <w:r>
+              <w:rPr>
+                <w:sz w:val="19"/>
+                <w:szCs w:val="19"/>
+              </w:rPr>
+              <w:t xml:space="preserve">Цена, НДС, надбавка, среднее, порядок сортировки</w:t>
+            </w:r>
+          </w:p>
+        </w:tc>
+        <w:tc>
+          <w:tcPr>
+            <w:tcW w:type="dxa" w:w="2340"/>
+            <w:tcBorders>
+              <w:top w:val="single" w:color="999999" w:sz="4"/>
+              <w:left w:val="single" w:color="999999" w:sz="4"/>
+              <w:bottom w:val="single" w:color="999999" w:sz="4"/>
+              <w:right w:val="single" w:color="999999" w:sz="4"/>
+            </w:tcBorders>
+            <w:tcMar>
+              <w:top w:type="dxa" w:w="50"/>
+              <w:left w:type="dxa" w:w="80"/>
+              <w:bottom w:type="dxa" w:w="50"/>
+              <w:right w:type="dxa" w:w="80"/>
+            </w:tcMar>
+          </w:tcPr>
+          <w:p>
+            <w:r>
+              <w:rPr>
+                <w:sz w:val="19"/>
+                <w:szCs w:val="19"/>
+              </w:rPr>
+              <w:t xml:space="preserve">1, 2, 3</w:t>
+            </w:r>
+          </w:p>
+        </w:tc>
+      </w:tr>
+    </w:tbl>
+    <w:p>
+      <w:pPr>
+        <w:spacing w:after="120"/>
+      </w:pPr>
+    </w:p>
+    <w:p>
+      <w:pPr>
+        <w:pStyle w:val="Heading3"/>
+      </w:pPr>
+      <w:r>
+        <w:t xml:space="preserve">Два вида тестирования, которые использовались</w:t>
+      </w:r>
+    </w:p>
+    <w:p>
+      <w:pPr>
+        <w:spacing w:after="120"/>
+      </w:pPr>
+      <w:r>
+        <w:rPr>
+          <w:b/>
+          <w:bCs/>
+          <w:sz w:val="22"/>
+          <w:szCs w:val="22"/>
+        </w:rPr>
+        <w:t xml:space="preserve">1. Чёрный ящик (black box), все 10 тестов.</w:t>
+      </w:r>
+      <w:r>
+        <w:rPr>
+          <w:sz w:val="22"/>
+          <w:szCs w:val="22"/>
+        </w:rPr>
+        <w:t xml:space="preserve"> Тестировщик не смотрит в код. Он работает со страницами как клиент: вводит данные, нажимает кнопки и сравнивает то, что видит, с ожидаемым. Плюс: не нужно знать код, быстро. Минус: если тест провалился, непонятно </w:t>
       </w:r>
       <w:r>
         <w:rPr>
@@ -1265,7 +2207,7 @@
           <w:sz w:val="22"/>
           <w:szCs w:val="22"/>
         </w:rPr>
-        <w:t xml:space="preserve">. Все 15 наших тестов чёрный ящик. Код я читал отдельно, чтобы объяснить причины ошибок (раздел 5).</w:t>
+        <w:t xml:space="preserve">. Тесты 7, 8, 9 провалились, и по странице причину не понять.</w:t>
       </w:r>
     </w:p>
     <w:p>
@@ -1274,10 +2216,142 @@
       </w:pPr>
       <w:r>
         <w:rPr>
-          <w:sz w:val="22"/>
-          <w:szCs w:val="22"/>
-        </w:rPr>
-        <w:t xml:space="preserve">«Белый ящик» (white box) смотрит внутрь кода, проходит по каждой ветке, использует трассировочную таблицу. Здесь не применялся.</w:t>
+          <w:b/>
+          <w:bCs/>
+          <w:sz w:val="22"/>
+          <w:szCs w:val="22"/>
+        </w:rPr>
+        <w:t xml:space="preserve">2. Белый ящик (white box), для поиска причин трёх FAIL.</w:t>
+      </w:r>
+      <w:r>
+        <w:rPr>
+          <w:sz w:val="22"/>
+          <w:szCs w:val="22"/>
+        </w:rPr>
+        <w:t xml:space="preserve"> После провалов я прочитал код и нашёл точные строки, проследив путь данных вручную:</w:t>
+      </w:r>
+    </w:p>
+    <w:p>
+      <w:pPr>
+        <w:pStyle w:val="ListParagraph"/>
+        <w:numPr>
+          <w:ilvl w:val="0"/>
+          <w:numId w:val="2"/>
+        </w:numPr>
+        <w:spacing w:after="60"/>
+      </w:pPr>
+      <w:r>
+        <w:rPr>
+          <w:sz w:val="22"/>
+          <w:szCs w:val="22"/>
+        </w:rPr>
+        <w:t xml:space="preserve">тест 9: </w:t>
+      </w:r>
+      <w:r>
+        <w:rPr>
+          <w:rFonts w:ascii="Consolas" w:cs="Consolas" w:eastAsia="Consolas" w:hAnsi="Consolas"/>
+          <w:sz w:val="20"/>
+          <w:szCs w:val="20"/>
+        </w:rPr>
+        <w:t xml:space="preserve">$sorted[$mid]['order_id'] === $search_id</w:t>
+      </w:r>
+      <w:r>
+        <w:rPr>
+          <w:sz w:val="22"/>
+          <w:szCs w:val="22"/>
+        </w:rPr>
+        <w:t xml:space="preserve">. MySQL отдаёт номер заказа как текст </w:t>
+      </w:r>
+      <w:r>
+        <w:rPr>
+          <w:rFonts w:ascii="Consolas" w:cs="Consolas" w:eastAsia="Consolas" w:hAnsi="Consolas"/>
+          <w:sz w:val="20"/>
+          <w:szCs w:val="20"/>
+        </w:rPr>
+        <w:t xml:space="preserve">"1"</w:t>
+      </w:r>
+      <w:r>
+        <w:rPr>
+          <w:sz w:val="22"/>
+          <w:szCs w:val="22"/>
+        </w:rPr>
+        <w:t xml:space="preserve">, а из формы приходит число </w:t>
+      </w:r>
+      <w:r>
+        <w:rPr>
+          <w:rFonts w:ascii="Consolas" w:cs="Consolas" w:eastAsia="Consolas" w:hAnsi="Consolas"/>
+          <w:sz w:val="20"/>
+          <w:szCs w:val="20"/>
+        </w:rPr>
+        <w:t xml:space="preserve">1</w:t>
+      </w:r>
+      <w:r>
+        <w:rPr>
+          <w:sz w:val="22"/>
+          <w:szCs w:val="22"/>
+        </w:rPr>
+        <w:t xml:space="preserve">. Строгое сравнение их не приравнивает;</w:t>
+      </w:r>
+    </w:p>
+    <w:p>
+      <w:pPr>
+        <w:pStyle w:val="ListParagraph"/>
+        <w:numPr>
+          <w:ilvl w:val="0"/>
+          <w:numId w:val="2"/>
+        </w:numPr>
+        <w:spacing w:after="60"/>
+      </w:pPr>
+      <w:r>
+        <w:rPr>
+          <w:sz w:val="22"/>
+          <w:szCs w:val="22"/>
+        </w:rPr>
+        <w:t xml:space="preserve">тест 8: имя вставляется прямо в SQL-команду (</w:t>
+      </w:r>
+      <w:r>
+        <w:rPr>
+          <w:rFonts w:ascii="Consolas" w:cs="Consolas" w:eastAsia="Consolas" w:hAnsi="Consolas"/>
+          <w:sz w:val="20"/>
+          <w:szCs w:val="20"/>
+        </w:rPr>
+        <w:t xml:space="preserve">order.php</w:t>
+      </w:r>
+      <w:r>
+        <w:rPr>
+          <w:sz w:val="22"/>
+          <w:szCs w:val="22"/>
+        </w:rPr>
+        <w:t xml:space="preserve">, строка 81), апостроф заканчивает текст раньше времени;</w:t>
+      </w:r>
+    </w:p>
+    <w:p>
+      <w:pPr>
+        <w:pStyle w:val="ListParagraph"/>
+        <w:numPr>
+          <w:ilvl w:val="0"/>
+          <w:numId w:val="2"/>
+        </w:numPr>
+        <w:spacing w:after="60"/>
+      </w:pPr>
+      <w:r>
+        <w:rPr>
+          <w:sz w:val="22"/>
+          <w:szCs w:val="22"/>
+        </w:rPr>
+        <w:t xml:space="preserve">тест 7: перед вставкой (строка 84) нет проверки длины.</w:t>
+      </w:r>
+    </w:p>
+    <w:p>
+      <w:pPr>
+        <w:spacing w:after="120"/>
+      </w:pPr>
+      <w:r>
+        <w:rPr>
+          <w:sz w:val="22"/>
+          <w:szCs w:val="22"/>
+        </w:rPr>
+        <w:t xml:space="preserve">Честно: белый ящик здесь ограничился этим разбором. Полного тестирования белым ящиком с трассировочными таблицами по всем веткам кода в проекте нет, оно заняло бы намного больше времени.</w:t>
       </w:r>
     </w:p>
     <w:p>
@@ -1370,14 +2444,29 @@
           <w:sz w:val="20"/>
           <w:szCs w:val="20"/>
         </w:rPr>
-        <w:t xml:space="preserve">php -S localhost:8081</w:t>
-      </w:r>
-      <w:r>
-        <w:rPr>
-          <w:sz w:val="22"/>
-          <w:szCs w:val="22"/>
-        </w:rPr>
-        <w:t xml:space="preserve">), база MySQL, браузер Chromium.</w:t>
+        <w:t xml:space="preserve">php -S localhost:8081 -d display_errors=1</w:t>
+      </w:r>
+      <w:r>
+        <w:rPr>
+          <w:sz w:val="22"/>
+          <w:szCs w:val="22"/>
+        </w:rPr>
+        <w:t xml:space="preserve">), база MySQL, браузер Chromium. Настройка </w:t>
+      </w:r>
+      <w:r>
+        <w:rPr>
+          <w:rFonts w:ascii="Consolas" w:cs="Consolas" w:eastAsia="Consolas" w:hAnsi="Consolas"/>
+          <w:sz w:val="20"/>
+          <w:szCs w:val="20"/>
+        </w:rPr>
+        <w:t xml:space="preserve">display_errors=1</w:t>
+      </w:r>
+      <w:r>
+        <w:rPr>
+          <w:sz w:val="22"/>
+          <w:szCs w:val="22"/>
+        </w:rPr>
+        <w:t xml:space="preserve"> включена по умолчанию в XAMPP, поэтому при сбое страница показывает текст ошибки PHP.</w:t>
       </w:r>
     </w:p>
     <w:p>
@@ -1458,23 +2547,7 @@
           <w:sz w:val="22"/>
           <w:szCs w:val="22"/>
         </w:rPr>
-        <w:t xml:space="preserve">Тесты идут </w:t>
-      </w:r>
-      <w:r>
-        <w:rPr>
-          <w:b/>
-          <w:bCs/>
-          <w:sz w:val="22"/>
-          <w:szCs w:val="22"/>
-        </w:rPr>
-        <w:t xml:space="preserve">по порядку</w:t>
-      </w:r>
-      <w:r>
-        <w:rPr>
-          <w:sz w:val="22"/>
-          <w:szCs w:val="22"/>
-        </w:rPr>
-        <w:t xml:space="preserve">: тесты 5, 6, 9 создают заказы №9–№11, а тесты 12 и 15 проверяют эти заказы.</w:t>
+        <w:t xml:space="preserve">Тесты не зависят друг от друга. Заказы из тестов 2, 3, 6 получили номера №9, №10, №11.</w:t>
       </w:r>
     </w:p>
     <w:p>
@@ -1520,14 +2593,14 @@
           <w:sz w:val="22"/>
           <w:szCs w:val="22"/>
         </w:rPr>
-        <w:t xml:space="preserve">Почему в отчёте Playwright «15 passed», хотя 3 теста FAIL?</w:t>
-      </w:r>
-      <w:r>
-        <w:rPr>
-          <w:sz w:val="22"/>
-          <w:szCs w:val="22"/>
-        </w:rPr>
-        <w:t xml:space="preserve"> Тесты 10, 11, 13 помечены </w:t>
+        <w:t xml:space="preserve">Почему в отчёте Playwright «10 passed», хотя 3 теста FAIL?</w:t>
+      </w:r>
+      <w:r>
+        <w:rPr>
+          <w:sz w:val="22"/>
+          <w:szCs w:val="22"/>
+        </w:rPr>
+        <w:t xml:space="preserve"> Тесты 7, 8, 9 помечены </w:t>
       </w:r>
       <w:r>
         <w:rPr>
@@ -1556,7 +2629,7 @@
           <w:sz w:val="22"/>
           <w:szCs w:val="22"/>
         </w:rPr>
-        <w:t xml:space="preserve">Почему в тесте 7 браузерную проверку отключали?</w:t>
+        <w:t xml:space="preserve">Почему в тесте 4 браузерную проверку отключали?</w:t>
       </w:r>
       <w:r>
         <w:rPr>
@@ -1609,7 +2682,33 @@
         <w:pStyle w:val="Heading3"/>
       </w:pPr>
       <w:r>
-        <w:t xml:space="preserve">Тест 1. Главная страница: статистика (нормальные данные)</w:t>
+        <w:t xml:space="preserve">Тест 1. Сортировка услуг по цене и статистика цен (нормальные данные)</w:t>
+      </w:r>
+    </w:p>
+    <w:p>
+      <w:pPr>
+        <w:pStyle w:val="ListParagraph"/>
+        <w:numPr>
+          <w:ilvl w:val="0"/>
+          <w:numId w:val="2"/>
+        </w:numPr>
+        <w:spacing w:after="60"/>
+      </w:pPr>
+      <w:r>
+        <w:rPr>
+          <w:b/>
+          <w:bCs/>
+          <w:sz w:val="22"/>
+          <w:szCs w:val="22"/>
+        </w:rPr>
+        <w:t xml:space="preserve">Вид валидации:</w:t>
+      </w:r>
+      <w:r>
+        <w:rPr>
+          <w:sz w:val="22"/>
+          <w:szCs w:val="22"/>
+        </w:rPr>
+        <w:t xml:space="preserve"> проверка расчёта и порядка сортировки.</w:t>
       </w:r>
     </w:p>
     <w:p>
@@ -1635,7 +2734,7 @@
           <w:sz w:val="22"/>
           <w:szCs w:val="22"/>
         </w:rPr>
-        <w:t xml:space="preserve"> главная страница правильно считает услуги, механиков и выполненные заказы.</w:t>
+        <w:t xml:space="preserve"> сортировка по цене работает, а минимальная, максимальная и средняя цена посчитаны верно.</w:t>
       </w:r>
     </w:p>
     <w:p>
@@ -1669,14 +2768,14 @@
           <w:sz w:val="20"/>
           <w:szCs w:val="20"/>
         </w:rPr>
-        <w:t xml:space="preserve">/index.php</w:t>
-      </w:r>
-      <w:r>
-        <w:rPr>
-          <w:sz w:val="22"/>
-          <w:szCs w:val="22"/>
-        </w:rPr>
-        <w:t xml:space="preserve">, прочитать три карточки.</w:t>
+        <w:t xml:space="preserve">/services.php</w:t>
+      </w:r>
+      <w:r>
+        <w:rPr>
+          <w:sz w:val="22"/>
+          <w:szCs w:val="22"/>
+        </w:rPr>
+        <w:t xml:space="preserve">, выбрать «Price (Low–High)», прочитать порядок карточек и четыре блока статистики.</w:t>
       </w:r>
     </w:p>
     <w:p>
@@ -1702,7 +2801,22 @@
           <w:sz w:val="22"/>
           <w:szCs w:val="22"/>
         </w:rPr>
-        <w:t xml:space="preserve"> тестовые данные базы: 8 услуг, 4 механика, 4 заказа со статусом Completed (заказы №1, 2, 4, 6).</w:t>
+        <w:t xml:space="preserve"> параметр </w:t>
+      </w:r>
+      <w:r>
+        <w:rPr>
+          <w:rFonts w:ascii="Consolas" w:cs="Consolas" w:eastAsia="Consolas" w:hAnsi="Consolas"/>
+          <w:sz w:val="20"/>
+          <w:szCs w:val="20"/>
+        </w:rPr>
+        <w:t xml:space="preserve">sort=price</w:t>
+      </w:r>
+      <w:r>
+        <w:rPr>
+          <w:sz w:val="22"/>
+          <w:szCs w:val="22"/>
+        </w:rPr>
+        <w:t xml:space="preserve">; цены в базе: 18, 20, 22, 25, 30, 35, 40, 45.</w:t>
       </w:r>
     </w:p>
     <w:p>
@@ -1728,7 +2842,7 @@
           <w:sz w:val="22"/>
           <w:szCs w:val="22"/>
         </w:rPr>
-        <w:t xml:space="preserve"> «8 Services Available», «4 Expert Mechanics», «4+ Jobs Completed».</w:t>
+        <w:t xml:space="preserve"> карточки от 18,00 $ до 45,00 $; минимум 18,00 $, максимум 45,00 $, среднее 29,38 $, всего 8.</w:t>
       </w:r>
     </w:p>
     <w:p>
@@ -1754,7 +2868,22 @@
           <w:sz w:val="22"/>
           <w:szCs w:val="22"/>
         </w:rPr>
-        <w:t xml:space="preserve"> ровно это. </w:t>
+        <w:t xml:space="preserve"> ровно это. Адрес изменился на </w:t>
+      </w:r>
+      <w:r>
+        <w:rPr>
+          <w:rFonts w:ascii="Consolas" w:cs="Consolas" w:eastAsia="Consolas" w:hAnsi="Consolas"/>
+          <w:sz w:val="20"/>
+          <w:szCs w:val="20"/>
+        </w:rPr>
+        <w:t xml:space="preserve">services.php?sort=price</w:t>
+      </w:r>
+      <w:r>
+        <w:rPr>
+          <w:sz w:val="22"/>
+          <w:szCs w:val="22"/>
+        </w:rPr>
+        <w:t xml:space="preserve">. </w:t>
       </w:r>
       <w:r>
         <w:rPr>
@@ -1782,6 +2911,47 @@
           <w:sz w:val="22"/>
           <w:szCs w:val="22"/>
         </w:rPr>
+        <w:t xml:space="preserve">Откуда 29,38:</w:t>
+      </w:r>
+      <w:r>
+        <w:rPr>
+          <w:sz w:val="22"/>
+          <w:szCs w:val="22"/>
+        </w:rPr>
+        <w:t xml:space="preserve"> сумма цен 235, делим на 8 = 29,375. Функция </w:t>
+      </w:r>
+      <w:r>
+        <w:rPr>
+          <w:rFonts w:ascii="Consolas" w:cs="Consolas" w:eastAsia="Consolas" w:hAnsi="Consolas"/>
+          <w:sz w:val="20"/>
+          <w:szCs w:val="20"/>
+        </w:rPr>
+        <w:t xml:space="preserve">number_format</w:t>
+      </w:r>
+      <w:r>
+        <w:rPr>
+          <w:sz w:val="22"/>
+          <w:szCs w:val="22"/>
+        </w:rPr>
+        <w:t xml:space="preserve"> округляет до двух знаков: 29,38.</w:t>
+      </w:r>
+    </w:p>
+    <w:p>
+      <w:pPr>
+        <w:pStyle w:val="ListParagraph"/>
+        <w:numPr>
+          <w:ilvl w:val="0"/>
+          <w:numId w:val="2"/>
+        </w:numPr>
+        <w:spacing w:after="60"/>
+      </w:pPr>
+      <w:r>
+        <w:rPr>
+          <w:b/>
+          <w:bCs/>
+          <w:sz w:val="22"/>
+          <w:szCs w:val="22"/>
+        </w:rPr>
         <w:t xml:space="preserve">Что происходит в коде:</w:t>
       </w:r>
       <w:r>
@@ -1797,44 +2967,44 @@
           <w:sz w:val="20"/>
           <w:szCs w:val="20"/>
         </w:rPr>
-        <w:t xml:space="preserve">index.php</w:t>
-      </w:r>
-      <w:r>
-        <w:rPr>
-          <w:sz w:val="22"/>
-          <w:szCs w:val="22"/>
-        </w:rPr>
-        <w:t xml:space="preserve"> (строки 13–25) делает три запроса </w:t>
-      </w:r>
-      <w:r>
-        <w:rPr>
-          <w:rFonts w:ascii="Consolas" w:cs="Consolas" w:eastAsia="Consolas" w:hAnsi="Consolas"/>
-          <w:sz w:val="20"/>
-          <w:szCs w:val="20"/>
-        </w:rPr>
-        <w:t xml:space="preserve">SELECT COUNT(*)</w:t>
-      </w:r>
-      <w:r>
-        <w:rPr>
-          <w:sz w:val="22"/>
-          <w:szCs w:val="22"/>
-        </w:rPr>
-        <w:t xml:space="preserve">. Третий считает только строки со статусом </w:t>
-      </w:r>
-      <w:r>
-        <w:rPr>
-          <w:rFonts w:ascii="Consolas" w:cs="Consolas" w:eastAsia="Consolas" w:hAnsi="Consolas"/>
-          <w:sz w:val="20"/>
-          <w:szCs w:val="20"/>
-        </w:rPr>
-        <w:t xml:space="preserve">Completed</w:t>
-      </w:r>
-      <w:r>
-        <w:rPr>
-          <w:sz w:val="22"/>
-          <w:szCs w:val="22"/>
-        </w:rPr>
-        <w:t xml:space="preserve">. Знак «+» в «4+» просто дописан в HTML.</w:t>
+        <w:t xml:space="preserve">services.php</w:t>
+      </w:r>
+      <w:r>
+        <w:rPr>
+          <w:sz w:val="22"/>
+          <w:szCs w:val="22"/>
+        </w:rPr>
+        <w:t xml:space="preserve">, строки 26–49: сортировка пузырьком. Два цикла, соседние элементы меняются местами, если левый больше правого. Строки 52–62: сумма, </w:t>
+      </w:r>
+      <w:r>
+        <w:rPr>
+          <w:rFonts w:ascii="Consolas" w:cs="Consolas" w:eastAsia="Consolas" w:hAnsi="Consolas"/>
+          <w:sz w:val="20"/>
+          <w:szCs w:val="20"/>
+        </w:rPr>
+        <w:t xml:space="preserve">min()</w:t>
+      </w:r>
+      <w:r>
+        <w:rPr>
+          <w:sz w:val="22"/>
+          <w:szCs w:val="22"/>
+        </w:rPr>
+        <w:t xml:space="preserve">, </w:t>
+      </w:r>
+      <w:r>
+        <w:rPr>
+          <w:rFonts w:ascii="Consolas" w:cs="Consolas" w:eastAsia="Consolas" w:hAnsi="Consolas"/>
+          <w:sz w:val="20"/>
+          <w:szCs w:val="20"/>
+        </w:rPr>
+        <w:t xml:space="preserve">max()</w:t>
+      </w:r>
+      <w:r>
+        <w:rPr>
+          <w:sz w:val="22"/>
+          <w:szCs w:val="22"/>
+        </w:rPr>
+        <w:t xml:space="preserve">, среднее.</w:t>
       </w:r>
     </w:p>
     <w:p>
@@ -1868,7 +3038,7 @@
           <w:sz w:val="20"/>
           <w:szCs w:val="20"/>
         </w:rPr>
-        <w:t xml:space="preserve">evidence/TC01_home_stats.png</w:t>
+        <w:t xml:space="preserve">evidence/TC01_services_by_price.png</w:t>
       </w:r>
     </w:p>
     <w:p>
@@ -1878,9 +3048,9 @@
       <w:r>
         <w:drawing>
           <wp:inline distT="0" distB="0" distL="0" distR="0">
-            <wp:extent cx="4953000" cy="3714750"/>
+            <wp:extent cx="4953000" cy="3076575"/>
             <wp:effectExtent t="0" r="0" b="0" l="0"/>
-            <wp:docPr id="1" name="evidence/TC01_home_stats.png" descr="evidence/TC01_home_stats.png" title="evidence/TC01_home_stats.png"/>
+            <wp:docPr id="1" name="evidence/TC01_services_by_price.png" descr="evidence/TC01_services_by_price.png" title="evidence/TC01_services_by_price.png"/>
             <wp:cNvGraphicFramePr>
               <a:graphicFrameLocks xmlns:a="http://schemas.openxmlformats.org/drawingml/2006/main" noChangeAspect="1"/>
             </wp:cNvGraphicFramePr>
@@ -1903,7 +3073,7 @@
                   <pic:spPr bwMode="auto">
                     <a:xfrm>
                       <a:off x="0" y="0"/>
-                      <a:ext cx="4953000" cy="3714750"/>
+                      <a:ext cx="4953000" cy="3076575"/>
                     </a:xfrm>
                     <a:prstGeom prst="rect">
                       <a:avLst/>
@@ -1921,7 +3091,33 @@
         <w:pStyle w:val="Heading3"/>
       </w:pPr>
       <w:r>
-        <w:t xml:space="preserve">Тест 2. Сортировка услуг по цене и статистика цен (нормальные данные)</w:t>
+        <w:t xml:space="preserve">Тест 2. Заказ на завтра (нормальные данные)</w:t>
+      </w:r>
+    </w:p>
+    <w:p>
+      <w:pPr>
+        <w:pStyle w:val="ListParagraph"/>
+        <w:numPr>
+          <w:ilvl w:val="0"/>
+          <w:numId w:val="2"/>
+        </w:numPr>
+        <w:spacing w:after="60"/>
+      </w:pPr>
+      <w:r>
+        <w:rPr>
+          <w:b/>
+          <w:bCs/>
+          <w:sz w:val="22"/>
+          <w:szCs w:val="22"/>
+        </w:rPr>
+        <w:t xml:space="preserve">Вид валидации:</w:t>
+      </w:r>
+      <w:r>
+        <w:rPr>
+          <w:sz w:val="22"/>
+          <w:szCs w:val="22"/>
+        </w:rPr>
+        <w:t xml:space="preserve"> проверка расчёта (цена + выезд + НДС).</w:t>
       </w:r>
     </w:p>
     <w:p>
@@ -1947,7 +3143,7 @@
           <w:sz w:val="22"/>
           <w:szCs w:val="22"/>
         </w:rPr>
-        <w:t xml:space="preserve"> сортировка по цене работает, а минимальная, максимальная и средняя цена посчитаны верно.</w:t>
+        <w:t xml:space="preserve"> обычный заказ сохраняется, цена считается верно.</w:t>
       </w:r>
     </w:p>
     <w:p>
@@ -1981,55 +3177,44 @@
           <w:sz w:val="20"/>
           <w:szCs w:val="20"/>
         </w:rPr>
-        <w:t xml:space="preserve">/services.php</w:t>
-      </w:r>
-      <w:r>
-        <w:rPr>
-          <w:sz w:val="22"/>
-          <w:szCs w:val="22"/>
-        </w:rPr>
-        <w:t xml:space="preserve">, выбрать «Price (Low–High)», прочитать порядок карточек и четыре блока статистики.</w:t>
-      </w:r>
-    </w:p>
-    <w:p>
-      <w:pPr>
-        <w:pStyle w:val="ListParagraph"/>
-        <w:numPr>
-          <w:ilvl w:val="0"/>
-          <w:numId w:val="2"/>
-        </w:numPr>
-        <w:spacing w:after="60"/>
-      </w:pPr>
-      <w:r>
-        <w:rPr>
-          <w:b/>
-          <w:bCs/>
-          <w:sz w:val="22"/>
-          <w:szCs w:val="22"/>
-        </w:rPr>
-        <w:t xml:space="preserve">Данные:</w:t>
-      </w:r>
-      <w:r>
-        <w:rPr>
-          <w:sz w:val="22"/>
-          <w:szCs w:val="22"/>
-        </w:rPr>
-        <w:t xml:space="preserve"> параметр </w:t>
-      </w:r>
-      <w:r>
-        <w:rPr>
-          <w:rFonts w:ascii="Consolas" w:cs="Consolas" w:eastAsia="Consolas" w:hAnsi="Consolas"/>
-          <w:sz w:val="20"/>
-          <w:szCs w:val="20"/>
-        </w:rPr>
-        <w:t xml:space="preserve">sort=price</w:t>
-      </w:r>
-      <w:r>
-        <w:rPr>
-          <w:sz w:val="22"/>
-          <w:szCs w:val="22"/>
-        </w:rPr>
-        <w:t xml:space="preserve">; цены в базе: 18, 20, 22, 25, 30, 35, 40, 45.</w:t>
+        <w:t xml:space="preserve">/order.php</w:t>
+      </w:r>
+      <w:r>
+        <w:rPr>
+          <w:sz w:val="22"/>
+          <w:szCs w:val="22"/>
+        </w:rPr>
+        <w:t xml:space="preserve">, ввести имя </w:t>
+      </w:r>
+      <w:r>
+        <w:rPr>
+          <w:rFonts w:ascii="Consolas" w:cs="Consolas" w:eastAsia="Consolas" w:hAnsi="Consolas"/>
+          <w:sz w:val="20"/>
+          <w:szCs w:val="20"/>
+        </w:rPr>
+        <w:t xml:space="preserve">Aliya Normal</w:t>
+      </w:r>
+      <w:r>
+        <w:rPr>
+          <w:sz w:val="22"/>
+          <w:szCs w:val="22"/>
+        </w:rPr>
+        <w:t xml:space="preserve">, услуга Oil Change, механик Arman Bekov, дата завтра (</w:t>
+      </w:r>
+      <w:r>
+        <w:rPr>
+          <w:rFonts w:ascii="Consolas" w:cs="Consolas" w:eastAsia="Consolas" w:hAnsi="Consolas"/>
+          <w:sz w:val="20"/>
+          <w:szCs w:val="20"/>
+        </w:rPr>
+        <w:t xml:space="preserve">2026-10-09</w:t>
+      </w:r>
+      <w:r>
+        <w:rPr>
+          <w:sz w:val="22"/>
+          <w:szCs w:val="22"/>
+        </w:rPr>
+        <w:t xml:space="preserve">), нажать «Confirm Booking».</w:t>
       </w:r>
     </w:p>
     <w:p>
@@ -2055,7 +3240,7 @@
           <w:sz w:val="22"/>
           <w:szCs w:val="22"/>
         </w:rPr>
-        <w:t xml:space="preserve"> карточки от 18,00 $ до 45,00 $; минимум 18,00 $, максимум 45,00 $, среднее 29,38 $, всего 8.</w:t>
+        <w:t xml:space="preserve"> сообщение «Your booking is confirmed! Order #9» и справа «Order Summary» с итогом 44,20 $.</w:t>
       </w:r>
     </w:p>
     <w:p>
@@ -2081,22 +3266,7 @@
           <w:sz w:val="22"/>
           <w:szCs w:val="22"/>
         </w:rPr>
-        <w:t xml:space="preserve"> ровно это. Адрес изменился на </w:t>
-      </w:r>
-      <w:r>
-        <w:rPr>
-          <w:rFonts w:ascii="Consolas" w:cs="Consolas" w:eastAsia="Consolas" w:hAnsi="Consolas"/>
-          <w:sz w:val="20"/>
-          <w:szCs w:val="20"/>
-        </w:rPr>
-        <w:t xml:space="preserve">services.php?sort=price</w:t>
-      </w:r>
-      <w:r>
-        <w:rPr>
-          <w:sz w:val="22"/>
-          <w:szCs w:val="22"/>
-        </w:rPr>
-        <w:t xml:space="preserve">. </w:t>
+        <w:t xml:space="preserve"> ровно это: Oil Change 35,00; выезд 5,00; НДС 4,20; длительность 30 мин; Total 44,20. </w:t>
       </w:r>
       <w:r>
         <w:rPr>
@@ -2124,29 +3294,29 @@
           <w:sz w:val="22"/>
           <w:szCs w:val="22"/>
         </w:rPr>
-        <w:t xml:space="preserve">Откуда 29,38:</w:t>
-      </w:r>
-      <w:r>
-        <w:rPr>
-          <w:sz w:val="22"/>
-          <w:szCs w:val="22"/>
-        </w:rPr>
-        <w:t xml:space="preserve"> сумма цен 235, делим на 8 = 29,375. Функция </w:t>
-      </w:r>
-      <w:r>
-        <w:rPr>
-          <w:rFonts w:ascii="Consolas" w:cs="Consolas" w:eastAsia="Consolas" w:hAnsi="Consolas"/>
-          <w:sz w:val="20"/>
-          <w:szCs w:val="20"/>
-        </w:rPr>
-        <w:t xml:space="preserve">number_format</w:t>
-      </w:r>
-      <w:r>
-        <w:rPr>
-          <w:sz w:val="22"/>
-          <w:szCs w:val="22"/>
-        </w:rPr>
-        <w:t xml:space="preserve"> округляет до двух знаков: 29,38.</w:t>
+        <w:t xml:space="preserve">Почему номер 9:</w:t>
+      </w:r>
+      <w:r>
+        <w:rPr>
+          <w:sz w:val="22"/>
+          <w:szCs w:val="22"/>
+        </w:rPr>
+        <w:t xml:space="preserve"> в базе уже 8 заказов, следующий номер даёт </w:t>
+      </w:r>
+      <w:r>
+        <w:rPr>
+          <w:rFonts w:ascii="Consolas" w:cs="Consolas" w:eastAsia="Consolas" w:hAnsi="Consolas"/>
+          <w:sz w:val="20"/>
+          <w:szCs w:val="20"/>
+        </w:rPr>
+        <w:t xml:space="preserve">AUTO_INCREMENT</w:t>
+      </w:r>
+      <w:r>
+        <w:rPr>
+          <w:sz w:val="22"/>
+          <w:szCs w:val="22"/>
+        </w:rPr>
+        <w:t xml:space="preserve">.</w:t>
       </w:r>
     </w:p>
     <w:p>
@@ -2180,44 +3350,29 @@
           <w:sz w:val="20"/>
           <w:szCs w:val="20"/>
         </w:rPr>
-        <w:t xml:space="preserve">services.php</w:t>
-      </w:r>
-      <w:r>
-        <w:rPr>
-          <w:sz w:val="22"/>
-          <w:szCs w:val="22"/>
-        </w:rPr>
-        <w:t xml:space="preserve">, строки 26–49: сортировка пузырьком. Два цикла, соседние элементы меняются местами, если левый больше правого. Строки 52–62: сумма, </w:t>
-      </w:r>
-      <w:r>
-        <w:rPr>
-          <w:rFonts w:ascii="Consolas" w:cs="Consolas" w:eastAsia="Consolas" w:hAnsi="Consolas"/>
-          <w:sz w:val="20"/>
-          <w:szCs w:val="20"/>
-        </w:rPr>
-        <w:t xml:space="preserve">min()</w:t>
-      </w:r>
-      <w:r>
-        <w:rPr>
-          <w:sz w:val="22"/>
-          <w:szCs w:val="22"/>
-        </w:rPr>
-        <w:t xml:space="preserve">, </w:t>
-      </w:r>
-      <w:r>
-        <w:rPr>
-          <w:rFonts w:ascii="Consolas" w:cs="Consolas" w:eastAsia="Consolas" w:hAnsi="Consolas"/>
-          <w:sz w:val="20"/>
-          <w:szCs w:val="20"/>
-        </w:rPr>
-        <w:t xml:space="preserve">max()</w:t>
-      </w:r>
-      <w:r>
-        <w:rPr>
-          <w:sz w:val="22"/>
-          <w:szCs w:val="22"/>
-        </w:rPr>
-        <w:t xml:space="preserve">, среднее.</w:t>
+        <w:t xml:space="preserve">order.php</w:t>
+      </w:r>
+      <w:r>
+        <w:rPr>
+          <w:sz w:val="22"/>
+          <w:szCs w:val="22"/>
+        </w:rPr>
+        <w:t xml:space="preserve">: проверки полей (строки 38–49), цена из базы (строка 52), расчёт (57–61), </w:t>
+      </w:r>
+      <w:r>
+        <w:rPr>
+          <w:rFonts w:ascii="Consolas" w:cs="Consolas" w:eastAsia="Consolas" w:hAnsi="Consolas"/>
+          <w:sz w:val="20"/>
+          <w:szCs w:val="20"/>
+        </w:rPr>
+        <w:t xml:space="preserve">INSERT</w:t>
+      </w:r>
+      <w:r>
+        <w:rPr>
+          <w:sz w:val="22"/>
+          <w:szCs w:val="22"/>
+        </w:rPr>
+        <w:t xml:space="preserve"> (81–84), сообщение с номером заказа (строка 85).</w:t>
       </w:r>
     </w:p>
     <w:p>
@@ -2251,7 +3406,7 @@
           <w:sz w:val="20"/>
           <w:szCs w:val="20"/>
         </w:rPr>
-        <w:t xml:space="preserve">evidence/TC02_services_by_price.png</w:t>
+        <w:t xml:space="preserve">evidence/TC02_booking_tomorrow.png</w:t>
       </w:r>
     </w:p>
     <w:p>
@@ -2261,9 +3416,9 @@
       <w:r>
         <w:drawing>
           <wp:inline distT="0" distB="0" distL="0" distR="0">
-            <wp:extent cx="4953000" cy="3076575"/>
+            <wp:extent cx="4953000" cy="2828925"/>
             <wp:effectExtent t="0" r="0" b="0" l="0"/>
-            <wp:docPr id="2" name="evidence/TC02_services_by_price.png" descr="evidence/TC02_services_by_price.png" title="evidence/TC02_services_by_price.png"/>
+            <wp:docPr id="2" name="evidence/TC02_booking_tomorrow.png" descr="evidence/TC02_booking_tomorrow.png" title="evidence/TC02_booking_tomorrow.png"/>
             <wp:cNvGraphicFramePr>
               <a:graphicFrameLocks xmlns:a="http://schemas.openxmlformats.org/drawingml/2006/main" noChangeAspect="1"/>
             </wp:cNvGraphicFramePr>
@@ -2286,7 +3441,7 @@
                   <pic:spPr bwMode="auto">
                     <a:xfrm>
                       <a:off x="0" y="0"/>
-                      <a:ext cx="4953000" cy="3076575"/>
+                      <a:ext cx="4953000" cy="2828925"/>
                     </a:xfrm>
                     <a:prstGeom prst="rect">
                       <a:avLst/>
@@ -2304,7 +3459,33 @@
         <w:pStyle w:val="Heading3"/>
       </w:pPr>
       <w:r>
-        <w:t xml:space="preserve">Тест 3. Неизвестное значение сортировки (недопустимые данные)</w:t>
+        <w:t xml:space="preserve">Тест 3. Заказ на сегодня (граничные данные)</w:t>
+      </w:r>
+    </w:p>
+    <w:p>
+      <w:pPr>
+        <w:pStyle w:val="ListParagraph"/>
+        <w:numPr>
+          <w:ilvl w:val="0"/>
+          <w:numId w:val="2"/>
+        </w:numPr>
+        <w:spacing w:after="60"/>
+      </w:pPr>
+      <w:r>
+        <w:rPr>
+          <w:b/>
+          <w:bCs/>
+          <w:sz w:val="22"/>
+          <w:szCs w:val="22"/>
+        </w:rPr>
+        <w:t xml:space="preserve">Вид валидации:</w:t>
+      </w:r>
+      <w:r>
+        <w:rPr>
+          <w:sz w:val="22"/>
+          <w:szCs w:val="22"/>
+        </w:rPr>
+        <w:t xml:space="preserve"> проверка диапазона (дата): самая ранняя разрешённая дата.</w:t>
       </w:r>
     </w:p>
     <w:p>
@@ -2330,52 +3511,7 @@
           <w:sz w:val="22"/>
           <w:szCs w:val="22"/>
         </w:rPr>
-        <w:t xml:space="preserve"> если в адресе подставить мусор вместо </w:t>
-      </w:r>
-      <w:r>
-        <w:rPr>
-          <w:rFonts w:ascii="Consolas" w:cs="Consolas" w:eastAsia="Consolas" w:hAnsi="Consolas"/>
-          <w:sz w:val="20"/>
-          <w:szCs w:val="20"/>
-        </w:rPr>
-        <w:t xml:space="preserve">name</w:t>
-      </w:r>
-      <w:r>
-        <w:rPr>
-          <w:sz w:val="22"/>
-          <w:szCs w:val="22"/>
-        </w:rPr>
-        <w:t xml:space="preserve">, </w:t>
-      </w:r>
-      <w:r>
-        <w:rPr>
-          <w:rFonts w:ascii="Consolas" w:cs="Consolas" w:eastAsia="Consolas" w:hAnsi="Consolas"/>
-          <w:sz w:val="20"/>
-          <w:szCs w:val="20"/>
-        </w:rPr>
-        <w:t xml:space="preserve">price</w:t>
-      </w:r>
-      <w:r>
-        <w:rPr>
-          <w:sz w:val="22"/>
-          <w:szCs w:val="22"/>
-        </w:rPr>
-        <w:t xml:space="preserve"> или </w:t>
-      </w:r>
-      <w:r>
-        <w:rPr>
-          <w:rFonts w:ascii="Consolas" w:cs="Consolas" w:eastAsia="Consolas" w:hAnsi="Consolas"/>
-          <w:sz w:val="20"/>
-          <w:szCs w:val="20"/>
-        </w:rPr>
-        <w:t xml:space="preserve">duration</w:t>
-      </w:r>
-      <w:r>
-        <w:rPr>
-          <w:sz w:val="22"/>
-          <w:szCs w:val="22"/>
-        </w:rPr>
-        <w:t xml:space="preserve">, страница не ломается.</w:t>
+        <w:t xml:space="preserve"> сегодняшняя дата принимается и даёт надбавку 20%.</w:t>
       </w:r>
     </w:p>
     <w:p>
@@ -2401,41 +3537,143 @@
           <w:sz w:val="22"/>
           <w:szCs w:val="22"/>
         </w:rPr>
-        <w:t xml:space="preserve"> в адресной строке ввести </w:t>
-      </w:r>
-      <w:r>
-        <w:rPr>
-          <w:rFonts w:ascii="Consolas" w:cs="Consolas" w:eastAsia="Consolas" w:hAnsi="Consolas"/>
-          <w:sz w:val="20"/>
-          <w:szCs w:val="20"/>
-        </w:rPr>
-        <w:t xml:space="preserve">/services.php?sort=abc</w:t>
-      </w:r>
-      <w:r>
-        <w:rPr>
-          <w:sz w:val="22"/>
-          <w:szCs w:val="22"/>
-        </w:rPr>
-        <w:t xml:space="preserve">.</w:t>
-      </w:r>
-    </w:p>
-    <w:p>
-      <w:pPr>
-        <w:pStyle w:val="ListParagraph"/>
-        <w:numPr>
-          <w:ilvl w:val="0"/>
-          <w:numId w:val="2"/>
-        </w:numPr>
-        <w:spacing w:after="60"/>
-      </w:pPr>
-      <w:r>
-        <w:rPr>
-          <w:b/>
-          <w:bCs/>
-          <w:sz w:val="22"/>
-          <w:szCs w:val="22"/>
-        </w:rPr>
-        <w:t xml:space="preserve">Данные:</w:t>
+        <w:t xml:space="preserve"> то же, что в тесте 2, но имя </w:t>
+      </w:r>
+      <w:r>
+        <w:rPr>
+          <w:rFonts w:ascii="Consolas" w:cs="Consolas" w:eastAsia="Consolas" w:hAnsi="Consolas"/>
+          <w:sz w:val="20"/>
+          <w:szCs w:val="20"/>
+        </w:rPr>
+        <w:t xml:space="preserve">Berik Borderline</w:t>
+      </w:r>
+      <w:r>
+        <w:rPr>
+          <w:sz w:val="22"/>
+          <w:szCs w:val="22"/>
+        </w:rPr>
+        <w:t xml:space="preserve">, дата сегодня (</w:t>
+      </w:r>
+      <w:r>
+        <w:rPr>
+          <w:rFonts w:ascii="Consolas" w:cs="Consolas" w:eastAsia="Consolas" w:hAnsi="Consolas"/>
+          <w:sz w:val="20"/>
+          <w:szCs w:val="20"/>
+        </w:rPr>
+        <w:t xml:space="preserve">2026-10-08</w:t>
+      </w:r>
+      <w:r>
+        <w:rPr>
+          <w:sz w:val="22"/>
+          <w:szCs w:val="22"/>
+        </w:rPr>
+        <w:t xml:space="preserve">).</w:t>
+      </w:r>
+    </w:p>
+    <w:p>
+      <w:pPr>
+        <w:pStyle w:val="ListParagraph"/>
+        <w:numPr>
+          <w:ilvl w:val="0"/>
+          <w:numId w:val="2"/>
+        </w:numPr>
+        <w:spacing w:after="60"/>
+      </w:pPr>
+      <w:r>
+        <w:rPr>
+          <w:b/>
+          <w:bCs/>
+          <w:sz w:val="22"/>
+          <w:szCs w:val="22"/>
+        </w:rPr>
+        <w:t xml:space="preserve">Почему это граничное значение:</w:t>
+      </w:r>
+      <w:r>
+        <w:rPr>
+          <w:sz w:val="22"/>
+          <w:szCs w:val="22"/>
+        </w:rPr>
+        <w:t xml:space="preserve"> программа отклоняет даты раньше сегодняшней, значит «сегодня» самое крайнее значение, которое она ещё принимает.</w:t>
+      </w:r>
+    </w:p>
+    <w:p>
+      <w:pPr>
+        <w:pStyle w:val="ListParagraph"/>
+        <w:numPr>
+          <w:ilvl w:val="0"/>
+          <w:numId w:val="2"/>
+        </w:numPr>
+        <w:spacing w:after="60"/>
+      </w:pPr>
+      <w:r>
+        <w:rPr>
+          <w:b/>
+          <w:bCs/>
+          <w:sz w:val="22"/>
+          <w:szCs w:val="22"/>
+        </w:rPr>
+        <w:t xml:space="preserve">Ожидали:</w:t>
+      </w:r>
+      <w:r>
+        <w:rPr>
+          <w:sz w:val="22"/>
+          <w:szCs w:val="22"/>
+        </w:rPr>
+        <w:t xml:space="preserve"> заказ принят, в сводке строка «Same-day surcharge (20%) +$7.00», итог 51,20 $.</w:t>
+      </w:r>
+    </w:p>
+    <w:p>
+      <w:pPr>
+        <w:pStyle w:val="ListParagraph"/>
+        <w:numPr>
+          <w:ilvl w:val="0"/>
+          <w:numId w:val="2"/>
+        </w:numPr>
+        <w:spacing w:after="60"/>
+      </w:pPr>
+      <w:r>
+        <w:rPr>
+          <w:b/>
+          <w:bCs/>
+          <w:sz w:val="22"/>
+          <w:szCs w:val="22"/>
+        </w:rPr>
+        <w:t xml:space="preserve">Получили:</w:t>
+      </w:r>
+      <w:r>
+        <w:rPr>
+          <w:sz w:val="22"/>
+          <w:szCs w:val="22"/>
+        </w:rPr>
+        <w:t xml:space="preserve"> «Order #10», надбавка +7,00 $, Total 51,20 $. </w:t>
+      </w:r>
+      <w:r>
+        <w:rPr>
+          <w:b/>
+          <w:bCs/>
+          <w:sz w:val="22"/>
+          <w:szCs w:val="22"/>
+        </w:rPr>
+        <w:t xml:space="preserve">PASS.</w:t>
+      </w:r>
+    </w:p>
+    <w:p>
+      <w:pPr>
+        <w:pStyle w:val="ListParagraph"/>
+        <w:numPr>
+          <w:ilvl w:val="0"/>
+          <w:numId w:val="2"/>
+        </w:numPr>
+        <w:spacing w:after="60"/>
+      </w:pPr>
+      <w:r>
+        <w:rPr>
+          <w:b/>
+          <w:bCs/>
+          <w:sz w:val="22"/>
+          <w:szCs w:val="22"/>
+        </w:rPr>
+        <w:t xml:space="preserve">Что происходит в коде:</w:t>
       </w:r>
       <w:r>
         <w:rPr>
@@ -2450,176 +3688,44 @@
           <w:sz w:val="20"/>
           <w:szCs w:val="20"/>
         </w:rPr>
-        <w:t xml:space="preserve">sort=abc</w:t>
-      </w:r>
-      <w:r>
-        <w:rPr>
-          <w:sz w:val="22"/>
-          <w:szCs w:val="22"/>
-        </w:rPr>
-        <w:t xml:space="preserve">: такого варианта сортировки нет.</w:t>
-      </w:r>
-    </w:p>
-    <w:p>
-      <w:pPr>
-        <w:pStyle w:val="ListParagraph"/>
-        <w:numPr>
-          <w:ilvl w:val="0"/>
-          <w:numId w:val="2"/>
-        </w:numPr>
-        <w:spacing w:after="60"/>
-      </w:pPr>
-      <w:r>
-        <w:rPr>
-          <w:b/>
-          <w:bCs/>
-          <w:sz w:val="22"/>
-          <w:szCs w:val="22"/>
-        </w:rPr>
-        <w:t xml:space="preserve">Ожидали:</w:t>
-      </w:r>
-      <w:r>
-        <w:rPr>
-          <w:sz w:val="22"/>
-          <w:szCs w:val="22"/>
-        </w:rPr>
-        <w:t xml:space="preserve"> страница открывается без ошибки и сортирует по названию (A–Z).</w:t>
-      </w:r>
-    </w:p>
-    <w:p>
-      <w:pPr>
-        <w:pStyle w:val="ListParagraph"/>
-        <w:numPr>
-          <w:ilvl w:val="0"/>
-          <w:numId w:val="2"/>
-        </w:numPr>
-        <w:spacing w:after="60"/>
-      </w:pPr>
-      <w:r>
-        <w:rPr>
-          <w:b/>
-          <w:bCs/>
-          <w:sz w:val="22"/>
-          <w:szCs w:val="22"/>
-        </w:rPr>
-        <w:t xml:space="preserve">Получили:</w:t>
-      </w:r>
-      <w:r>
-        <w:rPr>
-          <w:sz w:val="22"/>
-          <w:szCs w:val="22"/>
-        </w:rPr>
-        <w:t xml:space="preserve"> ровно это. </w:t>
-      </w:r>
-      <w:r>
-        <w:rPr>
-          <w:b/>
-          <w:bCs/>
-          <w:sz w:val="22"/>
-          <w:szCs w:val="22"/>
-        </w:rPr>
-        <w:t xml:space="preserve">PASS.</w:t>
-      </w:r>
-    </w:p>
-    <w:p>
-      <w:pPr>
-        <w:pStyle w:val="ListParagraph"/>
-        <w:numPr>
-          <w:ilvl w:val="0"/>
-          <w:numId w:val="2"/>
-        </w:numPr>
-        <w:spacing w:after="60"/>
-      </w:pPr>
-      <w:r>
-        <w:rPr>
-          <w:b/>
-          <w:bCs/>
-          <w:sz w:val="22"/>
-          <w:szCs w:val="22"/>
-        </w:rPr>
-        <w:t xml:space="preserve">Что происходит в коде:</w:t>
-      </w:r>
-      <w:r>
-        <w:rPr>
-          <w:sz w:val="22"/>
-          <w:szCs w:val="22"/>
-        </w:rPr>
-        <w:t xml:space="preserve"> в сортировке (</w:t>
-      </w:r>
-      <w:r>
-        <w:rPr>
-          <w:rFonts w:ascii="Consolas" w:cs="Consolas" w:eastAsia="Consolas" w:hAnsi="Consolas"/>
-          <w:sz w:val="20"/>
-          <w:szCs w:val="20"/>
-        </w:rPr>
-        <w:t xml:space="preserve">services.php</w:t>
-      </w:r>
-      <w:r>
-        <w:rPr>
-          <w:sz w:val="22"/>
-          <w:szCs w:val="22"/>
-        </w:rPr>
-        <w:t xml:space="preserve">, строки 30–40) стоят ветки </w:t>
-      </w:r>
-      <w:r>
-        <w:rPr>
-          <w:rFonts w:ascii="Consolas" w:cs="Consolas" w:eastAsia="Consolas" w:hAnsi="Consolas"/>
-          <w:sz w:val="20"/>
-          <w:szCs w:val="20"/>
-        </w:rPr>
-        <w:t xml:space="preserve">price</w:t>
-      </w:r>
-      <w:r>
-        <w:rPr>
-          <w:sz w:val="22"/>
-          <w:szCs w:val="22"/>
-        </w:rPr>
-        <w:t xml:space="preserve">, </w:t>
-      </w:r>
-      <w:r>
-        <w:rPr>
-          <w:rFonts w:ascii="Consolas" w:cs="Consolas" w:eastAsia="Consolas" w:hAnsi="Consolas"/>
-          <w:sz w:val="20"/>
-          <w:szCs w:val="20"/>
-        </w:rPr>
-        <w:t xml:space="preserve">duration</w:t>
-      </w:r>
-      <w:r>
-        <w:rPr>
-          <w:sz w:val="22"/>
-          <w:szCs w:val="22"/>
-        </w:rPr>
-        <w:t xml:space="preserve"> и </w:t>
-      </w:r>
-      <w:r>
-        <w:rPr>
-          <w:rFonts w:ascii="Consolas" w:cs="Consolas" w:eastAsia="Consolas" w:hAnsi="Consolas"/>
-          <w:sz w:val="20"/>
-          <w:szCs w:val="20"/>
-        </w:rPr>
-        <w:t xml:space="preserve">else</w:t>
-      </w:r>
-      <w:r>
-        <w:rPr>
-          <w:sz w:val="22"/>
-          <w:szCs w:val="22"/>
-        </w:rPr>
-        <w:t xml:space="preserve">. Всё неизвестное попадает в </w:t>
-      </w:r>
-      <w:r>
-        <w:rPr>
-          <w:rFonts w:ascii="Consolas" w:cs="Consolas" w:eastAsia="Consolas" w:hAnsi="Consolas"/>
-          <w:sz w:val="20"/>
-          <w:szCs w:val="20"/>
-        </w:rPr>
-        <w:t xml:space="preserve">else</w:t>
-      </w:r>
-      <w:r>
-        <w:rPr>
-          <w:sz w:val="22"/>
-          <w:szCs w:val="22"/>
-        </w:rPr>
-        <w:t xml:space="preserve">, то есть сортировка по названию. Ошибки нет, потому что значение никогда не попадает в SQL.</w:t>
+        <w:t xml:space="preserve">order.php</w:t>
+      </w:r>
+      <w:r>
+        <w:rPr>
+          <w:sz w:val="22"/>
+          <w:szCs w:val="22"/>
+        </w:rPr>
+        <w:t xml:space="preserve">, строки 68–71: если </w:t>
+      </w:r>
+      <w:r>
+        <w:rPr>
+          <w:rFonts w:ascii="Consolas" w:cs="Consolas" w:eastAsia="Consolas" w:hAnsi="Consolas"/>
+          <w:sz w:val="20"/>
+          <w:szCs w:val="20"/>
+        </w:rPr>
+        <w:t xml:space="preserve">$order_date === $today</w:t>
+      </w:r>
+      <w:r>
+        <w:rPr>
+          <w:sz w:val="22"/>
+          <w:szCs w:val="22"/>
+        </w:rPr>
+        <w:t xml:space="preserve">, то </w:t>
+      </w:r>
+      <w:r>
+        <w:rPr>
+          <w:rFonts w:ascii="Consolas" w:cs="Consolas" w:eastAsia="Consolas" w:hAnsi="Consolas"/>
+          <w:sz w:val="20"/>
+          <w:szCs w:val="20"/>
+        </w:rPr>
+        <w:t xml:space="preserve">urgency_charge = цена × 0,20</w:t>
+      </w:r>
+      <w:r>
+        <w:rPr>
+          <w:sz w:val="22"/>
+          <w:szCs w:val="22"/>
+        </w:rPr>
+        <w:t xml:space="preserve">. 35 × 0,20 = 7,00. Итог: 35 + 5 + 4,20 + 7 = 51,20.</w:t>
       </w:r>
     </w:p>
     <w:p>
@@ -2653,7 +3759,7 @@
           <w:sz w:val="20"/>
           <w:szCs w:val="20"/>
         </w:rPr>
-        <w:t xml:space="preserve">evidence/TC03_sort_invalid.png</w:t>
+        <w:t xml:space="preserve">evidence/TC03_booking_today.png</w:t>
       </w:r>
     </w:p>
     <w:p>
@@ -2663,9 +3769,9 @@
       <w:r>
         <w:drawing>
           <wp:inline distT="0" distB="0" distL="0" distR="0">
-            <wp:extent cx="4953000" cy="3076575"/>
+            <wp:extent cx="4953000" cy="2828925"/>
             <wp:effectExtent t="0" r="0" b="0" l="0"/>
-            <wp:docPr id="3" name="evidence/TC03_sort_invalid.png" descr="evidence/TC03_sort_invalid.png" title="evidence/TC03_sort_invalid.png"/>
+            <wp:docPr id="3" name="evidence/TC03_booking_today.png" descr="evidence/TC03_booking_today.png" title="evidence/TC03_booking_today.png"/>
             <wp:cNvGraphicFramePr>
               <a:graphicFrameLocks xmlns:a="http://schemas.openxmlformats.org/drawingml/2006/main" noChangeAspect="1"/>
             </wp:cNvGraphicFramePr>
@@ -2688,7 +3794,7 @@
                   <pic:spPr bwMode="auto">
                     <a:xfrm>
                       <a:off x="0" y="0"/>
-                      <a:ext cx="4953000" cy="3076575"/>
+                      <a:ext cx="4953000" cy="2828925"/>
                     </a:xfrm>
                     <a:prstGeom prst="rect">
                       <a:avLst/>
@@ -2706,7 +3812,33 @@
         <w:pStyle w:val="Heading3"/>
       </w:pPr>
       <w:r>
-        <w:t xml:space="preserve">Тест 4. Живой расчёт цены в форме заказа (нормальные данные)</w:t>
+        <w:t xml:space="preserve">Тест 4. Заказ на вчера (недопустимые данные)</w:t>
+      </w:r>
+    </w:p>
+    <w:p>
+      <w:pPr>
+        <w:pStyle w:val="ListParagraph"/>
+        <w:numPr>
+          <w:ilvl w:val="0"/>
+          <w:numId w:val="2"/>
+        </w:numPr>
+        <w:spacing w:after="60"/>
+      </w:pPr>
+      <w:r>
+        <w:rPr>
+          <w:b/>
+          <w:bCs/>
+          <w:sz w:val="22"/>
+          <w:szCs w:val="22"/>
+        </w:rPr>
+        <w:t xml:space="preserve">Вид валидации:</w:t>
+      </w:r>
+      <w:r>
+        <w:rPr>
+          <w:sz w:val="22"/>
+          <w:szCs w:val="22"/>
+        </w:rPr>
+        <w:t xml:space="preserve"> проверка диапазона (дата): даты раньше сегодня должны отклоняться и браузером, и сервером.</w:t>
       </w:r>
     </w:p>
     <w:p>
@@ -2732,7 +3864,7 @@
           <w:sz w:val="22"/>
           <w:szCs w:val="22"/>
         </w:rPr>
-        <w:t xml:space="preserve"> когда выбираешь услугу, под формой появляется ориентировочная сумма.</w:t>
+        <w:t xml:space="preserve"> дата в прошлом отклоняется.</w:t>
       </w:r>
     </w:p>
     <w:p>
@@ -2758,48 +3890,37 @@
           <w:sz w:val="22"/>
           <w:szCs w:val="22"/>
         </w:rPr>
-        <w:t xml:space="preserve"> открыть </w:t>
-      </w:r>
-      <w:r>
-        <w:rPr>
-          <w:rFonts w:ascii="Consolas" w:cs="Consolas" w:eastAsia="Consolas" w:hAnsi="Consolas"/>
-          <w:sz w:val="20"/>
-          <w:szCs w:val="20"/>
-        </w:rPr>
-        <w:t xml:space="preserve">/order.php</w:t>
-      </w:r>
-      <w:r>
-        <w:rPr>
-          <w:sz w:val="22"/>
-          <w:szCs w:val="22"/>
-        </w:rPr>
-        <w:t xml:space="preserve">, выбрать «Oil Change ($35.00)», посмотреть блок «Estimated total».</w:t>
-      </w:r>
-    </w:p>
-    <w:p>
-      <w:pPr>
-        <w:pStyle w:val="ListParagraph"/>
-        <w:numPr>
-          <w:ilvl w:val="0"/>
-          <w:numId w:val="2"/>
-        </w:numPr>
-        <w:spacing w:after="60"/>
-      </w:pPr>
-      <w:r>
-        <w:rPr>
-          <w:b/>
-          <w:bCs/>
-          <w:sz w:val="22"/>
-          <w:szCs w:val="22"/>
-        </w:rPr>
-        <w:t xml:space="preserve">Данные:</w:t>
-      </w:r>
-      <w:r>
-        <w:rPr>
-          <w:sz w:val="22"/>
-          <w:szCs w:val="22"/>
-        </w:rPr>
-        <w:t xml:space="preserve"> Oil Change, 35,00 $. Ожидаемая сумма: 35 + 5 + 4,20 = 44,20 $.</w:t>
+        <w:t xml:space="preserve"> открыть форму, имя </w:t>
+      </w:r>
+      <w:r>
+        <w:rPr>
+          <w:rFonts w:ascii="Consolas" w:cs="Consolas" w:eastAsia="Consolas" w:hAnsi="Consolas"/>
+          <w:sz w:val="20"/>
+          <w:szCs w:val="20"/>
+        </w:rPr>
+        <w:t xml:space="preserve">Ivan Invalid</w:t>
+      </w:r>
+      <w:r>
+        <w:rPr>
+          <w:sz w:val="22"/>
+          <w:szCs w:val="22"/>
+        </w:rPr>
+        <w:t xml:space="preserve">, Oil Change, Arman Bekov, дата вчера (</w:t>
+      </w:r>
+      <w:r>
+        <w:rPr>
+          <w:rFonts w:ascii="Consolas" w:cs="Consolas" w:eastAsia="Consolas" w:hAnsi="Consolas"/>
+          <w:sz w:val="20"/>
+          <w:szCs w:val="20"/>
+        </w:rPr>
+        <w:t xml:space="preserve">2026-10-07</w:t>
+      </w:r>
+      <w:r>
+        <w:rPr>
+          <w:sz w:val="22"/>
+          <w:szCs w:val="22"/>
+        </w:rPr>
+        <w:t xml:space="preserve">), нажать «Confirm Booking». Браузер остановил форму. Затем скрипт отключил проверку браузера и форма ушла на сервер.</w:t>
       </w:r>
     </w:p>
     <w:p>
@@ -2825,7 +3946,7 @@
           <w:sz w:val="22"/>
           <w:szCs w:val="22"/>
         </w:rPr>
-        <w:t xml:space="preserve"> блок появляется и показывает 44,20 $.</w:t>
+        <w:t xml:space="preserve"> сообщение «Please select a future date.», заказ не сохранён.</w:t>
       </w:r>
     </w:p>
     <w:p>
@@ -2846,12 +3967,54 @@
         </w:rPr>
         <w:t xml:space="preserve">Получили:</w:t>
       </w:r>
-      <w:r>
-        <w:rPr>
-          <w:sz w:val="22"/>
-          <w:szCs w:val="22"/>
-        </w:rPr>
-        <w:t xml:space="preserve"> блок появился, «$44.20» и подпись «Includes $5.00 call-out fee + 12% VAT». </w:t>
+    </w:p>
+    <w:p>
+      <w:pPr>
+        <w:pStyle w:val="ListParagraph"/>
+        <w:numPr>
+          <w:ilvl w:val="1"/>
+          <w:numId w:val="3"/>
+        </w:numPr>
+        <w:spacing w:after="60"/>
+      </w:pPr>
+      <w:r>
+        <w:rPr>
+          <w:sz w:val="22"/>
+          <w:szCs w:val="22"/>
+        </w:rPr>
+        <w:t xml:space="preserve">Браузер показал подсказку «Value must be 08.10.2026 or later.» (скриншот </w:t>
+      </w:r>
+      <w:r>
+        <w:rPr>
+          <w:rFonts w:ascii="Consolas" w:cs="Consolas" w:eastAsia="Consolas" w:hAnsi="Consolas"/>
+          <w:sz w:val="20"/>
+          <w:szCs w:val="20"/>
+        </w:rPr>
+        <w:t xml:space="preserve">TC04_client_validation.png</w:t>
+      </w:r>
+      <w:r>
+        <w:rPr>
+          <w:sz w:val="22"/>
+          <w:szCs w:val="22"/>
+        </w:rPr>
+        <w:t xml:space="preserve">);</w:t>
+      </w:r>
+    </w:p>
+    <w:p>
+      <w:pPr>
+        <w:pStyle w:val="ListParagraph"/>
+        <w:numPr>
+          <w:ilvl w:val="1"/>
+          <w:numId w:val="3"/>
+        </w:numPr>
+        <w:spacing w:after="60"/>
+      </w:pPr>
+      <w:r>
+        <w:rPr>
+          <w:sz w:val="22"/>
+          <w:szCs w:val="22"/>
+        </w:rPr>
+        <w:t xml:space="preserve">сервер показал «Please select a future date.», сводки заказа нет, заказ не сохранён. </w:t>
       </w:r>
       <w:r>
         <w:rPr>
@@ -2886,15 +4049,15 @@
           <w:sz w:val="22"/>
           <w:szCs w:val="22"/>
         </w:rPr>
-        <w:t xml:space="preserve"> JavaScript-функция </w:t>
-      </w:r>
-      <w:r>
-        <w:rPr>
-          <w:rFonts w:ascii="Consolas" w:cs="Consolas" w:eastAsia="Consolas" w:hAnsi="Consolas"/>
-          <w:sz w:val="20"/>
-          <w:szCs w:val="20"/>
-        </w:rPr>
-        <w:t xml:space="preserve">updatePrice</w:t>
+        <w:t xml:space="preserve"> два слоя защиты. Первый: в HTML у поля даты стоит </w:t>
+      </w:r>
+      <w:r>
+        <w:rPr>
+          <w:rFonts w:ascii="Consolas" w:cs="Consolas" w:eastAsia="Consolas" w:hAnsi="Consolas"/>
+          <w:sz w:val="20"/>
+          <w:szCs w:val="20"/>
+        </w:rPr>
+        <w:t xml:space="preserve">min="сегодня"</w:t>
       </w:r>
       <w:r>
         <w:rPr>
@@ -2916,98 +4079,67 @@
           <w:sz w:val="22"/>
           <w:szCs w:val="22"/>
         </w:rPr>
-        <w:t xml:space="preserve">, строки 272–287) берёт цену из атрибута </w:t>
-      </w:r>
-      <w:r>
-        <w:rPr>
-          <w:rFonts w:ascii="Consolas" w:cs="Consolas" w:eastAsia="Consolas" w:hAnsi="Consolas"/>
-          <w:sz w:val="20"/>
-          <w:szCs w:val="20"/>
-        </w:rPr>
-        <w:t xml:space="preserve">data-price</w:t>
-      </w:r>
-      <w:r>
-        <w:rPr>
-          <w:sz w:val="22"/>
-          <w:szCs w:val="22"/>
-        </w:rPr>
-        <w:t xml:space="preserve"> выбранной услуги и считает </w:t>
-      </w:r>
-      <w:r>
-        <w:rPr>
-          <w:rFonts w:ascii="Consolas" w:cs="Consolas" w:eastAsia="Consolas" w:hAnsi="Consolas"/>
-          <w:sz w:val="20"/>
-          <w:szCs w:val="20"/>
-        </w:rPr>
-        <w:t xml:space="preserve">цена + 5 + цена × 0,12</w:t>
-      </w:r>
-      <w:r>
-        <w:rPr>
-          <w:sz w:val="22"/>
-          <w:szCs w:val="22"/>
-        </w:rPr>
-        <w:t xml:space="preserve">.</w:t>
-      </w:r>
-    </w:p>
-    <w:p>
-      <w:pPr>
-        <w:pStyle w:val="ListParagraph"/>
-        <w:numPr>
-          <w:ilvl w:val="0"/>
-          <w:numId w:val="2"/>
-        </w:numPr>
-        <w:spacing w:after="60"/>
-      </w:pPr>
-      <w:r>
-        <w:rPr>
-          <w:b/>
-          <w:bCs/>
-          <w:sz w:val="22"/>
-          <w:szCs w:val="22"/>
-        </w:rPr>
-        <w:t xml:space="preserve">Важно знать:</w:t>
-      </w:r>
-      <w:r>
-        <w:rPr>
-          <w:sz w:val="22"/>
-          <w:szCs w:val="22"/>
-        </w:rPr>
-        <w:t xml:space="preserve"> предварительный расчёт </w:t>
-      </w:r>
-      <w:r>
-        <w:rPr>
-          <w:b/>
-          <w:bCs/>
-          <w:sz w:val="22"/>
-          <w:szCs w:val="22"/>
-        </w:rPr>
-        <w:t xml:space="preserve">не учитывает</w:t>
-      </w:r>
-      <w:r>
-        <w:rPr>
-          <w:sz w:val="22"/>
-          <w:szCs w:val="22"/>
-        </w:rPr>
-        <w:t xml:space="preserve"> надбавку 20% за заказ на сегодня. Если выбрать сегодняшнюю дату, предварительно будет 44,20 $, а итог после заказа 51,20 $. Это мелкая неточность, тестами она не проверялась, но если спросят, можно упомянуть.</w:t>
-      </w:r>
-    </w:p>
-    <w:p>
-      <w:pPr>
-        <w:pStyle w:val="ListParagraph"/>
-        <w:numPr>
-          <w:ilvl w:val="0"/>
-          <w:numId w:val="2"/>
-        </w:numPr>
-        <w:spacing w:after="60"/>
-      </w:pPr>
-      <w:r>
-        <w:rPr>
-          <w:b/>
-          <w:bCs/>
-          <w:sz w:val="22"/>
-          <w:szCs w:val="22"/>
-        </w:rPr>
-        <w:t xml:space="preserve">Скриншот:</w:t>
+        <w:t xml:space="preserve">, строка 198). Второй: сервер, строки 72–75: </w:t>
+      </w:r>
+      <w:r>
+        <w:rPr>
+          <w:rFonts w:ascii="Consolas" w:cs="Consolas" w:eastAsia="Consolas" w:hAnsi="Consolas"/>
+          <w:sz w:val="20"/>
+          <w:szCs w:val="20"/>
+        </w:rPr>
+        <w:t xml:space="preserve">elseif ($order_date &lt; $today)</w:t>
+      </w:r>
+      <w:r>
+        <w:rPr>
+          <w:sz w:val="22"/>
+          <w:szCs w:val="22"/>
+        </w:rPr>
+        <w:t xml:space="preserve"> ставит ошибку.</w:t>
+      </w:r>
+    </w:p>
+    <w:p>
+      <w:pPr>
+        <w:pStyle w:val="ListParagraph"/>
+        <w:numPr>
+          <w:ilvl w:val="0"/>
+          <w:numId w:val="2"/>
+        </w:numPr>
+        <w:spacing w:after="60"/>
+      </w:pPr>
+      <w:r>
+        <w:rPr>
+          <w:b/>
+          <w:bCs/>
+          <w:sz w:val="22"/>
+          <w:szCs w:val="22"/>
+        </w:rPr>
+        <w:t xml:space="preserve">Зачем два слоя:</w:t>
+      </w:r>
+      <w:r>
+        <w:rPr>
+          <w:sz w:val="22"/>
+          <w:szCs w:val="22"/>
+        </w:rPr>
+        <w:t xml:space="preserve"> защита только в браузере ненадёжна, запрос можно отправить и без браузера. Сервер обязан проверять сам.</w:t>
+      </w:r>
+    </w:p>
+    <w:p>
+      <w:pPr>
+        <w:pStyle w:val="ListParagraph"/>
+        <w:numPr>
+          <w:ilvl w:val="0"/>
+          <w:numId w:val="2"/>
+        </w:numPr>
+        <w:spacing w:after="60"/>
+      </w:pPr>
+      <w:r>
+        <w:rPr>
+          <w:b/>
+          <w:bCs/>
+          <w:sz w:val="22"/>
+          <w:szCs w:val="22"/>
+        </w:rPr>
+        <w:t xml:space="preserve">Скриншоты:</w:t>
       </w:r>
       <w:r>
         <w:rPr>
@@ -3022,7 +4154,22 @@
           <w:sz w:val="20"/>
           <w:szCs w:val="20"/>
         </w:rPr>
-        <w:t xml:space="preserve">evidence/TC04_live_estimate.png</w:t>
+        <w:t xml:space="preserve">evidence/TC04_client_validation.png</w:t>
+      </w:r>
+      <w:r>
+        <w:rPr>
+          <w:sz w:val="22"/>
+          <w:szCs w:val="22"/>
+        </w:rPr>
+        <w:t xml:space="preserve">, </w:t>
+      </w:r>
+      <w:r>
+        <w:rPr>
+          <w:rFonts w:ascii="Consolas" w:cs="Consolas" w:eastAsia="Consolas" w:hAnsi="Consolas"/>
+          <w:sz w:val="20"/>
+          <w:szCs w:val="20"/>
+        </w:rPr>
+        <w:t xml:space="preserve">evidence/TC04_past_date_rejected.png</w:t>
       </w:r>
     </w:p>
     <w:p>
@@ -3034,7 +4181,7 @@
           <wp:inline distT="0" distB="0" distL="0" distR="0">
             <wp:extent cx="4953000" cy="2943225"/>
             <wp:effectExtent t="0" r="0" b="0" l="0"/>
-            <wp:docPr id="4" name="evidence/TC04_live_estimate.png" descr="evidence/TC04_live_estimate.png" title="evidence/TC04_live_estimate.png"/>
+            <wp:docPr id="4" name="evidence/TC04_client_validation.png" descr="evidence/TC04_client_validation.png" title="evidence/TC04_client_validation.png"/>
             <wp:cNvGraphicFramePr>
               <a:graphicFrameLocks xmlns:a="http://schemas.openxmlformats.org/drawingml/2006/main" noChangeAspect="1"/>
             </wp:cNvGraphicFramePr>
@@ -3072,303 +4219,6 @@
     </w:p>
     <w:p>
       <w:pPr>
-        <w:pStyle w:val="Heading3"/>
-      </w:pPr>
-      <w:r>
-        <w:t xml:space="preserve">Тест 5. Заказ на завтра (нормальные данные)</w:t>
-      </w:r>
-    </w:p>
-    <w:p>
-      <w:pPr>
-        <w:pStyle w:val="ListParagraph"/>
-        <w:numPr>
-          <w:ilvl w:val="0"/>
-          <w:numId w:val="2"/>
-        </w:numPr>
-        <w:spacing w:after="60"/>
-      </w:pPr>
-      <w:r>
-        <w:rPr>
-          <w:b/>
-          <w:bCs/>
-          <w:sz w:val="22"/>
-          <w:szCs w:val="22"/>
-        </w:rPr>
-        <w:t xml:space="preserve">Что проверяем:</w:t>
-      </w:r>
-      <w:r>
-        <w:rPr>
-          <w:sz w:val="22"/>
-          <w:szCs w:val="22"/>
-        </w:rPr>
-        <w:t xml:space="preserve"> обычный заказ сохраняется, цена считается верно.</w:t>
-      </w:r>
-    </w:p>
-    <w:p>
-      <w:pPr>
-        <w:pStyle w:val="ListParagraph"/>
-        <w:numPr>
-          <w:ilvl w:val="0"/>
-          <w:numId w:val="2"/>
-        </w:numPr>
-        <w:spacing w:after="60"/>
-      </w:pPr>
-      <w:r>
-        <w:rPr>
-          <w:b/>
-          <w:bCs/>
-          <w:sz w:val="22"/>
-          <w:szCs w:val="22"/>
-        </w:rPr>
-        <w:t xml:space="preserve">Шаги:</w:t>
-      </w:r>
-      <w:r>
-        <w:rPr>
-          <w:sz w:val="22"/>
-          <w:szCs w:val="22"/>
-        </w:rPr>
-        <w:t xml:space="preserve"> открыть </w:t>
-      </w:r>
-      <w:r>
-        <w:rPr>
-          <w:rFonts w:ascii="Consolas" w:cs="Consolas" w:eastAsia="Consolas" w:hAnsi="Consolas"/>
-          <w:sz w:val="20"/>
-          <w:szCs w:val="20"/>
-        </w:rPr>
-        <w:t xml:space="preserve">/order.php</w:t>
-      </w:r>
-      <w:r>
-        <w:rPr>
-          <w:sz w:val="22"/>
-          <w:szCs w:val="22"/>
-        </w:rPr>
-        <w:t xml:space="preserve">, ввести имя </w:t>
-      </w:r>
-      <w:r>
-        <w:rPr>
-          <w:rFonts w:ascii="Consolas" w:cs="Consolas" w:eastAsia="Consolas" w:hAnsi="Consolas"/>
-          <w:sz w:val="20"/>
-          <w:szCs w:val="20"/>
-        </w:rPr>
-        <w:t xml:space="preserve">Aliya Normal</w:t>
-      </w:r>
-      <w:r>
-        <w:rPr>
-          <w:sz w:val="22"/>
-          <w:szCs w:val="22"/>
-        </w:rPr>
-        <w:t xml:space="preserve">, услуга Oil Change, механик Arman Bekov, дата завтра (</w:t>
-      </w:r>
-      <w:r>
-        <w:rPr>
-          <w:rFonts w:ascii="Consolas" w:cs="Consolas" w:eastAsia="Consolas" w:hAnsi="Consolas"/>
-          <w:sz w:val="20"/>
-          <w:szCs w:val="20"/>
-        </w:rPr>
-        <w:t xml:space="preserve">2026-10-09</w:t>
-      </w:r>
-      <w:r>
-        <w:rPr>
-          <w:sz w:val="22"/>
-          <w:szCs w:val="22"/>
-        </w:rPr>
-        <w:t xml:space="preserve">), нажать «Confirm Booking».</w:t>
-      </w:r>
-    </w:p>
-    <w:p>
-      <w:pPr>
-        <w:pStyle w:val="ListParagraph"/>
-        <w:numPr>
-          <w:ilvl w:val="0"/>
-          <w:numId w:val="2"/>
-        </w:numPr>
-        <w:spacing w:after="60"/>
-      </w:pPr>
-      <w:r>
-        <w:rPr>
-          <w:b/>
-          <w:bCs/>
-          <w:sz w:val="22"/>
-          <w:szCs w:val="22"/>
-        </w:rPr>
-        <w:t xml:space="preserve">Ожидали:</w:t>
-      </w:r>
-      <w:r>
-        <w:rPr>
-          <w:sz w:val="22"/>
-          <w:szCs w:val="22"/>
-        </w:rPr>
-        <w:t xml:space="preserve"> сообщение «Your booking is confirmed! Order #9» и справа «Order Summary» с итогом 44,20 $.</w:t>
-      </w:r>
-    </w:p>
-    <w:p>
-      <w:pPr>
-        <w:pStyle w:val="ListParagraph"/>
-        <w:numPr>
-          <w:ilvl w:val="0"/>
-          <w:numId w:val="2"/>
-        </w:numPr>
-        <w:spacing w:after="60"/>
-      </w:pPr>
-      <w:r>
-        <w:rPr>
-          <w:b/>
-          <w:bCs/>
-          <w:sz w:val="22"/>
-          <w:szCs w:val="22"/>
-        </w:rPr>
-        <w:t xml:space="preserve">Получили:</w:t>
-      </w:r>
-      <w:r>
-        <w:rPr>
-          <w:sz w:val="22"/>
-          <w:szCs w:val="22"/>
-        </w:rPr>
-        <w:t xml:space="preserve"> ровно это: Oil Change 35,00; выезд 5,00; НДС 4,20; длительность 30 мин; Total 44,20. </w:t>
-      </w:r>
-      <w:r>
-        <w:rPr>
-          <w:b/>
-          <w:bCs/>
-          <w:sz w:val="22"/>
-          <w:szCs w:val="22"/>
-        </w:rPr>
-        <w:t xml:space="preserve">PASS.</w:t>
-      </w:r>
-    </w:p>
-    <w:p>
-      <w:pPr>
-        <w:pStyle w:val="ListParagraph"/>
-        <w:numPr>
-          <w:ilvl w:val="0"/>
-          <w:numId w:val="2"/>
-        </w:numPr>
-        <w:spacing w:after="60"/>
-      </w:pPr>
-      <w:r>
-        <w:rPr>
-          <w:b/>
-          <w:bCs/>
-          <w:sz w:val="22"/>
-          <w:szCs w:val="22"/>
-        </w:rPr>
-        <w:t xml:space="preserve">Почему номер 9:</w:t>
-      </w:r>
-      <w:r>
-        <w:rPr>
-          <w:sz w:val="22"/>
-          <w:szCs w:val="22"/>
-        </w:rPr>
-        <w:t xml:space="preserve"> в базе уже 8 заказов, следующий номер даёт </w:t>
-      </w:r>
-      <w:r>
-        <w:rPr>
-          <w:rFonts w:ascii="Consolas" w:cs="Consolas" w:eastAsia="Consolas" w:hAnsi="Consolas"/>
-          <w:sz w:val="20"/>
-          <w:szCs w:val="20"/>
-        </w:rPr>
-        <w:t xml:space="preserve">AUTO_INCREMENT</w:t>
-      </w:r>
-      <w:r>
-        <w:rPr>
-          <w:sz w:val="22"/>
-          <w:szCs w:val="22"/>
-        </w:rPr>
-        <w:t xml:space="preserve">.</w:t>
-      </w:r>
-    </w:p>
-    <w:p>
-      <w:pPr>
-        <w:pStyle w:val="ListParagraph"/>
-        <w:numPr>
-          <w:ilvl w:val="0"/>
-          <w:numId w:val="2"/>
-        </w:numPr>
-        <w:spacing w:after="60"/>
-      </w:pPr>
-      <w:r>
-        <w:rPr>
-          <w:b/>
-          <w:bCs/>
-          <w:sz w:val="22"/>
-          <w:szCs w:val="22"/>
-        </w:rPr>
-        <w:t xml:space="preserve">Что происходит в коде:</w:t>
-      </w:r>
-      <w:r>
-        <w:rPr>
-          <w:sz w:val="22"/>
-          <w:szCs w:val="22"/>
-        </w:rPr>
-        <w:t xml:space="preserve"> </w:t>
-      </w:r>
-      <w:r>
-        <w:rPr>
-          <w:rFonts w:ascii="Consolas" w:cs="Consolas" w:eastAsia="Consolas" w:hAnsi="Consolas"/>
-          <w:sz w:val="20"/>
-          <w:szCs w:val="20"/>
-        </w:rPr>
-        <w:t xml:space="preserve">order.php</w:t>
-      </w:r>
-      <w:r>
-        <w:rPr>
-          <w:sz w:val="22"/>
-          <w:szCs w:val="22"/>
-        </w:rPr>
-        <w:t xml:space="preserve">: проверки полей (строки 38–49), цена из базы (строка 52), расчёт (57–61), </w:t>
-      </w:r>
-      <w:r>
-        <w:rPr>
-          <w:rFonts w:ascii="Consolas" w:cs="Consolas" w:eastAsia="Consolas" w:hAnsi="Consolas"/>
-          <w:sz w:val="20"/>
-          <w:szCs w:val="20"/>
-        </w:rPr>
-        <w:t xml:space="preserve">INSERT</w:t>
-      </w:r>
-      <w:r>
-        <w:rPr>
-          <w:sz w:val="22"/>
-          <w:szCs w:val="22"/>
-        </w:rPr>
-        <w:t xml:space="preserve"> (81–84), сообщение с номером заказа (строка 85).</w:t>
-      </w:r>
-    </w:p>
-    <w:p>
-      <w:pPr>
-        <w:pStyle w:val="ListParagraph"/>
-        <w:numPr>
-          <w:ilvl w:val="0"/>
-          <w:numId w:val="2"/>
-        </w:numPr>
-        <w:spacing w:after="60"/>
-      </w:pPr>
-      <w:r>
-        <w:rPr>
-          <w:b/>
-          <w:bCs/>
-          <w:sz w:val="22"/>
-          <w:szCs w:val="22"/>
-        </w:rPr>
-        <w:t xml:space="preserve">Скриншот:</w:t>
-      </w:r>
-      <w:r>
-        <w:rPr>
-          <w:sz w:val="22"/>
-          <w:szCs w:val="22"/>
-        </w:rPr>
-        <w:t xml:space="preserve"> </w:t>
-      </w:r>
-      <w:r>
-        <w:rPr>
-          <w:rFonts w:ascii="Consolas" w:cs="Consolas" w:eastAsia="Consolas" w:hAnsi="Consolas"/>
-          <w:sz w:val="20"/>
-          <w:szCs w:val="20"/>
-        </w:rPr>
-        <w:t xml:space="preserve">evidence/TC05_booking_tomorrow.png</w:t>
-      </w:r>
-    </w:p>
-    <w:p>
-      <w:pPr>
         <w:spacing w:after="160"/>
       </w:pPr>
       <w:r>
@@ -3376,7 +4226,7 @@
           <wp:inline distT="0" distB="0" distL="0" distR="0">
             <wp:extent cx="4953000" cy="2828925"/>
             <wp:effectExtent t="0" r="0" b="0" l="0"/>
-            <wp:docPr id="5" name="evidence/TC05_booking_tomorrow.png" descr="evidence/TC05_booking_tomorrow.png" title="evidence/TC05_booking_tomorrow.png"/>
+            <wp:docPr id="5" name="evidence/TC04_past_date_rejected.png" descr="evidence/TC04_past_date_rejected.png" title="evidence/TC04_past_date_rejected.png"/>
             <wp:cNvGraphicFramePr>
               <a:graphicFrameLocks xmlns:a="http://schemas.openxmlformats.org/drawingml/2006/main" noChangeAspect="1"/>
             </wp:cNvGraphicFramePr>
@@ -3417,7 +4267,33 @@
         <w:pStyle w:val="Heading3"/>
       </w:pPr>
       <w:r>
-        <w:t xml:space="preserve">Тест 6. Заказ на сегодня (граничные данные)</w:t>
+        <w:t xml:space="preserve">Тест 5. Имя из одних пробелов (недопустимые данные)</w:t>
+      </w:r>
+    </w:p>
+    <w:p>
+      <w:pPr>
+        <w:pStyle w:val="ListParagraph"/>
+        <w:numPr>
+          <w:ilvl w:val="0"/>
+          <w:numId w:val="2"/>
+        </w:numPr>
+        <w:spacing w:after="60"/>
+      </w:pPr>
+      <w:r>
+        <w:rPr>
+          <w:b/>
+          <w:bCs/>
+          <w:sz w:val="22"/>
+          <w:szCs w:val="22"/>
+        </w:rPr>
+        <w:t xml:space="preserve">Вид валидации:</w:t>
+      </w:r>
+      <w:r>
+        <w:rPr>
+          <w:sz w:val="22"/>
+          <w:szCs w:val="22"/>
+        </w:rPr>
+        <w:t xml:space="preserve"> проверка присутствия (имя не должно быть пустым).</w:t>
       </w:r>
     </w:p>
     <w:p>
@@ -3443,7 +4319,7 @@
           <w:sz w:val="22"/>
           <w:szCs w:val="22"/>
         </w:rPr>
-        <w:t xml:space="preserve"> самая ранняя разрешённая дата (сегодня) принимается и даёт надбавку 20%.</w:t>
+        <w:t xml:space="preserve"> пустое имя не принимается, даже если выглядит «непустым».</w:t>
       </w:r>
     </w:p>
     <w:p>
@@ -3469,63 +4345,7 @@
           <w:sz w:val="22"/>
           <w:szCs w:val="22"/>
         </w:rPr>
-        <w:t xml:space="preserve"> то же, что в тесте 5, но имя </w:t>
-      </w:r>
-      <w:r>
-        <w:rPr>
-          <w:rFonts w:ascii="Consolas" w:cs="Consolas" w:eastAsia="Consolas" w:hAnsi="Consolas"/>
-          <w:sz w:val="20"/>
-          <w:szCs w:val="20"/>
-        </w:rPr>
-        <w:t xml:space="preserve">Berik Borderline</w:t>
-      </w:r>
-      <w:r>
-        <w:rPr>
-          <w:sz w:val="22"/>
-          <w:szCs w:val="22"/>
-        </w:rPr>
-        <w:t xml:space="preserve">, дата сегодня (</w:t>
-      </w:r>
-      <w:r>
-        <w:rPr>
-          <w:rFonts w:ascii="Consolas" w:cs="Consolas" w:eastAsia="Consolas" w:hAnsi="Consolas"/>
-          <w:sz w:val="20"/>
-          <w:szCs w:val="20"/>
-        </w:rPr>
-        <w:t xml:space="preserve">2026-10-08</w:t>
-      </w:r>
-      <w:r>
-        <w:rPr>
-          <w:sz w:val="22"/>
-          <w:szCs w:val="22"/>
-        </w:rPr>
-        <w:t xml:space="preserve">).</w:t>
-      </w:r>
-    </w:p>
-    <w:p>
-      <w:pPr>
-        <w:pStyle w:val="ListParagraph"/>
-        <w:numPr>
-          <w:ilvl w:val="0"/>
-          <w:numId w:val="2"/>
-        </w:numPr>
-        <w:spacing w:after="60"/>
-      </w:pPr>
-      <w:r>
-        <w:rPr>
-          <w:b/>
-          <w:bCs/>
-          <w:sz w:val="22"/>
-          <w:szCs w:val="22"/>
-        </w:rPr>
-        <w:t xml:space="preserve">Почему это граничное значение:</w:t>
-      </w:r>
-      <w:r>
-        <w:rPr>
-          <w:sz w:val="22"/>
-          <w:szCs w:val="22"/>
-        </w:rPr>
-        <w:t xml:space="preserve"> программа отклоняет даты раньше сегодняшней, значит «сегодня» самое крайнее значение, которое она ещё принимает.</w:t>
+        <w:t xml:space="preserve"> в поле имени ввести 5 пробелов, выбрать услугу, механика, завтрашнюю дату, нажать «Confirm Booking».</w:t>
       </w:r>
     </w:p>
     <w:p>
@@ -3551,7 +4371,7 @@
           <w:sz w:val="22"/>
           <w:szCs w:val="22"/>
         </w:rPr>
-        <w:t xml:space="preserve"> заказ принят, в сводке строка «Same-day surcharge (20%) +$7.00», итог 51,20 $.</w:t>
+        <w:t xml:space="preserve"> «Please enter your name.», заказ не сохранён.</w:t>
       </w:r>
     </w:p>
     <w:p>
@@ -3577,7 +4397,7 @@
           <w:sz w:val="22"/>
           <w:szCs w:val="22"/>
         </w:rPr>
-        <w:t xml:space="preserve"> «Order #10», надбавка +7,00 $, Total 51,20 $. </w:t>
+        <w:t xml:space="preserve"> ровно это. </w:t>
       </w:r>
       <w:r>
         <w:rPr>
@@ -3612,6 +4432,92 @@
           <w:sz w:val="22"/>
           <w:szCs w:val="22"/>
         </w:rPr>
+        <w:t xml:space="preserve"> у поля стоит </w:t>
+      </w:r>
+      <w:r>
+        <w:rPr>
+          <w:rFonts w:ascii="Consolas" w:cs="Consolas" w:eastAsia="Consolas" w:hAnsi="Consolas"/>
+          <w:sz w:val="20"/>
+          <w:szCs w:val="20"/>
+        </w:rPr>
+        <w:t xml:space="preserve">required</w:t>
+      </w:r>
+      <w:r>
+        <w:rPr>
+          <w:sz w:val="22"/>
+          <w:szCs w:val="22"/>
+        </w:rPr>
+        <w:t xml:space="preserve">, но браузер считает 5 пробелов заполненным полем и пропускает. Сервер делает </w:t>
+      </w:r>
+      <w:r>
+        <w:rPr>
+          <w:rFonts w:ascii="Consolas" w:cs="Consolas" w:eastAsia="Consolas" w:hAnsi="Consolas"/>
+          <w:sz w:val="20"/>
+          <w:szCs w:val="20"/>
+        </w:rPr>
+        <w:t xml:space="preserve">trim()</w:t>
+      </w:r>
+      <w:r>
+        <w:rPr>
+          <w:sz w:val="22"/>
+          <w:szCs w:val="22"/>
+        </w:rPr>
+        <w:t xml:space="preserve"> (</w:t>
+      </w:r>
+      <w:r>
+        <w:rPr>
+          <w:rFonts w:ascii="Consolas" w:cs="Consolas" w:eastAsia="Consolas" w:hAnsi="Consolas"/>
+          <w:sz w:val="20"/>
+          <w:szCs w:val="20"/>
+        </w:rPr>
+        <w:t xml:space="preserve">order.php</w:t>
+      </w:r>
+      <w:r>
+        <w:rPr>
+          <w:sz w:val="22"/>
+          <w:szCs w:val="22"/>
+        </w:rPr>
+        <w:t xml:space="preserve">, строка 32), пробелы исчезают, остаётся пустая строка, и </w:t>
+      </w:r>
+      <w:r>
+        <w:rPr>
+          <w:rFonts w:ascii="Consolas" w:cs="Consolas" w:eastAsia="Consolas" w:hAnsi="Consolas"/>
+          <w:sz w:val="20"/>
+          <w:szCs w:val="20"/>
+        </w:rPr>
+        <w:t xml:space="preserve">empty()</w:t>
+      </w:r>
+      <w:r>
+        <w:rPr>
+          <w:sz w:val="22"/>
+          <w:szCs w:val="22"/>
+        </w:rPr>
+        <w:t xml:space="preserve"> (строка 38) даёт ошибку.</w:t>
+      </w:r>
+    </w:p>
+    <w:p>
+      <w:pPr>
+        <w:pStyle w:val="ListParagraph"/>
+        <w:numPr>
+          <w:ilvl w:val="0"/>
+          <w:numId w:val="2"/>
+        </w:numPr>
+        <w:spacing w:after="60"/>
+      </w:pPr>
+      <w:r>
+        <w:rPr>
+          <w:b/>
+          <w:bCs/>
+          <w:sz w:val="22"/>
+          <w:szCs w:val="22"/>
+        </w:rPr>
+        <w:t xml:space="preserve">Побочное наблюдение:</w:t>
+      </w:r>
+      <w:r>
+        <w:rPr>
+          <w:sz w:val="22"/>
+          <w:szCs w:val="22"/>
+        </w:rPr>
         <w:t xml:space="preserve"> </w:t>
       </w:r>
       <w:r>
@@ -3620,44 +4526,29 @@
           <w:sz w:val="20"/>
           <w:szCs w:val="20"/>
         </w:rPr>
-        <w:t xml:space="preserve">order.php</w:t>
-      </w:r>
-      <w:r>
-        <w:rPr>
-          <w:sz w:val="22"/>
-          <w:szCs w:val="22"/>
-        </w:rPr>
-        <w:t xml:space="preserve">, строки 68–71: если </w:t>
-      </w:r>
-      <w:r>
-        <w:rPr>
-          <w:rFonts w:ascii="Consolas" w:cs="Consolas" w:eastAsia="Consolas" w:hAnsi="Consolas"/>
-          <w:sz w:val="20"/>
-          <w:szCs w:val="20"/>
-        </w:rPr>
-        <w:t xml:space="preserve">$order_date === $today</w:t>
-      </w:r>
-      <w:r>
-        <w:rPr>
-          <w:sz w:val="22"/>
-          <w:szCs w:val="22"/>
-        </w:rPr>
-        <w:t xml:space="preserve">, то </w:t>
-      </w:r>
-      <w:r>
-        <w:rPr>
-          <w:rFonts w:ascii="Consolas" w:cs="Consolas" w:eastAsia="Consolas" w:hAnsi="Consolas"/>
-          <w:sz w:val="20"/>
-          <w:szCs w:val="20"/>
-        </w:rPr>
-        <w:t xml:space="preserve">urgency_charge = цена × 0,20</w:t>
-      </w:r>
-      <w:r>
-        <w:rPr>
-          <w:sz w:val="22"/>
-          <w:szCs w:val="22"/>
-        </w:rPr>
-        <w:t xml:space="preserve">. 35 × 0,20 = 7,00. Итог: 35 + 5 + 4,20 + 7 = 51,20.</w:t>
+        <w:t xml:space="preserve">empty("0")</w:t>
+      </w:r>
+      <w:r>
+        <w:rPr>
+          <w:sz w:val="22"/>
+          <w:szCs w:val="22"/>
+        </w:rPr>
+        <w:t xml:space="preserve"> в PHP тоже истина, поэтому имя </w:t>
+      </w:r>
+      <w:r>
+        <w:rPr>
+          <w:rFonts w:ascii="Consolas" w:cs="Consolas" w:eastAsia="Consolas" w:hAnsi="Consolas"/>
+          <w:sz w:val="20"/>
+          <w:szCs w:val="20"/>
+        </w:rPr>
+        <w:t xml:space="preserve">0</w:t>
+      </w:r>
+      <w:r>
+        <w:rPr>
+          <w:sz w:val="22"/>
+          <w:szCs w:val="22"/>
+        </w:rPr>
+        <w:t xml:space="preserve"> сервер отклонил бы так же. Тестами не проверялось.</w:t>
       </w:r>
     </w:p>
     <w:p>
@@ -3691,7 +4582,7 @@
           <w:sz w:val="20"/>
           <w:szCs w:val="20"/>
         </w:rPr>
-        <w:t xml:space="preserve">evidence/TC06_booking_today.png</w:t>
+        <w:t xml:space="preserve">evidence/TC05_blank_name.png</w:t>
       </w:r>
     </w:p>
     <w:p>
@@ -3703,7 +4594,7 @@
           <wp:inline distT="0" distB="0" distL="0" distR="0">
             <wp:extent cx="4953000" cy="2828925"/>
             <wp:effectExtent t="0" r="0" b="0" l="0"/>
-            <wp:docPr id="6" name="evidence/TC06_booking_today.png" descr="evidence/TC06_booking_today.png" title="evidence/TC06_booking_today.png"/>
+            <wp:docPr id="6" name="evidence/TC05_blank_name.png" descr="evidence/TC05_blank_name.png" title="evidence/TC05_blank_name.png"/>
             <wp:cNvGraphicFramePr>
               <a:graphicFrameLocks xmlns:a="http://schemas.openxmlformats.org/drawingml/2006/main" noChangeAspect="1"/>
             </wp:cNvGraphicFramePr>
@@ -3744,7 +4635,33 @@
         <w:pStyle w:val="Heading3"/>
       </w:pPr>
       <w:r>
-        <w:t xml:space="preserve">Тест 7. Заказ на вчера (недопустимые данные)</w:t>
+        <w:t xml:space="preserve">Тест 6. Имя из 100 символов (граничные данные)</w:t>
+      </w:r>
+    </w:p>
+    <w:p>
+      <w:pPr>
+        <w:pStyle w:val="ListParagraph"/>
+        <w:numPr>
+          <w:ilvl w:val="0"/>
+          <w:numId w:val="2"/>
+        </w:numPr>
+        <w:spacing w:after="60"/>
+      </w:pPr>
+      <w:r>
+        <w:rPr>
+          <w:b/>
+          <w:bCs/>
+          <w:sz w:val="22"/>
+          <w:szCs w:val="22"/>
+        </w:rPr>
+        <w:t xml:space="preserve">Вид валидации:</w:t>
+      </w:r>
+      <w:r>
+        <w:rPr>
+          <w:sz w:val="22"/>
+          <w:szCs w:val="22"/>
+        </w:rPr>
+        <w:t xml:space="preserve"> проверка длины (максимум 100 символов).</w:t>
       </w:r>
     </w:p>
     <w:p>
@@ -3770,7 +4687,7 @@
           <w:sz w:val="22"/>
           <w:szCs w:val="22"/>
         </w:rPr>
-        <w:t xml:space="preserve"> дата в прошлом отклоняется, причём и браузером, и сервером.</w:t>
+        <w:t xml:space="preserve"> самое длинное имя, которое помещается в базу, принимается.</w:t>
       </w:r>
     </w:p>
     <w:p>
@@ -3796,37 +4713,93 @@
           <w:sz w:val="22"/>
           <w:szCs w:val="22"/>
         </w:rPr>
-        <w:t xml:space="preserve"> открыть форму, имя </w:t>
-      </w:r>
-      <w:r>
-        <w:rPr>
-          <w:rFonts w:ascii="Consolas" w:cs="Consolas" w:eastAsia="Consolas" w:hAnsi="Consolas"/>
-          <w:sz w:val="20"/>
-          <w:szCs w:val="20"/>
-        </w:rPr>
-        <w:t xml:space="preserve">Ivan Invalid</w:t>
-      </w:r>
-      <w:r>
-        <w:rPr>
-          <w:sz w:val="22"/>
-          <w:szCs w:val="22"/>
-        </w:rPr>
-        <w:t xml:space="preserve">, Oil Change, Arman Bekov, дата вчера (</w:t>
-      </w:r>
-      <w:r>
-        <w:rPr>
-          <w:rFonts w:ascii="Consolas" w:cs="Consolas" w:eastAsia="Consolas" w:hAnsi="Consolas"/>
-          <w:sz w:val="20"/>
-          <w:szCs w:val="20"/>
-        </w:rPr>
-        <w:t xml:space="preserve">2026-10-07</w:t>
-      </w:r>
-      <w:r>
-        <w:rPr>
-          <w:sz w:val="22"/>
-          <w:szCs w:val="22"/>
-        </w:rPr>
-        <w:t xml:space="preserve">), нажать «Confirm Booking». Браузер остановил форму. Затем скрипт отключил проверку браузера и форма ушла на сервер.</w:t>
+        <w:t xml:space="preserve"> имя из 100 букв </w:t>
+      </w:r>
+      <w:r>
+        <w:rPr>
+          <w:rFonts w:ascii="Consolas" w:cs="Consolas" w:eastAsia="Consolas" w:hAnsi="Consolas"/>
+          <w:sz w:val="20"/>
+          <w:szCs w:val="20"/>
+        </w:rPr>
+        <w:t xml:space="preserve">A</w:t>
+      </w:r>
+      <w:r>
+        <w:rPr>
+          <w:sz w:val="22"/>
+          <w:szCs w:val="22"/>
+        </w:rPr>
+        <w:t xml:space="preserve">, Oil Change, Arman Bekov, завтра, «Confirm Booking».</w:t>
+      </w:r>
+    </w:p>
+    <w:p>
+      <w:pPr>
+        <w:pStyle w:val="ListParagraph"/>
+        <w:numPr>
+          <w:ilvl w:val="0"/>
+          <w:numId w:val="2"/>
+        </w:numPr>
+        <w:spacing w:after="60"/>
+      </w:pPr>
+      <w:r>
+        <w:rPr>
+          <w:b/>
+          <w:bCs/>
+          <w:sz w:val="22"/>
+          <w:szCs w:val="22"/>
+        </w:rPr>
+        <w:t xml:space="preserve">Почему 100:</w:t>
+      </w:r>
+      <w:r>
+        <w:rPr>
+          <w:sz w:val="22"/>
+          <w:szCs w:val="22"/>
+        </w:rPr>
+        <w:t xml:space="preserve"> колонка </w:t>
+      </w:r>
+      <w:r>
+        <w:rPr>
+          <w:rFonts w:ascii="Consolas" w:cs="Consolas" w:eastAsia="Consolas" w:hAnsi="Consolas"/>
+          <w:sz w:val="20"/>
+          <w:szCs w:val="20"/>
+        </w:rPr>
+        <w:t xml:space="preserve">customer_name</w:t>
+      </w:r>
+      <w:r>
+        <w:rPr>
+          <w:sz w:val="22"/>
+          <w:szCs w:val="22"/>
+        </w:rPr>
+        <w:t xml:space="preserve"> объявлена как </w:t>
+      </w:r>
+      <w:r>
+        <w:rPr>
+          <w:rFonts w:ascii="Consolas" w:cs="Consolas" w:eastAsia="Consolas" w:hAnsi="Consolas"/>
+          <w:sz w:val="20"/>
+          <w:szCs w:val="20"/>
+        </w:rPr>
+        <w:t xml:space="preserve">VARCHAR(100)</w:t>
+      </w:r>
+      <w:r>
+        <w:rPr>
+          <w:sz w:val="22"/>
+          <w:szCs w:val="22"/>
+        </w:rPr>
+        <w:t xml:space="preserve"> (</w:t>
+      </w:r>
+      <w:r>
+        <w:rPr>
+          <w:rFonts w:ascii="Consolas" w:cs="Consolas" w:eastAsia="Consolas" w:hAnsi="Consolas"/>
+          <w:sz w:val="20"/>
+          <w:szCs w:val="20"/>
+        </w:rPr>
+        <w:t xml:space="preserve">database.sql</w:t>
+      </w:r>
+      <w:r>
+        <w:rPr>
+          <w:sz w:val="22"/>
+          <w:szCs w:val="22"/>
+        </w:rPr>
+        <w:t xml:space="preserve">). 100 символов это максимум.</w:t>
       </w:r>
     </w:p>
     <w:p>
@@ -3852,7 +4825,7 @@
           <w:sz w:val="22"/>
           <w:szCs w:val="22"/>
         </w:rPr>
-        <w:t xml:space="preserve"> сообщение «Please select a future date.», заказ не сохранён.</w:t>
+        <w:t xml:space="preserve"> заказ принят, итог 44,20 $.</w:t>
       </w:r>
     </w:p>
     <w:p>
@@ -3873,54 +4846,12 @@
         </w:rPr>
         <w:t xml:space="preserve">Получили:</w:t>
       </w:r>
-    </w:p>
-    <w:p>
-      <w:pPr>
-        <w:pStyle w:val="ListParagraph"/>
-        <w:numPr>
-          <w:ilvl w:val="1"/>
-          <w:numId w:val="3"/>
-        </w:numPr>
-        <w:spacing w:after="60"/>
-      </w:pPr>
-      <w:r>
-        <w:rPr>
-          <w:sz w:val="22"/>
-          <w:szCs w:val="22"/>
-        </w:rPr>
-        <w:t xml:space="preserve">Браузер показал подсказку «Value must be 08.10.2026 or later.» (скриншот </w:t>
-      </w:r>
-      <w:r>
-        <w:rPr>
-          <w:rFonts w:ascii="Consolas" w:cs="Consolas" w:eastAsia="Consolas" w:hAnsi="Consolas"/>
-          <w:sz w:val="20"/>
-          <w:szCs w:val="20"/>
-        </w:rPr>
-        <w:t xml:space="preserve">TC07_client_validation.png</w:t>
-      </w:r>
-      <w:r>
-        <w:rPr>
-          <w:sz w:val="22"/>
-          <w:szCs w:val="22"/>
-        </w:rPr>
-        <w:t xml:space="preserve">);</w:t>
-      </w:r>
-    </w:p>
-    <w:p>
-      <w:pPr>
-        <w:pStyle w:val="ListParagraph"/>
-        <w:numPr>
-          <w:ilvl w:val="1"/>
-          <w:numId w:val="3"/>
-        </w:numPr>
-        <w:spacing w:after="60"/>
-      </w:pPr>
-      <w:r>
-        <w:rPr>
-          <w:sz w:val="22"/>
-          <w:szCs w:val="22"/>
-        </w:rPr>
-        <w:t xml:space="preserve">сервер показал «Please select a future date.», сводки заказа нет, заказ не сохранён. </w:t>
+      <w:r>
+        <w:rPr>
+          <w:sz w:val="22"/>
+          <w:szCs w:val="22"/>
+        </w:rPr>
+        <w:t xml:space="preserve"> «Your booking is confirmed! Order #11», Total 44,20 $. </w:t>
       </w:r>
       <w:r>
         <w:rPr>
@@ -3948,104 +4879,7 @@
           <w:sz w:val="22"/>
           <w:szCs w:val="22"/>
         </w:rPr>
-        <w:t xml:space="preserve">Что происходит в коде:</w:t>
-      </w:r>
-      <w:r>
-        <w:rPr>
-          <w:sz w:val="22"/>
-          <w:szCs w:val="22"/>
-        </w:rPr>
-        <w:t xml:space="preserve"> два слоя защиты. Первый: в HTML у поля даты стоит </w:t>
-      </w:r>
-      <w:r>
-        <w:rPr>
-          <w:rFonts w:ascii="Consolas" w:cs="Consolas" w:eastAsia="Consolas" w:hAnsi="Consolas"/>
-          <w:sz w:val="20"/>
-          <w:szCs w:val="20"/>
-        </w:rPr>
-        <w:t xml:space="preserve">min="сегодня"</w:t>
-      </w:r>
-      <w:r>
-        <w:rPr>
-          <w:sz w:val="22"/>
-          <w:szCs w:val="22"/>
-        </w:rPr>
-        <w:t xml:space="preserve"> (</w:t>
-      </w:r>
-      <w:r>
-        <w:rPr>
-          <w:rFonts w:ascii="Consolas" w:cs="Consolas" w:eastAsia="Consolas" w:hAnsi="Consolas"/>
-          <w:sz w:val="20"/>
-          <w:szCs w:val="20"/>
-        </w:rPr>
-        <w:t xml:space="preserve">order.php</w:t>
-      </w:r>
-      <w:r>
-        <w:rPr>
-          <w:sz w:val="22"/>
-          <w:szCs w:val="22"/>
-        </w:rPr>
-        <w:t xml:space="preserve">, строка 198). Второй: сервер, строки 72–75: </w:t>
-      </w:r>
-      <w:r>
-        <w:rPr>
-          <w:rFonts w:ascii="Consolas" w:cs="Consolas" w:eastAsia="Consolas" w:hAnsi="Consolas"/>
-          <w:sz w:val="20"/>
-          <w:szCs w:val="20"/>
-        </w:rPr>
-        <w:t xml:space="preserve">elseif ($order_date &lt; $today)</w:t>
-      </w:r>
-      <w:r>
-        <w:rPr>
-          <w:sz w:val="22"/>
-          <w:szCs w:val="22"/>
-        </w:rPr>
-        <w:t xml:space="preserve"> ставит ошибку.</w:t>
-      </w:r>
-    </w:p>
-    <w:p>
-      <w:pPr>
-        <w:pStyle w:val="ListParagraph"/>
-        <w:numPr>
-          <w:ilvl w:val="0"/>
-          <w:numId w:val="2"/>
-        </w:numPr>
-        <w:spacing w:after="60"/>
-      </w:pPr>
-      <w:r>
-        <w:rPr>
-          <w:b/>
-          <w:bCs/>
-          <w:sz w:val="22"/>
-          <w:szCs w:val="22"/>
-        </w:rPr>
-        <w:t xml:space="preserve">Зачем два слоя:</w:t>
-      </w:r>
-      <w:r>
-        <w:rPr>
-          <w:sz w:val="22"/>
-          <w:szCs w:val="22"/>
-        </w:rPr>
-        <w:t xml:space="preserve"> защита только в браузере ненадёжна, запрос можно отправить и без браузера. Сервер обязан проверять сам.</w:t>
-      </w:r>
-    </w:p>
-    <w:p>
-      <w:pPr>
-        <w:pStyle w:val="ListParagraph"/>
-        <w:numPr>
-          <w:ilvl w:val="0"/>
-          <w:numId w:val="2"/>
-        </w:numPr>
-        <w:spacing w:after="60"/>
-      </w:pPr>
-      <w:r>
-        <w:rPr>
-          <w:b/>
-          <w:bCs/>
-          <w:sz w:val="22"/>
-          <w:szCs w:val="22"/>
-        </w:rPr>
-        <w:t xml:space="preserve">Скриншоты:</w:t>
+        <w:t xml:space="preserve">Скриншот:</w:t>
       </w:r>
       <w:r>
         <w:rPr>
@@ -4060,22 +4894,7 @@
           <w:sz w:val="20"/>
           <w:szCs w:val="20"/>
         </w:rPr>
-        <w:t xml:space="preserve">evidence/TC07_client_validation.png</w:t>
-      </w:r>
-      <w:r>
-        <w:rPr>
-          <w:sz w:val="22"/>
-          <w:szCs w:val="22"/>
-        </w:rPr>
-        <w:t xml:space="preserve">, </w:t>
-      </w:r>
-      <w:r>
-        <w:rPr>
-          <w:rFonts w:ascii="Consolas" w:cs="Consolas" w:eastAsia="Consolas" w:hAnsi="Consolas"/>
-          <w:sz w:val="20"/>
-          <w:szCs w:val="20"/>
-        </w:rPr>
-        <w:t xml:space="preserve">evidence/TC07_past_date_rejected.png</w:t>
+        <w:t xml:space="preserve">evidence/TC06_name_100.png</w:t>
       </w:r>
     </w:p>
     <w:p>
@@ -4085,9 +4904,9 @@
       <w:r>
         <w:drawing>
           <wp:inline distT="0" distB="0" distL="0" distR="0">
-            <wp:extent cx="4953000" cy="2943225"/>
+            <wp:extent cx="4953000" cy="2828925"/>
             <wp:effectExtent t="0" r="0" b="0" l="0"/>
-            <wp:docPr id="7" name="evidence/TC07_client_validation.png" descr="evidence/TC07_client_validation.png" title="evidence/TC07_client_validation.png"/>
+            <wp:docPr id="7" name="evidence/TC06_name_100.png" descr="evidence/TC06_name_100.png" title="evidence/TC06_name_100.png"/>
             <wp:cNvGraphicFramePr>
               <a:graphicFrameLocks xmlns:a="http://schemas.openxmlformats.org/drawingml/2006/main" noChangeAspect="1"/>
             </wp:cNvGraphicFramePr>
@@ -4110,7 +4929,7 @@
                   <pic:spPr bwMode="auto">
                     <a:xfrm>
                       <a:off x="0" y="0"/>
-                      <a:ext cx="4953000" cy="2943225"/>
+                      <a:ext cx="4953000" cy="2828925"/>
                     </a:xfrm>
                     <a:prstGeom prst="rect">
                       <a:avLst/>
@@ -4125,14 +4944,344 @@
     </w:p>
     <w:p>
       <w:pPr>
+        <w:pStyle w:val="Heading3"/>
+      </w:pPr>
+      <w:r>
+        <w:t xml:space="preserve">Тест 7. Имя из 101 символа (недопустимые данные), FAIL</w:t>
+      </w:r>
+    </w:p>
+    <w:p>
+      <w:pPr>
+        <w:pStyle w:val="ListParagraph"/>
+        <w:numPr>
+          <w:ilvl w:val="0"/>
+          <w:numId w:val="2"/>
+        </w:numPr>
+        <w:spacing w:after="60"/>
+      </w:pPr>
+      <w:r>
+        <w:rPr>
+          <w:b/>
+          <w:bCs/>
+          <w:sz w:val="22"/>
+          <w:szCs w:val="22"/>
+        </w:rPr>
+        <w:t xml:space="preserve">Вид валидации:</w:t>
+      </w:r>
+      <w:r>
+        <w:rPr>
+          <w:sz w:val="22"/>
+          <w:szCs w:val="22"/>
+        </w:rPr>
+        <w:t xml:space="preserve"> проверка длины (больше 100 символов должно отклоняться).</w:t>
+      </w:r>
+    </w:p>
+    <w:p>
+      <w:pPr>
+        <w:pStyle w:val="ListParagraph"/>
+        <w:numPr>
+          <w:ilvl w:val="0"/>
+          <w:numId w:val="2"/>
+        </w:numPr>
+        <w:spacing w:after="60"/>
+      </w:pPr>
+      <w:r>
+        <w:rPr>
+          <w:b/>
+          <w:bCs/>
+          <w:sz w:val="22"/>
+          <w:szCs w:val="22"/>
+        </w:rPr>
+        <w:t xml:space="preserve">Что проверяем:</w:t>
+      </w:r>
+      <w:r>
+        <w:rPr>
+          <w:sz w:val="22"/>
+          <w:szCs w:val="22"/>
+        </w:rPr>
+        <w:t xml:space="preserve"> слишком длинное имя отклоняется с понятным сообщением.</w:t>
+      </w:r>
+    </w:p>
+    <w:p>
+      <w:pPr>
+        <w:pStyle w:val="ListParagraph"/>
+        <w:numPr>
+          <w:ilvl w:val="0"/>
+          <w:numId w:val="2"/>
+        </w:numPr>
+        <w:spacing w:after="60"/>
+      </w:pPr>
+      <w:r>
+        <w:rPr>
+          <w:b/>
+          <w:bCs/>
+          <w:sz w:val="22"/>
+          <w:szCs w:val="22"/>
+        </w:rPr>
+        <w:t xml:space="preserve">Шаги:</w:t>
+      </w:r>
+      <w:r>
+        <w:rPr>
+          <w:sz w:val="22"/>
+          <w:szCs w:val="22"/>
+        </w:rPr>
+        <w:t xml:space="preserve"> имя из 101 буквы </w:t>
+      </w:r>
+      <w:r>
+        <w:rPr>
+          <w:rFonts w:ascii="Consolas" w:cs="Consolas" w:eastAsia="Consolas" w:hAnsi="Consolas"/>
+          <w:sz w:val="20"/>
+          <w:szCs w:val="20"/>
+        </w:rPr>
+        <w:t xml:space="preserve">B</w:t>
+      </w:r>
+      <w:r>
+        <w:rPr>
+          <w:sz w:val="22"/>
+          <w:szCs w:val="22"/>
+        </w:rPr>
+        <w:t xml:space="preserve">, Oil Change, Arman Bekov, завтра, «Confirm Booking».</w:t>
+      </w:r>
+    </w:p>
+    <w:p>
+      <w:pPr>
+        <w:pStyle w:val="ListParagraph"/>
+        <w:numPr>
+          <w:ilvl w:val="0"/>
+          <w:numId w:val="2"/>
+        </w:numPr>
+        <w:spacing w:after="60"/>
+      </w:pPr>
+      <w:r>
+        <w:rPr>
+          <w:b/>
+          <w:bCs/>
+          <w:sz w:val="22"/>
+          <w:szCs w:val="22"/>
+        </w:rPr>
+        <w:t xml:space="preserve">Ожидали:</w:t>
+      </w:r>
+      <w:r>
+        <w:rPr>
+          <w:sz w:val="22"/>
+          <w:szCs w:val="22"/>
+        </w:rPr>
+        <w:t xml:space="preserve"> сообщение об ошибке на странице заказа, заказ не сохранён.</w:t>
+      </w:r>
+    </w:p>
+    <w:p>
+      <w:pPr>
+        <w:pStyle w:val="ListParagraph"/>
+        <w:numPr>
+          <w:ilvl w:val="0"/>
+          <w:numId w:val="2"/>
+        </w:numPr>
+        <w:spacing w:after="60"/>
+      </w:pPr>
+      <w:r>
+        <w:rPr>
+          <w:b/>
+          <w:bCs/>
+          <w:sz w:val="22"/>
+          <w:szCs w:val="22"/>
+        </w:rPr>
+        <w:t xml:space="preserve">Получили:</w:t>
+      </w:r>
+      <w:r>
+        <w:rPr>
+          <w:sz w:val="22"/>
+          <w:szCs w:val="22"/>
+        </w:rPr>
+        <w:t xml:space="preserve"> страница заказа заменилась страницей с сырой ошибкой PHP: «Fatal error: Uncaught mysqli_sql_exception: Data too long for column 'customer_name' at row 1 in …/order.php:84». Пользователь не получил понятного сообщения, а страница показала путь к файлу. Заказ не сохранился (проверка базы после тестов: 11 заказов, ни одного с этим именем). </w:t>
+      </w:r>
+      <w:r>
+        <w:rPr>
+          <w:b/>
+          <w:bCs/>
+          <w:sz w:val="22"/>
+          <w:szCs w:val="22"/>
+        </w:rPr>
+        <w:t xml:space="preserve">FAIL.</w:t>
+      </w:r>
+    </w:p>
+    <w:p>
+      <w:pPr>
+        <w:pStyle w:val="ListParagraph"/>
+        <w:numPr>
+          <w:ilvl w:val="0"/>
+          <w:numId w:val="2"/>
+        </w:numPr>
+        <w:spacing w:after="60"/>
+      </w:pPr>
+      <w:r>
+        <w:rPr>
+          <w:b/>
+          <w:bCs/>
+          <w:sz w:val="22"/>
+          <w:szCs w:val="22"/>
+        </w:rPr>
+        <w:t xml:space="preserve">Что происходит в коде:</w:t>
+      </w:r>
+      <w:r>
+        <w:rPr>
+          <w:sz w:val="22"/>
+          <w:szCs w:val="22"/>
+        </w:rPr>
+        <w:t xml:space="preserve"> </w:t>
+      </w:r>
+      <w:r>
+        <w:rPr>
+          <w:rFonts w:ascii="Consolas" w:cs="Consolas" w:eastAsia="Consolas" w:hAnsi="Consolas"/>
+          <w:sz w:val="20"/>
+          <w:szCs w:val="20"/>
+        </w:rPr>
+        <w:t xml:space="preserve">order.php</w:t>
+      </w:r>
+      <w:r>
+        <w:rPr>
+          <w:sz w:val="22"/>
+          <w:szCs w:val="22"/>
+        </w:rPr>
+        <w:t xml:space="preserve"> вообще не проверяет длину имени (строки 38–49 проверяют только «не пусто»). База (в строгом режиме) отказывается вставить 101 символ в </w:t>
+      </w:r>
+      <w:r>
+        <w:rPr>
+          <w:rFonts w:ascii="Consolas" w:cs="Consolas" w:eastAsia="Consolas" w:hAnsi="Consolas"/>
+          <w:sz w:val="20"/>
+          <w:szCs w:val="20"/>
+        </w:rPr>
+        <w:t xml:space="preserve">VARCHAR(100)</w:t>
+      </w:r>
+      <w:r>
+        <w:rPr>
+          <w:sz w:val="22"/>
+          <w:szCs w:val="22"/>
+        </w:rPr>
+        <w:t xml:space="preserve">. Современный PHP при ошибке запроса выбрасывает исключение. Его никто не ловит, страница обрывается и показывает ошибку.</w:t>
+      </w:r>
+    </w:p>
+    <w:p>
+      <w:pPr>
+        <w:pStyle w:val="ListParagraph"/>
+        <w:numPr>
+          <w:ilvl w:val="0"/>
+          <w:numId w:val="2"/>
+        </w:numPr>
+        <w:spacing w:after="60"/>
+      </w:pPr>
+      <w:r>
+        <w:rPr>
+          <w:b/>
+          <w:bCs/>
+          <w:sz w:val="22"/>
+          <w:szCs w:val="22"/>
+        </w:rPr>
+        <w:t xml:space="preserve">Как исправить:</w:t>
+      </w:r>
+      <w:r>
+        <w:rPr>
+          <w:sz w:val="22"/>
+          <w:szCs w:val="22"/>
+        </w:rPr>
+        <w:t xml:space="preserve"> проверить </w:t>
+      </w:r>
+      <w:r>
+        <w:rPr>
+          <w:rFonts w:ascii="Consolas" w:cs="Consolas" w:eastAsia="Consolas" w:hAnsi="Consolas"/>
+          <w:sz w:val="20"/>
+          <w:szCs w:val="20"/>
+        </w:rPr>
+        <w:t xml:space="preserve">strlen($customer_name) &gt; 100</w:t>
+      </w:r>
+      <w:r>
+        <w:rPr>
+          <w:sz w:val="22"/>
+          <w:szCs w:val="22"/>
+        </w:rPr>
+        <w:t xml:space="preserve"> до вставки и показать сообщение; добавить </w:t>
+      </w:r>
+      <w:r>
+        <w:rPr>
+          <w:rFonts w:ascii="Consolas" w:cs="Consolas" w:eastAsia="Consolas" w:hAnsi="Consolas"/>
+          <w:sz w:val="20"/>
+          <w:szCs w:val="20"/>
+        </w:rPr>
+        <w:t xml:space="preserve">maxlength="100"</w:t>
+      </w:r>
+      <w:r>
+        <w:rPr>
+          <w:sz w:val="22"/>
+          <w:szCs w:val="22"/>
+        </w:rPr>
+        <w:t xml:space="preserve"> в поле.</w:t>
+      </w:r>
+    </w:p>
+    <w:p>
+      <w:pPr>
+        <w:pStyle w:val="ListParagraph"/>
+        <w:numPr>
+          <w:ilvl w:val="0"/>
+          <w:numId w:val="2"/>
+        </w:numPr>
+        <w:spacing w:after="60"/>
+      </w:pPr>
+      <w:r>
+        <w:rPr>
+          <w:b/>
+          <w:bCs/>
+          <w:sz w:val="22"/>
+          <w:szCs w:val="22"/>
+        </w:rPr>
+        <w:t xml:space="preserve">Скриншоты:</w:t>
+      </w:r>
+      <w:r>
+        <w:rPr>
+          <w:sz w:val="22"/>
+          <w:szCs w:val="22"/>
+        </w:rPr>
+        <w:t xml:space="preserve"> </w:t>
+      </w:r>
+      <w:r>
+        <w:rPr>
+          <w:rFonts w:ascii="Consolas" w:cs="Consolas" w:eastAsia="Consolas" w:hAnsi="Consolas"/>
+          <w:sz w:val="20"/>
+          <w:szCs w:val="20"/>
+        </w:rPr>
+        <w:t xml:space="preserve">evidence/TC07_form_filled.png</w:t>
+      </w:r>
+      <w:r>
+        <w:rPr>
+          <w:sz w:val="22"/>
+          <w:szCs w:val="22"/>
+        </w:rPr>
+        <w:t xml:space="preserve"> (форма до отправки), </w:t>
+      </w:r>
+      <w:r>
+        <w:rPr>
+          <w:rFonts w:ascii="Consolas" w:cs="Consolas" w:eastAsia="Consolas" w:hAnsi="Consolas"/>
+          <w:sz w:val="20"/>
+          <w:szCs w:val="20"/>
+        </w:rPr>
+        <w:t xml:space="preserve">evidence/TC07_name_101.png</w:t>
+      </w:r>
+      <w:r>
+        <w:rPr>
+          <w:sz w:val="22"/>
+          <w:szCs w:val="22"/>
+        </w:rPr>
+        <w:t xml:space="preserve"> (результат)</w:t>
+      </w:r>
+    </w:p>
+    <w:p>
+      <w:pPr>
         <w:spacing w:after="160"/>
       </w:pPr>
       <w:r>
         <w:drawing>
           <wp:inline distT="0" distB="0" distL="0" distR="0">
-            <wp:extent cx="4953000" cy="2828925"/>
+            <wp:extent cx="4953000" cy="2943225"/>
             <wp:effectExtent t="0" r="0" b="0" l="0"/>
-            <wp:docPr id="8" name="evidence/TC07_past_date_rejected.png" descr="evidence/TC07_past_date_rejected.png" title="evidence/TC07_past_date_rejected.png"/>
+            <wp:docPr id="8" name="evidence/TC07_form_filled.png" descr="evidence/TC07_form_filled.png" title="evidence/TC07_form_filled.png"/>
             <wp:cNvGraphicFramePr>
               <a:graphicFrameLocks xmlns:a="http://schemas.openxmlformats.org/drawingml/2006/main" noChangeAspect="1"/>
             </wp:cNvGraphicFramePr>
@@ -4155,7 +5304,7 @@
                   <pic:spPr bwMode="auto">
                     <a:xfrm>
                       <a:off x="0" y="0"/>
-                      <a:ext cx="4953000" cy="2828925"/>
+                      <a:ext cx="4953000" cy="2943225"/>
                     </a:xfrm>
                     <a:prstGeom prst="rect">
                       <a:avLst/>
@@ -4170,311 +5319,14 @@
     </w:p>
     <w:p>
       <w:pPr>
-        <w:pStyle w:val="Heading3"/>
-      </w:pPr>
-      <w:r>
-        <w:t xml:space="preserve">Тест 8. Имя из одних пробелов (недопустимые данные)</w:t>
-      </w:r>
-    </w:p>
-    <w:p>
-      <w:pPr>
-        <w:pStyle w:val="ListParagraph"/>
-        <w:numPr>
-          <w:ilvl w:val="0"/>
-          <w:numId w:val="2"/>
-        </w:numPr>
-        <w:spacing w:after="60"/>
-      </w:pPr>
-      <w:r>
-        <w:rPr>
-          <w:b/>
-          <w:bCs/>
-          <w:sz w:val="22"/>
-          <w:szCs w:val="22"/>
-        </w:rPr>
-        <w:t xml:space="preserve">Что проверяем:</w:t>
-      </w:r>
-      <w:r>
-        <w:rPr>
-          <w:sz w:val="22"/>
-          <w:szCs w:val="22"/>
-        </w:rPr>
-        <w:t xml:space="preserve"> пустое имя не принимается, даже если выглядит «непустым».</w:t>
-      </w:r>
-    </w:p>
-    <w:p>
-      <w:pPr>
-        <w:pStyle w:val="ListParagraph"/>
-        <w:numPr>
-          <w:ilvl w:val="0"/>
-          <w:numId w:val="2"/>
-        </w:numPr>
-        <w:spacing w:after="60"/>
-      </w:pPr>
-      <w:r>
-        <w:rPr>
-          <w:b/>
-          <w:bCs/>
-          <w:sz w:val="22"/>
-          <w:szCs w:val="22"/>
-        </w:rPr>
-        <w:t xml:space="preserve">Шаги:</w:t>
-      </w:r>
-      <w:r>
-        <w:rPr>
-          <w:sz w:val="22"/>
-          <w:szCs w:val="22"/>
-        </w:rPr>
-        <w:t xml:space="preserve"> в поле имени ввести 5 пробелов, выбрать услугу, механика, завтрашнюю дату, нажать «Confirm Booking».</w:t>
-      </w:r>
-    </w:p>
-    <w:p>
-      <w:pPr>
-        <w:pStyle w:val="ListParagraph"/>
-        <w:numPr>
-          <w:ilvl w:val="0"/>
-          <w:numId w:val="2"/>
-        </w:numPr>
-        <w:spacing w:after="60"/>
-      </w:pPr>
-      <w:r>
-        <w:rPr>
-          <w:b/>
-          <w:bCs/>
-          <w:sz w:val="22"/>
-          <w:szCs w:val="22"/>
-        </w:rPr>
-        <w:t xml:space="preserve">Ожидали:</w:t>
-      </w:r>
-      <w:r>
-        <w:rPr>
-          <w:sz w:val="22"/>
-          <w:szCs w:val="22"/>
-        </w:rPr>
-        <w:t xml:space="preserve"> «Please enter your name.», заказ не сохранён.</w:t>
-      </w:r>
-    </w:p>
-    <w:p>
-      <w:pPr>
-        <w:pStyle w:val="ListParagraph"/>
-        <w:numPr>
-          <w:ilvl w:val="0"/>
-          <w:numId w:val="2"/>
-        </w:numPr>
-        <w:spacing w:after="60"/>
-      </w:pPr>
-      <w:r>
-        <w:rPr>
-          <w:b/>
-          <w:bCs/>
-          <w:sz w:val="22"/>
-          <w:szCs w:val="22"/>
-        </w:rPr>
-        <w:t xml:space="preserve">Получили:</w:t>
-      </w:r>
-      <w:r>
-        <w:rPr>
-          <w:sz w:val="22"/>
-          <w:szCs w:val="22"/>
-        </w:rPr>
-        <w:t xml:space="preserve"> ровно это. </w:t>
-      </w:r>
-      <w:r>
-        <w:rPr>
-          <w:b/>
-          <w:bCs/>
-          <w:sz w:val="22"/>
-          <w:szCs w:val="22"/>
-        </w:rPr>
-        <w:t xml:space="preserve">PASS.</w:t>
-      </w:r>
-    </w:p>
-    <w:p>
-      <w:pPr>
-        <w:pStyle w:val="ListParagraph"/>
-        <w:numPr>
-          <w:ilvl w:val="0"/>
-          <w:numId w:val="2"/>
-        </w:numPr>
-        <w:spacing w:after="60"/>
-      </w:pPr>
-      <w:r>
-        <w:rPr>
-          <w:b/>
-          <w:bCs/>
-          <w:sz w:val="22"/>
-          <w:szCs w:val="22"/>
-        </w:rPr>
-        <w:t xml:space="preserve">Что происходит в коде:</w:t>
-      </w:r>
-      <w:r>
-        <w:rPr>
-          <w:sz w:val="22"/>
-          <w:szCs w:val="22"/>
-        </w:rPr>
-        <w:t xml:space="preserve"> у поля стоит </w:t>
-      </w:r>
-      <w:r>
-        <w:rPr>
-          <w:rFonts w:ascii="Consolas" w:cs="Consolas" w:eastAsia="Consolas" w:hAnsi="Consolas"/>
-          <w:sz w:val="20"/>
-          <w:szCs w:val="20"/>
-        </w:rPr>
-        <w:t xml:space="preserve">required</w:t>
-      </w:r>
-      <w:r>
-        <w:rPr>
-          <w:sz w:val="22"/>
-          <w:szCs w:val="22"/>
-        </w:rPr>
-        <w:t xml:space="preserve">, но браузер считает 5 пробелов заполненным полем и пропускает. Сервер делает </w:t>
-      </w:r>
-      <w:r>
-        <w:rPr>
-          <w:rFonts w:ascii="Consolas" w:cs="Consolas" w:eastAsia="Consolas" w:hAnsi="Consolas"/>
-          <w:sz w:val="20"/>
-          <w:szCs w:val="20"/>
-        </w:rPr>
-        <w:t xml:space="preserve">trim()</w:t>
-      </w:r>
-      <w:r>
-        <w:rPr>
-          <w:sz w:val="22"/>
-          <w:szCs w:val="22"/>
-        </w:rPr>
-        <w:t xml:space="preserve"> (</w:t>
-      </w:r>
-      <w:r>
-        <w:rPr>
-          <w:rFonts w:ascii="Consolas" w:cs="Consolas" w:eastAsia="Consolas" w:hAnsi="Consolas"/>
-          <w:sz w:val="20"/>
-          <w:szCs w:val="20"/>
-        </w:rPr>
-        <w:t xml:space="preserve">order.php</w:t>
-      </w:r>
-      <w:r>
-        <w:rPr>
-          <w:sz w:val="22"/>
-          <w:szCs w:val="22"/>
-        </w:rPr>
-        <w:t xml:space="preserve">, строка 32), пробелы исчезают, остаётся пустая строка, и </w:t>
-      </w:r>
-      <w:r>
-        <w:rPr>
-          <w:rFonts w:ascii="Consolas" w:cs="Consolas" w:eastAsia="Consolas" w:hAnsi="Consolas"/>
-          <w:sz w:val="20"/>
-          <w:szCs w:val="20"/>
-        </w:rPr>
-        <w:t xml:space="preserve">empty()</w:t>
-      </w:r>
-      <w:r>
-        <w:rPr>
-          <w:sz w:val="22"/>
-          <w:szCs w:val="22"/>
-        </w:rPr>
-        <w:t xml:space="preserve"> (строка 38) даёт ошибку.</w:t>
-      </w:r>
-    </w:p>
-    <w:p>
-      <w:pPr>
-        <w:pStyle w:val="ListParagraph"/>
-        <w:numPr>
-          <w:ilvl w:val="0"/>
-          <w:numId w:val="2"/>
-        </w:numPr>
-        <w:spacing w:after="60"/>
-      </w:pPr>
-      <w:r>
-        <w:rPr>
-          <w:b/>
-          <w:bCs/>
-          <w:sz w:val="22"/>
-          <w:szCs w:val="22"/>
-        </w:rPr>
-        <w:t xml:space="preserve">Побочное наблюдение:</w:t>
-      </w:r>
-      <w:r>
-        <w:rPr>
-          <w:sz w:val="22"/>
-          <w:szCs w:val="22"/>
-        </w:rPr>
-        <w:t xml:space="preserve"> </w:t>
-      </w:r>
-      <w:r>
-        <w:rPr>
-          <w:rFonts w:ascii="Consolas" w:cs="Consolas" w:eastAsia="Consolas" w:hAnsi="Consolas"/>
-          <w:sz w:val="20"/>
-          <w:szCs w:val="20"/>
-        </w:rPr>
-        <w:t xml:space="preserve">empty("0")</w:t>
-      </w:r>
-      <w:r>
-        <w:rPr>
-          <w:sz w:val="22"/>
-          <w:szCs w:val="22"/>
-        </w:rPr>
-        <w:t xml:space="preserve"> в PHP тоже истина, поэтому имя </w:t>
-      </w:r>
-      <w:r>
-        <w:rPr>
-          <w:rFonts w:ascii="Consolas" w:cs="Consolas" w:eastAsia="Consolas" w:hAnsi="Consolas"/>
-          <w:sz w:val="20"/>
-          <w:szCs w:val="20"/>
-        </w:rPr>
-        <w:t xml:space="preserve">0</w:t>
-      </w:r>
-      <w:r>
-        <w:rPr>
-          <w:sz w:val="22"/>
-          <w:szCs w:val="22"/>
-        </w:rPr>
-        <w:t xml:space="preserve"> сервер отклонил бы так же. Тестами не проверялось.</w:t>
-      </w:r>
-    </w:p>
-    <w:p>
-      <w:pPr>
-        <w:pStyle w:val="ListParagraph"/>
-        <w:numPr>
-          <w:ilvl w:val="0"/>
-          <w:numId w:val="2"/>
-        </w:numPr>
-        <w:spacing w:after="60"/>
-      </w:pPr>
-      <w:r>
-        <w:rPr>
-          <w:b/>
-          <w:bCs/>
-          <w:sz w:val="22"/>
-          <w:szCs w:val="22"/>
-        </w:rPr>
-        <w:t xml:space="preserve">Скриншот:</w:t>
-      </w:r>
-      <w:r>
-        <w:rPr>
-          <w:sz w:val="22"/>
-          <w:szCs w:val="22"/>
-        </w:rPr>
-        <w:t xml:space="preserve"> </w:t>
-      </w:r>
-      <w:r>
-        <w:rPr>
-          <w:rFonts w:ascii="Consolas" w:cs="Consolas" w:eastAsia="Consolas" w:hAnsi="Consolas"/>
-          <w:sz w:val="20"/>
-          <w:szCs w:val="20"/>
-        </w:rPr>
-        <w:t xml:space="preserve">evidence/TC08_blank_name.png</w:t>
-      </w:r>
-    </w:p>
-    <w:p>
-      <w:pPr>
         <w:spacing w:after="160"/>
       </w:pPr>
       <w:r>
         <w:drawing>
           <wp:inline distT="0" distB="0" distL="0" distR="0">
-            <wp:extent cx="4953000" cy="2828925"/>
+            <wp:extent cx="4953000" cy="2790825"/>
             <wp:effectExtent t="0" r="0" b="0" l="0"/>
-            <wp:docPr id="9" name="evidence/TC08_blank_name.png" descr="evidence/TC08_blank_name.png" title="evidence/TC08_blank_name.png"/>
+            <wp:docPr id="9" name="evidence/TC07_name_101.png" descr="evidence/TC07_name_101.png" title="evidence/TC07_name_101.png"/>
             <wp:cNvGraphicFramePr>
               <a:graphicFrameLocks xmlns:a="http://schemas.openxmlformats.org/drawingml/2006/main" noChangeAspect="1"/>
             </wp:cNvGraphicFramePr>
@@ -4497,7 +5349,7 @@
                   <pic:spPr bwMode="auto">
                     <a:xfrm>
                       <a:off x="0" y="0"/>
-                      <a:ext cx="4953000" cy="2828925"/>
+                      <a:ext cx="4953000" cy="2790825"/>
                     </a:xfrm>
                     <a:prstGeom prst="rect">
                       <a:avLst/>
@@ -4515,7 +5367,33 @@
         <w:pStyle w:val="Heading3"/>
       </w:pPr>
       <w:r>
-        <w:t xml:space="preserve">Тест 9. Имя из 100 символов (граничные данные)</w:t>
+        <w:t xml:space="preserve">Тест 8. Имя с апострофом (нормальные данные), FAIL</w:t>
+      </w:r>
+    </w:p>
+    <w:p>
+      <w:pPr>
+        <w:pStyle w:val="ListParagraph"/>
+        <w:numPr>
+          <w:ilvl w:val="0"/>
+          <w:numId w:val="2"/>
+        </w:numPr>
+        <w:spacing w:after="60"/>
+      </w:pPr>
+      <w:r>
+        <w:rPr>
+          <w:b/>
+          <w:bCs/>
+          <w:sz w:val="22"/>
+          <w:szCs w:val="22"/>
+        </w:rPr>
+        <w:t xml:space="preserve">Вид валидации:</w:t>
+      </w:r>
+      <w:r>
+        <w:rPr>
+          <w:sz w:val="22"/>
+          <w:szCs w:val="22"/>
+        </w:rPr>
+        <w:t xml:space="preserve"> проверка спецсимволов (программа должна уметь обрабатывать апостроф в тексте).</w:t>
       </w:r>
     </w:p>
     <w:p>
@@ -4541,7 +5419,22 @@
           <w:sz w:val="22"/>
           <w:szCs w:val="22"/>
         </w:rPr>
-        <w:t xml:space="preserve"> самое длинное имя, которое помещается в базу, принимается.</w:t>
+        <w:t xml:space="preserve"> обычная фамилия с апострофом, </w:t>
+      </w:r>
+      <w:r>
+        <w:rPr>
+          <w:rFonts w:ascii="Consolas" w:cs="Consolas" w:eastAsia="Consolas" w:hAnsi="Consolas"/>
+          <w:sz w:val="20"/>
+          <w:szCs w:val="20"/>
+        </w:rPr>
+        <w:t xml:space="preserve">Dana O'Connor</w:t>
+      </w:r>
+      <w:r>
+        <w:rPr>
+          <w:sz w:val="22"/>
+          <w:szCs w:val="22"/>
+        </w:rPr>
+        <w:t xml:space="preserve">, сохраняется как любое другое имя.</w:t>
       </w:r>
     </w:p>
     <w:p>
@@ -4567,15 +5460,15 @@
           <w:sz w:val="22"/>
           <w:szCs w:val="22"/>
         </w:rPr>
-        <w:t xml:space="preserve"> имя из 100 букв </w:t>
-      </w:r>
-      <w:r>
-        <w:rPr>
-          <w:rFonts w:ascii="Consolas" w:cs="Consolas" w:eastAsia="Consolas" w:hAnsi="Consolas"/>
-          <w:sz w:val="20"/>
-          <w:szCs w:val="20"/>
-        </w:rPr>
-        <w:t xml:space="preserve">A</w:t>
+        <w:t xml:space="preserve"> имя </w:t>
+      </w:r>
+      <w:r>
+        <w:rPr>
+          <w:rFonts w:ascii="Consolas" w:cs="Consolas" w:eastAsia="Consolas" w:hAnsi="Consolas"/>
+          <w:sz w:val="20"/>
+          <w:szCs w:val="20"/>
+        </w:rPr>
+        <w:t xml:space="preserve">Dana O'Connor</w:t>
       </w:r>
       <w:r>
         <w:rPr>
@@ -4601,37 +5494,68 @@
           <w:sz w:val="22"/>
           <w:szCs w:val="22"/>
         </w:rPr>
-        <w:t xml:space="preserve">Почему 100:</w:t>
-      </w:r>
-      <w:r>
-        <w:rPr>
-          <w:sz w:val="22"/>
-          <w:szCs w:val="22"/>
-        </w:rPr>
-        <w:t xml:space="preserve"> колонка </w:t>
-      </w:r>
-      <w:r>
-        <w:rPr>
-          <w:rFonts w:ascii="Consolas" w:cs="Consolas" w:eastAsia="Consolas" w:hAnsi="Consolas"/>
-          <w:sz w:val="20"/>
-          <w:szCs w:val="20"/>
-        </w:rPr>
-        <w:t xml:space="preserve">customer_name</w:t>
-      </w:r>
-      <w:r>
-        <w:rPr>
-          <w:sz w:val="22"/>
-          <w:szCs w:val="22"/>
-        </w:rPr>
-        <w:t xml:space="preserve"> объявлена как </w:t>
-      </w:r>
-      <w:r>
-        <w:rPr>
-          <w:rFonts w:ascii="Consolas" w:cs="Consolas" w:eastAsia="Consolas" w:hAnsi="Consolas"/>
-          <w:sz w:val="20"/>
-          <w:szCs w:val="20"/>
-        </w:rPr>
-        <w:t xml:space="preserve">VARCHAR(100)</w:t>
+        <w:t xml:space="preserve">Ожидали:</w:t>
+      </w:r>
+      <w:r>
+        <w:rPr>
+          <w:sz w:val="22"/>
+          <w:szCs w:val="22"/>
+        </w:rPr>
+        <w:t xml:space="preserve"> «Your booking is confirmed!», итог 44,20 $.</w:t>
+      </w:r>
+    </w:p>
+    <w:p>
+      <w:pPr>
+        <w:pStyle w:val="ListParagraph"/>
+        <w:numPr>
+          <w:ilvl w:val="0"/>
+          <w:numId w:val="2"/>
+        </w:numPr>
+        <w:spacing w:after="60"/>
+      </w:pPr>
+      <w:r>
+        <w:rPr>
+          <w:b/>
+          <w:bCs/>
+          <w:sz w:val="22"/>
+          <w:szCs w:val="22"/>
+        </w:rPr>
+        <w:t xml:space="preserve">Получили:</w:t>
+      </w:r>
+      <w:r>
+        <w:rPr>
+          <w:sz w:val="22"/>
+          <w:szCs w:val="22"/>
+        </w:rPr>
+        <w:t xml:space="preserve"> страница с сырой ошибкой PHP: «Fatal error: Uncaught mysqli_sql_exception: You have an error in your SQL syntax … near 'Connor', 1, 1, '2026-10-09', 'Pending')' … in …/order.php:84». Видна часть SQL-команды. Заказ не сохранён. </w:t>
+      </w:r>
+      <w:r>
+        <w:rPr>
+          <w:b/>
+          <w:bCs/>
+          <w:sz w:val="22"/>
+          <w:szCs w:val="22"/>
+        </w:rPr>
+        <w:t xml:space="preserve">FAIL.</w:t>
+      </w:r>
+    </w:p>
+    <w:p>
+      <w:pPr>
+        <w:pStyle w:val="ListParagraph"/>
+        <w:numPr>
+          <w:ilvl w:val="0"/>
+          <w:numId w:val="2"/>
+        </w:numPr>
+        <w:spacing w:after="60"/>
+      </w:pPr>
+      <w:r>
+        <w:rPr>
+          <w:b/>
+          <w:bCs/>
+          <w:sz w:val="22"/>
+          <w:szCs w:val="22"/>
+        </w:rPr>
+        <w:t xml:space="preserve">Что происходит в коде</w:t>
       </w:r>
       <w:r>
         <w:rPr>
@@ -4646,120 +5570,257 @@
           <w:sz w:val="20"/>
           <w:szCs w:val="20"/>
         </w:rPr>
-        <w:t xml:space="preserve">database.sql</w:t>
-      </w:r>
-      <w:r>
-        <w:rPr>
-          <w:sz w:val="22"/>
-          <w:szCs w:val="22"/>
-        </w:rPr>
-        <w:t xml:space="preserve">). 100 символов это максимум.</w:t>
-      </w:r>
-    </w:p>
-    <w:p>
-      <w:pPr>
-        <w:pStyle w:val="ListParagraph"/>
-        <w:numPr>
-          <w:ilvl w:val="0"/>
-          <w:numId w:val="2"/>
-        </w:numPr>
-        <w:spacing w:after="60"/>
-      </w:pPr>
-      <w:r>
-        <w:rPr>
-          <w:b/>
-          <w:bCs/>
-          <w:sz w:val="22"/>
-          <w:szCs w:val="22"/>
-        </w:rPr>
-        <w:t xml:space="preserve">Ожидали:</w:t>
-      </w:r>
-      <w:r>
-        <w:rPr>
-          <w:sz w:val="22"/>
-          <w:szCs w:val="22"/>
-        </w:rPr>
-        <w:t xml:space="preserve"> заказ принят, итог 44,20 $.</w:t>
-      </w:r>
-    </w:p>
-    <w:p>
-      <w:pPr>
-        <w:pStyle w:val="ListParagraph"/>
-        <w:numPr>
-          <w:ilvl w:val="0"/>
-          <w:numId w:val="2"/>
-        </w:numPr>
-        <w:spacing w:after="60"/>
-      </w:pPr>
-      <w:r>
-        <w:rPr>
-          <w:b/>
-          <w:bCs/>
-          <w:sz w:val="22"/>
-          <w:szCs w:val="22"/>
-        </w:rPr>
-        <w:t xml:space="preserve">Получили:</w:t>
-      </w:r>
-      <w:r>
-        <w:rPr>
-          <w:sz w:val="22"/>
-          <w:szCs w:val="22"/>
-        </w:rPr>
-        <w:t xml:space="preserve"> «Your booking is confirmed! Order #11», Total 44,20 $. На странице заказов видно полное имя. </w:t>
-      </w:r>
-      <w:r>
-        <w:rPr>
-          <w:b/>
-          <w:bCs/>
-          <w:sz w:val="22"/>
-          <w:szCs w:val="22"/>
-        </w:rPr>
-        <w:t xml:space="preserve">PASS.</w:t>
-      </w:r>
-    </w:p>
-    <w:p>
-      <w:pPr>
-        <w:pStyle w:val="ListParagraph"/>
-        <w:numPr>
-          <w:ilvl w:val="0"/>
-          <w:numId w:val="2"/>
-        </w:numPr>
-        <w:spacing w:after="60"/>
-      </w:pPr>
-      <w:r>
-        <w:rPr>
-          <w:b/>
-          <w:bCs/>
-          <w:sz w:val="22"/>
-          <w:szCs w:val="22"/>
-        </w:rPr>
-        <w:t xml:space="preserve">Заметка:</w:t>
-      </w:r>
-      <w:r>
-        <w:rPr>
-          <w:sz w:val="22"/>
-          <w:szCs w:val="22"/>
-        </w:rPr>
-        <w:t xml:space="preserve"> длинное имя растягивает таблицы заказов и механиков шире страницы (мелкий дефект вёрстки, см. раздел 5).</w:t>
-      </w:r>
-    </w:p>
-    <w:p>
-      <w:pPr>
-        <w:pStyle w:val="ListParagraph"/>
-        <w:numPr>
-          <w:ilvl w:val="0"/>
-          <w:numId w:val="2"/>
-        </w:numPr>
-        <w:spacing w:after="60"/>
-      </w:pPr>
-      <w:r>
-        <w:rPr>
-          <w:b/>
-          <w:bCs/>
-          <w:sz w:val="22"/>
-          <w:szCs w:val="22"/>
-        </w:rPr>
-        <w:t xml:space="preserve">Скриншот:</w:t>
+        <w:t xml:space="preserve">order.php</w:t>
+      </w:r>
+      <w:r>
+        <w:rPr>
+          <w:sz w:val="22"/>
+          <w:szCs w:val="22"/>
+        </w:rPr>
+        <w:t xml:space="preserve">, строки 81–82):</w:t>
+      </w:r>
+    </w:p>
+    <w:p>
+      <w:pPr>
+        <w:shd w:fill="F2F2F2" w:color="auto" w:val="clear"/>
+        <w:spacing w:after="0"/>
+        <w:ind w:left="360"/>
+      </w:pPr>
+      <w:r>
+        <w:rPr>
+          <w:rFonts w:ascii="Consolas" w:cs="Consolas" w:eastAsia="Consolas" w:hAnsi="Consolas"/>
+          <w:sz w:val="18"/>
+          <w:szCs w:val="18"/>
+        </w:rPr>
+        <w:t xml:space="preserve">$insert_query = "INSERT INTO orders (...)</w:t>
+      </w:r>
+    </w:p>
+    <w:p>
+      <w:pPr>
+        <w:shd w:fill="F2F2F2" w:color="auto" w:val="clear"/>
+        <w:spacing w:after="0"/>
+        <w:ind w:left="360"/>
+      </w:pPr>
+      <w:r>
+        <w:rPr>
+          <w:rFonts w:ascii="Consolas" w:cs="Consolas" w:eastAsia="Consolas" w:hAnsi="Consolas"/>
+          <w:sz w:val="18"/>
+          <w:szCs w:val="18"/>
+        </w:rPr>
+        <w:t xml:space="preserve">    VALUES ('$customer_name', $service_id, ...)";</w:t>
+      </w:r>
+    </w:p>
+    <w:p>
+      <w:pPr>
+        <w:spacing w:after="120"/>
+      </w:pPr>
+    </w:p>
+    <w:p>
+      <w:pPr>
+        <w:spacing w:after="120"/>
+      </w:pPr>
+      <w:r>
+        <w:rPr>
+          <w:sz w:val="22"/>
+          <w:szCs w:val="22"/>
+        </w:rPr>
+        <w:t xml:space="preserve">Имя вставляется прямо в текст SQL-запроса. С именем </w:t>
+      </w:r>
+      <w:r>
+        <w:rPr>
+          <w:rFonts w:ascii="Consolas" w:cs="Consolas" w:eastAsia="Consolas" w:hAnsi="Consolas"/>
+          <w:sz w:val="20"/>
+          <w:szCs w:val="20"/>
+        </w:rPr>
+        <w:t xml:space="preserve">Dana O'Connor</w:t>
+      </w:r>
+      <w:r>
+        <w:rPr>
+          <w:sz w:val="22"/>
+          <w:szCs w:val="22"/>
+        </w:rPr>
+        <w:t xml:space="preserve"> запрос превращается в </w:t>
+      </w:r>
+      <w:r>
+        <w:rPr>
+          <w:rFonts w:ascii="Consolas" w:cs="Consolas" w:eastAsia="Consolas" w:hAnsi="Consolas"/>
+          <w:sz w:val="20"/>
+          <w:szCs w:val="20"/>
+        </w:rPr>
+        <w:t xml:space="preserve">VALUES ('Dana O'Connor', ...)</w:t>
+      </w:r>
+      <w:r>
+        <w:rPr>
+          <w:sz w:val="22"/>
+          <w:szCs w:val="22"/>
+        </w:rPr>
+        <w:t xml:space="preserve">: апостроф закрывает строку раньше времени, остаток </w:t>
+      </w:r>
+      <w:r>
+        <w:rPr>
+          <w:rFonts w:ascii="Consolas" w:cs="Consolas" w:eastAsia="Consolas" w:hAnsi="Consolas"/>
+          <w:sz w:val="20"/>
+          <w:szCs w:val="20"/>
+        </w:rPr>
+        <w:t xml:space="preserve">Connor'...</w:t>
+      </w:r>
+      <w:r>
+        <w:rPr>
+          <w:sz w:val="22"/>
+          <w:szCs w:val="22"/>
+        </w:rPr>
+        <w:t xml:space="preserve"> ломает запрос.</w:t>
+      </w:r>
+    </w:p>
+    <w:p>
+      <w:pPr>
+        <w:pStyle w:val="ListParagraph"/>
+        <w:numPr>
+          <w:ilvl w:val="0"/>
+          <w:numId w:val="2"/>
+        </w:numPr>
+        <w:spacing w:after="60"/>
+      </w:pPr>
+      <w:r>
+        <w:rPr>
+          <w:b/>
+          <w:bCs/>
+          <w:sz w:val="22"/>
+          <w:szCs w:val="22"/>
+        </w:rPr>
+        <w:t xml:space="preserve">Почему это ещё и безопасность (SQL-инъекция):</w:t>
+      </w:r>
+      <w:r>
+        <w:rPr>
+          <w:sz w:val="22"/>
+          <w:szCs w:val="22"/>
+        </w:rPr>
+        <w:t xml:space="preserve"> тот же механизм позволяет злоумышленнику вписать в поле имени свою SQL-команду и выполнить её в базе. Поэтому ошибка высокой важности.</w:t>
+      </w:r>
+    </w:p>
+    <w:p>
+      <w:pPr>
+        <w:pStyle w:val="ListParagraph"/>
+        <w:numPr>
+          <w:ilvl w:val="0"/>
+          <w:numId w:val="2"/>
+        </w:numPr>
+        <w:spacing w:after="60"/>
+      </w:pPr>
+      <w:r>
+        <w:rPr>
+          <w:b/>
+          <w:bCs/>
+          <w:sz w:val="22"/>
+          <w:szCs w:val="22"/>
+        </w:rPr>
+        <w:t xml:space="preserve">Как исправить:</w:t>
+      </w:r>
+      <w:r>
+        <w:rPr>
+          <w:sz w:val="22"/>
+          <w:szCs w:val="22"/>
+        </w:rPr>
+        <w:t xml:space="preserve"> подготовленный запрос (prepared statement):</w:t>
+      </w:r>
+    </w:p>
+    <w:p>
+      <w:pPr>
+        <w:shd w:fill="F2F2F2" w:color="auto" w:val="clear"/>
+        <w:spacing w:after="0"/>
+        <w:ind w:left="360"/>
+      </w:pPr>
+      <w:r>
+        <w:rPr>
+          <w:rFonts w:ascii="Consolas" w:cs="Consolas" w:eastAsia="Consolas" w:hAnsi="Consolas"/>
+          <w:sz w:val="18"/>
+          <w:szCs w:val="18"/>
+        </w:rPr>
+        <w:t xml:space="preserve">$stmt = mysqli_prepare($connection,</w:t>
+      </w:r>
+    </w:p>
+    <w:p>
+      <w:pPr>
+        <w:shd w:fill="F2F2F2" w:color="auto" w:val="clear"/>
+        <w:spacing w:after="0"/>
+        <w:ind w:left="360"/>
+      </w:pPr>
+      <w:r>
+        <w:rPr>
+          <w:rFonts w:ascii="Consolas" w:cs="Consolas" w:eastAsia="Consolas" w:hAnsi="Consolas"/>
+          <w:sz w:val="18"/>
+          <w:szCs w:val="18"/>
+        </w:rPr>
+        <w:t xml:space="preserve">  "INSERT INTO orders (customer_name, service_id, mechanic_id, order_date, status)</w:t>
+      </w:r>
+    </w:p>
+    <w:p>
+      <w:pPr>
+        <w:shd w:fill="F2F2F2" w:color="auto" w:val="clear"/>
+        <w:spacing w:after="0"/>
+        <w:ind w:left="360"/>
+      </w:pPr>
+      <w:r>
+        <w:rPr>
+          <w:rFonts w:ascii="Consolas" w:cs="Consolas" w:eastAsia="Consolas" w:hAnsi="Consolas"/>
+          <w:sz w:val="18"/>
+          <w:szCs w:val="18"/>
+        </w:rPr>
+        <w:t xml:space="preserve">   VALUES (?, ?, ?, ?, 'Pending')");</w:t>
+      </w:r>
+    </w:p>
+    <w:p>
+      <w:pPr>
+        <w:shd w:fill="F2F2F2" w:color="auto" w:val="clear"/>
+        <w:spacing w:after="0"/>
+        <w:ind w:left="360"/>
+      </w:pPr>
+      <w:r>
+        <w:rPr>
+          <w:rFonts w:ascii="Consolas" w:cs="Consolas" w:eastAsia="Consolas" w:hAnsi="Consolas"/>
+          <w:sz w:val="18"/>
+          <w:szCs w:val="18"/>
+        </w:rPr>
+        <w:t xml:space="preserve">mysqli_stmt_bind_param($stmt, 'siis', $customer_name, $service_id, $mechanic_id, $order_date);</w:t>
+      </w:r>
+    </w:p>
+    <w:p>
+      <w:pPr>
+        <w:shd w:fill="F2F2F2" w:color="auto" w:val="clear"/>
+        <w:spacing w:after="0"/>
+        <w:ind w:left="360"/>
+      </w:pPr>
+      <w:r>
+        <w:rPr>
+          <w:rFonts w:ascii="Consolas" w:cs="Consolas" w:eastAsia="Consolas" w:hAnsi="Consolas"/>
+          <w:sz w:val="18"/>
+          <w:szCs w:val="18"/>
+        </w:rPr>
+        <w:t xml:space="preserve">mysqli_stmt_execute($stmt);</w:t>
+      </w:r>
+    </w:p>
+    <w:p>
+      <w:pPr>
+        <w:spacing w:after="120"/>
+      </w:pPr>
+    </w:p>
+    <w:p>
+      <w:pPr>
+        <w:pStyle w:val="ListParagraph"/>
+        <w:numPr>
+          <w:ilvl w:val="0"/>
+          <w:numId w:val="2"/>
+        </w:numPr>
+        <w:spacing w:after="60"/>
+      </w:pPr>
+      <w:r>
+        <w:rPr>
+          <w:b/>
+          <w:bCs/>
+          <w:sz w:val="22"/>
+          <w:szCs w:val="22"/>
+        </w:rPr>
+        <w:t xml:space="preserve">Скриншоты:</w:t>
       </w:r>
       <w:r>
         <w:rPr>
@@ -4774,7 +5835,29 @@
           <w:sz w:val="20"/>
           <w:szCs w:val="20"/>
         </w:rPr>
-        <w:t xml:space="preserve">evidence/TC09_name_100.png</w:t>
+        <w:t xml:space="preserve">evidence/TC08_form_filled.png</w:t>
+      </w:r>
+      <w:r>
+        <w:rPr>
+          <w:sz w:val="22"/>
+          <w:szCs w:val="22"/>
+        </w:rPr>
+        <w:t xml:space="preserve"> (форма до отправки), </w:t>
+      </w:r>
+      <w:r>
+        <w:rPr>
+          <w:rFonts w:ascii="Consolas" w:cs="Consolas" w:eastAsia="Consolas" w:hAnsi="Consolas"/>
+          <w:sz w:val="20"/>
+          <w:szCs w:val="20"/>
+        </w:rPr>
+        <w:t xml:space="preserve">evidence/TC08_name_apostrophe.png</w:t>
+      </w:r>
+      <w:r>
+        <w:rPr>
+          <w:sz w:val="22"/>
+          <w:szCs w:val="22"/>
+        </w:rPr>
+        <w:t xml:space="preserve"> (результат)</w:t>
       </w:r>
     </w:p>
     <w:p>
@@ -4784,9 +5867,9 @@
       <w:r>
         <w:drawing>
           <wp:inline distT="0" distB="0" distL="0" distR="0">
-            <wp:extent cx="4953000" cy="2828925"/>
+            <wp:extent cx="4953000" cy="2943225"/>
             <wp:effectExtent t="0" r="0" b="0" l="0"/>
-            <wp:docPr id="10" name="evidence/TC09_name_100.png" descr="evidence/TC09_name_100.png" title="evidence/TC09_name_100.png"/>
+            <wp:docPr id="10" name="evidence/TC08_form_filled.png" descr="evidence/TC08_form_filled.png" title="evidence/TC08_form_filled.png"/>
             <wp:cNvGraphicFramePr>
               <a:graphicFrameLocks xmlns:a="http://schemas.openxmlformats.org/drawingml/2006/main" noChangeAspect="1"/>
             </wp:cNvGraphicFramePr>
@@ -4809,7 +5892,7 @@
                   <pic:spPr bwMode="auto">
                     <a:xfrm>
                       <a:off x="0" y="0"/>
-                      <a:ext cx="4953000" cy="2828925"/>
+                      <a:ext cx="4953000" cy="2943225"/>
                     </a:xfrm>
                     <a:prstGeom prst="rect">
                       <a:avLst/>
@@ -4824,310 +5907,6 @@
     </w:p>
     <w:p>
       <w:pPr>
-        <w:pStyle w:val="Heading3"/>
-      </w:pPr>
-      <w:r>
-        <w:t xml:space="preserve">Тест 10. Имя из 101 символа (недопустимые данные), FAIL</w:t>
-      </w:r>
-    </w:p>
-    <w:p>
-      <w:pPr>
-        <w:pStyle w:val="ListParagraph"/>
-        <w:numPr>
-          <w:ilvl w:val="0"/>
-          <w:numId w:val="2"/>
-        </w:numPr>
-        <w:spacing w:after="60"/>
-      </w:pPr>
-      <w:r>
-        <w:rPr>
-          <w:b/>
-          <w:bCs/>
-          <w:sz w:val="22"/>
-          <w:szCs w:val="22"/>
-        </w:rPr>
-        <w:t xml:space="preserve">Что проверяем:</w:t>
-      </w:r>
-      <w:r>
-        <w:rPr>
-          <w:sz w:val="22"/>
-          <w:szCs w:val="22"/>
-        </w:rPr>
-        <w:t xml:space="preserve"> слишком длинное имя отклоняется с понятным сообщением.</w:t>
-      </w:r>
-    </w:p>
-    <w:p>
-      <w:pPr>
-        <w:pStyle w:val="ListParagraph"/>
-        <w:numPr>
-          <w:ilvl w:val="0"/>
-          <w:numId w:val="2"/>
-        </w:numPr>
-        <w:spacing w:after="60"/>
-      </w:pPr>
-      <w:r>
-        <w:rPr>
-          <w:b/>
-          <w:bCs/>
-          <w:sz w:val="22"/>
-          <w:szCs w:val="22"/>
-        </w:rPr>
-        <w:t xml:space="preserve">Шаги:</w:t>
-      </w:r>
-      <w:r>
-        <w:rPr>
-          <w:sz w:val="22"/>
-          <w:szCs w:val="22"/>
-        </w:rPr>
-        <w:t xml:space="preserve"> имя из 101 буквы </w:t>
-      </w:r>
-      <w:r>
-        <w:rPr>
-          <w:rFonts w:ascii="Consolas" w:cs="Consolas" w:eastAsia="Consolas" w:hAnsi="Consolas"/>
-          <w:sz w:val="20"/>
-          <w:szCs w:val="20"/>
-        </w:rPr>
-        <w:t xml:space="preserve">B</w:t>
-      </w:r>
-      <w:r>
-        <w:rPr>
-          <w:sz w:val="22"/>
-          <w:szCs w:val="22"/>
-        </w:rPr>
-        <w:t xml:space="preserve">, Oil Change, Arman Bekov, завтра, «Confirm Booking».</w:t>
-      </w:r>
-    </w:p>
-    <w:p>
-      <w:pPr>
-        <w:pStyle w:val="ListParagraph"/>
-        <w:numPr>
-          <w:ilvl w:val="0"/>
-          <w:numId w:val="2"/>
-        </w:numPr>
-        <w:spacing w:after="60"/>
-      </w:pPr>
-      <w:r>
-        <w:rPr>
-          <w:b/>
-          <w:bCs/>
-          <w:sz w:val="22"/>
-          <w:szCs w:val="22"/>
-        </w:rPr>
-        <w:t xml:space="preserve">Ожидали:</w:t>
-      </w:r>
-      <w:r>
-        <w:rPr>
-          <w:sz w:val="22"/>
-          <w:szCs w:val="22"/>
-        </w:rPr>
-        <w:t xml:space="preserve"> сообщение об ошибке на странице заказа, заказ не сохранён.</w:t>
-      </w:r>
-    </w:p>
-    <w:p>
-      <w:pPr>
-        <w:pStyle w:val="ListParagraph"/>
-        <w:numPr>
-          <w:ilvl w:val="0"/>
-          <w:numId w:val="2"/>
-        </w:numPr>
-        <w:spacing w:after="60"/>
-      </w:pPr>
-      <w:r>
-        <w:rPr>
-          <w:b/>
-          <w:bCs/>
-          <w:sz w:val="22"/>
-          <w:szCs w:val="22"/>
-        </w:rPr>
-        <w:t xml:space="preserve">Получили:</w:t>
-      </w:r>
-      <w:r>
-        <w:rPr>
-          <w:sz w:val="22"/>
-          <w:szCs w:val="22"/>
-        </w:rPr>
-        <w:t xml:space="preserve"> пустая белая страница, сервер ответил кодом 500, никакого сообщения. В логе сервера: «Data too long for column 'customer_name'». Заказ не сохранился (на странице заказов осталось 11 заказов). </w:t>
-      </w:r>
-      <w:r>
-        <w:rPr>
-          <w:b/>
-          <w:bCs/>
-          <w:sz w:val="22"/>
-          <w:szCs w:val="22"/>
-        </w:rPr>
-        <w:t xml:space="preserve">FAIL.</w:t>
-      </w:r>
-    </w:p>
-    <w:p>
-      <w:pPr>
-        <w:pStyle w:val="ListParagraph"/>
-        <w:numPr>
-          <w:ilvl w:val="0"/>
-          <w:numId w:val="2"/>
-        </w:numPr>
-        <w:spacing w:after="60"/>
-      </w:pPr>
-      <w:r>
-        <w:rPr>
-          <w:b/>
-          <w:bCs/>
-          <w:sz w:val="22"/>
-          <w:szCs w:val="22"/>
-        </w:rPr>
-        <w:t xml:space="preserve">Что происходит в коде:</w:t>
-      </w:r>
-      <w:r>
-        <w:rPr>
-          <w:sz w:val="22"/>
-          <w:szCs w:val="22"/>
-        </w:rPr>
-        <w:t xml:space="preserve"> </w:t>
-      </w:r>
-      <w:r>
-        <w:rPr>
-          <w:rFonts w:ascii="Consolas" w:cs="Consolas" w:eastAsia="Consolas" w:hAnsi="Consolas"/>
-          <w:sz w:val="20"/>
-          <w:szCs w:val="20"/>
-        </w:rPr>
-        <w:t xml:space="preserve">order.php</w:t>
-      </w:r>
-      <w:r>
-        <w:rPr>
-          <w:sz w:val="22"/>
-          <w:szCs w:val="22"/>
-        </w:rPr>
-        <w:t xml:space="preserve"> вообще не проверяет длину имени (строки 38–49 проверяют только «не пусто»). База (в строгом режиме) отказывается вставить 101 символ в </w:t>
-      </w:r>
-      <w:r>
-        <w:rPr>
-          <w:rFonts w:ascii="Consolas" w:cs="Consolas" w:eastAsia="Consolas" w:hAnsi="Consolas"/>
-          <w:sz w:val="20"/>
-          <w:szCs w:val="20"/>
-        </w:rPr>
-        <w:t xml:space="preserve">VARCHAR(100)</w:t>
-      </w:r>
-      <w:r>
-        <w:rPr>
-          <w:sz w:val="22"/>
-          <w:szCs w:val="22"/>
-        </w:rPr>
-        <w:t xml:space="preserve">. Современный PHP при ошибке запроса выбрасывает исключение. Его никто не ловит, страница обрывается. Поскольку </w:t>
-      </w:r>
-      <w:r>
-        <w:rPr>
-          <w:rFonts w:ascii="Consolas" w:cs="Consolas" w:eastAsia="Consolas" w:hAnsi="Consolas"/>
-          <w:sz w:val="20"/>
-          <w:szCs w:val="20"/>
-        </w:rPr>
-        <w:t xml:space="preserve">display_errors</w:t>
-      </w:r>
-      <w:r>
-        <w:rPr>
-          <w:sz w:val="22"/>
-          <w:szCs w:val="22"/>
-        </w:rPr>
-        <w:t xml:space="preserve"> выключен, пользователь видит пустую страницу.</w:t>
-      </w:r>
-    </w:p>
-    <w:p>
-      <w:pPr>
-        <w:pStyle w:val="ListParagraph"/>
-        <w:numPr>
-          <w:ilvl w:val="0"/>
-          <w:numId w:val="2"/>
-        </w:numPr>
-        <w:spacing w:after="60"/>
-      </w:pPr>
-      <w:r>
-        <w:rPr>
-          <w:b/>
-          <w:bCs/>
-          <w:sz w:val="22"/>
-          <w:szCs w:val="22"/>
-        </w:rPr>
-        <w:t xml:space="preserve">Как исправить:</w:t>
-      </w:r>
-      <w:r>
-        <w:rPr>
-          <w:sz w:val="22"/>
-          <w:szCs w:val="22"/>
-        </w:rPr>
-        <w:t xml:space="preserve"> проверить </w:t>
-      </w:r>
-      <w:r>
-        <w:rPr>
-          <w:rFonts w:ascii="Consolas" w:cs="Consolas" w:eastAsia="Consolas" w:hAnsi="Consolas"/>
-          <w:sz w:val="20"/>
-          <w:szCs w:val="20"/>
-        </w:rPr>
-        <w:t xml:space="preserve">strlen($customer_name) &gt; 100</w:t>
-      </w:r>
-      <w:r>
-        <w:rPr>
-          <w:sz w:val="22"/>
-          <w:szCs w:val="22"/>
-        </w:rPr>
-        <w:t xml:space="preserve"> до вставки и показать сообщение; добавить </w:t>
-      </w:r>
-      <w:r>
-        <w:rPr>
-          <w:rFonts w:ascii="Consolas" w:cs="Consolas" w:eastAsia="Consolas" w:hAnsi="Consolas"/>
-          <w:sz w:val="20"/>
-          <w:szCs w:val="20"/>
-        </w:rPr>
-        <w:t xml:space="preserve">maxlength="100"</w:t>
-      </w:r>
-      <w:r>
-        <w:rPr>
-          <w:sz w:val="22"/>
-          <w:szCs w:val="22"/>
-        </w:rPr>
-        <w:t xml:space="preserve"> в поле.</w:t>
-      </w:r>
-    </w:p>
-    <w:p>
-      <w:pPr>
-        <w:pStyle w:val="ListParagraph"/>
-        <w:numPr>
-          <w:ilvl w:val="0"/>
-          <w:numId w:val="2"/>
-        </w:numPr>
-        <w:spacing w:after="60"/>
-      </w:pPr>
-      <w:r>
-        <w:rPr>
-          <w:b/>
-          <w:bCs/>
-          <w:sz w:val="22"/>
-          <w:szCs w:val="22"/>
-        </w:rPr>
-        <w:t xml:space="preserve">Скриншот:</w:t>
-      </w:r>
-      <w:r>
-        <w:rPr>
-          <w:sz w:val="22"/>
-          <w:szCs w:val="22"/>
-        </w:rPr>
-        <w:t xml:space="preserve"> </w:t>
-      </w:r>
-      <w:r>
-        <w:rPr>
-          <w:rFonts w:ascii="Consolas" w:cs="Consolas" w:eastAsia="Consolas" w:hAnsi="Consolas"/>
-          <w:sz w:val="20"/>
-          <w:szCs w:val="20"/>
-        </w:rPr>
-        <w:t xml:space="preserve">evidence/TC10_name_101.png</w:t>
-      </w:r>
-      <w:r>
-        <w:rPr>
-          <w:sz w:val="22"/>
-          <w:szCs w:val="22"/>
-        </w:rPr>
-        <w:t xml:space="preserve"> (белая страница; это и есть доказательство сбоя)</w:t>
-      </w:r>
-    </w:p>
-    <w:p>
-      <w:pPr>
         <w:spacing w:after="160"/>
       </w:pPr>
       <w:r>
@@ -5135,7 +5914,7 @@
           <wp:inline distT="0" distB="0" distL="0" distR="0">
             <wp:extent cx="4953000" cy="2790825"/>
             <wp:effectExtent t="0" r="0" b="0" l="0"/>
-            <wp:docPr id="11" name="evidence/TC10_name_101.png" descr="evidence/TC10_name_101.png" title="evidence/TC10_name_101.png"/>
+            <wp:docPr id="11" name="evidence/TC08_name_apostrophe.png" descr="evidence/TC08_name_apostrophe.png" title="evidence/TC08_name_apostrophe.png"/>
             <wp:cNvGraphicFramePr>
               <a:graphicFrameLocks xmlns:a="http://schemas.openxmlformats.org/drawingml/2006/main" noChangeAspect="1"/>
             </wp:cNvGraphicFramePr>
@@ -5176,7 +5955,33 @@
         <w:pStyle w:val="Heading3"/>
       </w:pPr>
       <w:r>
-        <w:t xml:space="preserve">Тест 11. Имя с апострофом (нормальные данные), FAIL</w:t>
+        <w:t xml:space="preserve">Тест 9. Поиск заказа №1 (граничные данные), FAIL</w:t>
+      </w:r>
+    </w:p>
+    <w:p>
+      <w:pPr>
+        <w:pStyle w:val="ListParagraph"/>
+        <w:numPr>
+          <w:ilvl w:val="0"/>
+          <w:numId w:val="2"/>
+        </w:numPr>
+        <w:spacing w:after="60"/>
+      </w:pPr>
+      <w:r>
+        <w:rPr>
+          <w:b/>
+          <w:bCs/>
+          <w:sz w:val="22"/>
+          <w:szCs w:val="22"/>
+        </w:rPr>
+        <w:t xml:space="preserve">Вид валидации:</w:t>
+      </w:r>
+      <w:r>
+        <w:rPr>
+          <w:sz w:val="22"/>
+          <w:szCs w:val="22"/>
+        </w:rPr>
+        <w:t xml:space="preserve"> проверка существования (существующая запись должна находиться).</w:t>
       </w:r>
     </w:p>
     <w:p>
@@ -5202,22 +6007,7 @@
           <w:sz w:val="22"/>
           <w:szCs w:val="22"/>
         </w:rPr>
-        <w:t xml:space="preserve"> обычная фамилия с апострофом, </w:t>
-      </w:r>
-      <w:r>
-        <w:rPr>
-          <w:rFonts w:ascii="Consolas" w:cs="Consolas" w:eastAsia="Consolas" w:hAnsi="Consolas"/>
-          <w:sz w:val="20"/>
-          <w:szCs w:val="20"/>
-        </w:rPr>
-        <w:t xml:space="preserve">Dana O'Connor</w:t>
-      </w:r>
-      <w:r>
-        <w:rPr>
-          <w:sz w:val="22"/>
-          <w:szCs w:val="22"/>
-        </w:rPr>
-        <w:t xml:space="preserve">, сохраняется как любое другое имя.</w:t>
+        <w:t xml:space="preserve"> поиск находит заказ с самым маленьким номером.</w:t>
       </w:r>
     </w:p>
     <w:p>
@@ -5243,22 +6033,78 @@
           <w:sz w:val="22"/>
           <w:szCs w:val="22"/>
         </w:rPr>
-        <w:t xml:space="preserve"> имя </w:t>
-      </w:r>
-      <w:r>
-        <w:rPr>
-          <w:rFonts w:ascii="Consolas" w:cs="Consolas" w:eastAsia="Consolas" w:hAnsi="Consolas"/>
-          <w:sz w:val="20"/>
-          <w:szCs w:val="20"/>
-        </w:rPr>
-        <w:t xml:space="preserve">Dana O'Connor</w:t>
-      </w:r>
-      <w:r>
-        <w:rPr>
-          <w:sz w:val="22"/>
-          <w:szCs w:val="22"/>
-        </w:rPr>
-        <w:t xml:space="preserve">, Oil Change, Arman Bekov, завтра, «Confirm Booking».</w:t>
+        <w:t xml:space="preserve"> на </w:t>
+      </w:r>
+      <w:r>
+        <w:rPr>
+          <w:rFonts w:ascii="Consolas" w:cs="Consolas" w:eastAsia="Consolas" w:hAnsi="Consolas"/>
+          <w:sz w:val="20"/>
+          <w:szCs w:val="20"/>
+        </w:rPr>
+        <w:t xml:space="preserve">/orders.php</w:t>
+      </w:r>
+      <w:r>
+        <w:rPr>
+          <w:sz w:val="22"/>
+          <w:szCs w:val="22"/>
+        </w:rPr>
+        <w:t xml:space="preserve"> ввести </w:t>
+      </w:r>
+      <w:r>
+        <w:rPr>
+          <w:rFonts w:ascii="Consolas" w:cs="Consolas" w:eastAsia="Consolas" w:hAnsi="Consolas"/>
+          <w:sz w:val="20"/>
+          <w:szCs w:val="20"/>
+        </w:rPr>
+        <w:t xml:space="preserve">1</w:t>
+      </w:r>
+      <w:r>
+        <w:rPr>
+          <w:sz w:val="22"/>
+          <w:szCs w:val="22"/>
+        </w:rPr>
+        <w:t xml:space="preserve"> в поле «Binary search by Order #», нажать «Search».</w:t>
+      </w:r>
+    </w:p>
+    <w:p>
+      <w:pPr>
+        <w:pStyle w:val="ListParagraph"/>
+        <w:numPr>
+          <w:ilvl w:val="0"/>
+          <w:numId w:val="2"/>
+        </w:numPr>
+        <w:spacing w:after="60"/>
+      </w:pPr>
+      <w:r>
+        <w:rPr>
+          <w:b/>
+          <w:bCs/>
+          <w:sz w:val="22"/>
+          <w:szCs w:val="22"/>
+        </w:rPr>
+        <w:t xml:space="preserve">Почему это граничное значение:</w:t>
+      </w:r>
+      <w:r>
+        <w:rPr>
+          <w:sz w:val="22"/>
+          <w:szCs w:val="22"/>
+        </w:rPr>
+        <w:t xml:space="preserve"> №1 самый маленький существующий номер, и поле принимает значения от 1 (</w:t>
+      </w:r>
+      <w:r>
+        <w:rPr>
+          <w:rFonts w:ascii="Consolas" w:cs="Consolas" w:eastAsia="Consolas" w:hAnsi="Consolas"/>
+          <w:sz w:val="20"/>
+          <w:szCs w:val="20"/>
+        </w:rPr>
+        <w:t xml:space="preserve">min="1"</w:t>
+      </w:r>
+      <w:r>
+        <w:rPr>
+          <w:sz w:val="22"/>
+          <w:szCs w:val="22"/>
+        </w:rPr>
+        <w:t xml:space="preserve">).</w:t>
       </w:r>
     </w:p>
     <w:p>
@@ -5284,7 +6130,7 @@
           <w:sz w:val="22"/>
           <w:szCs w:val="22"/>
         </w:rPr>
-        <w:t xml:space="preserve"> «Your booking is confirmed!», итог 44,20 $.</w:t>
+        <w:t xml:space="preserve"> карточка «Order #1 found» с Marat Usenov, Oil Change, Arman Bekov.</w:t>
       </w:r>
     </w:p>
     <w:p>
@@ -5310,7 +6156,7 @@
           <w:sz w:val="22"/>
           <w:szCs w:val="22"/>
         </w:rPr>
-        <w:t xml:space="preserve"> пустая белая страница, код 500. В логе: «You have an error in your SQL syntax … near 'Connor'». Заказ не сохранён. </w:t>
+        <w:t xml:space="preserve"> «Order #1 not found.», хотя заказ №1 виден в таблице ниже. </w:t>
       </w:r>
       <w:r>
         <w:rPr>
@@ -5353,14 +6199,14 @@
           <w:sz w:val="20"/>
           <w:szCs w:val="20"/>
         </w:rPr>
-        <w:t xml:space="preserve">order.php</w:t>
-      </w:r>
-      <w:r>
-        <w:rPr>
-          <w:sz w:val="22"/>
-          <w:szCs w:val="22"/>
-        </w:rPr>
-        <w:t xml:space="preserve">, строки 81–82):</w:t>
+        <w:t xml:space="preserve">orders.php</w:t>
+      </w:r>
+      <w:r>
+        <w:rPr>
+          <w:sz w:val="22"/>
+          <w:szCs w:val="22"/>
+        </w:rPr>
+        <w:t xml:space="preserve">, строка 63):</w:t>
       </w:r>
     </w:p>
     <w:p>
@@ -5375,22 +6221,7 @@
           <w:sz w:val="18"/>
           <w:szCs w:val="18"/>
         </w:rPr>
-        <w:t xml:space="preserve">$insert_query = "INSERT INTO orders (...)</w:t>
-      </w:r>
-    </w:p>
-    <w:p>
-      <w:pPr>
-        <w:shd w:fill="F2F2F2" w:color="auto" w:val="clear"/>
-        <w:spacing w:after="0"/>
-        <w:ind w:left="360"/>
-      </w:pPr>
-      <w:r>
-        <w:rPr>
-          <w:rFonts w:ascii="Consolas" w:cs="Consolas" w:eastAsia="Consolas" w:hAnsi="Consolas"/>
-          <w:sz w:val="18"/>
-          <w:szCs w:val="18"/>
-        </w:rPr>
-        <w:t xml:space="preserve">    VALUES ('$customer_name', $service_id, ...)";</w:t>
+        <w:t xml:space="preserve">if ($sorted[$mid]['order_id'] === $search_id) {</w:t>
       </w:r>
     </w:p>
     <w:p>
@@ -5404,81 +6235,150 @@
       </w:pPr>
       <w:r>
         <w:rPr>
-          <w:sz w:val="22"/>
-          <w:szCs w:val="22"/>
-        </w:rPr>
-        <w:t xml:space="preserve">Имя вставляется прямо в текст SQL-запроса. С именем </w:t>
-      </w:r>
-      <w:r>
-        <w:rPr>
-          <w:rFonts w:ascii="Consolas" w:cs="Consolas" w:eastAsia="Consolas" w:hAnsi="Consolas"/>
-          <w:sz w:val="20"/>
-          <w:szCs w:val="20"/>
-        </w:rPr>
-        <w:t xml:space="preserve">Dana O'Connor</w:t>
-      </w:r>
-      <w:r>
-        <w:rPr>
-          <w:sz w:val="22"/>
-          <w:szCs w:val="22"/>
-        </w:rPr>
-        <w:t xml:space="preserve"> запрос превращается в </w:t>
-      </w:r>
-      <w:r>
-        <w:rPr>
-          <w:rFonts w:ascii="Consolas" w:cs="Consolas" w:eastAsia="Consolas" w:hAnsi="Consolas"/>
-          <w:sz w:val="20"/>
-          <w:szCs w:val="20"/>
-        </w:rPr>
-        <w:t xml:space="preserve">VALUES ('Dana O'Connor', ...)</w:t>
-      </w:r>
-      <w:r>
-        <w:rPr>
-          <w:sz w:val="22"/>
-          <w:szCs w:val="22"/>
-        </w:rPr>
-        <w:t xml:space="preserve">: апостроф закрывает строку раньше времени, остаток </w:t>
-      </w:r>
-      <w:r>
-        <w:rPr>
-          <w:rFonts w:ascii="Consolas" w:cs="Consolas" w:eastAsia="Consolas" w:hAnsi="Consolas"/>
-          <w:sz w:val="20"/>
-          <w:szCs w:val="20"/>
-        </w:rPr>
-        <w:t xml:space="preserve">Connor'...</w:t>
-      </w:r>
-      <w:r>
-        <w:rPr>
-          <w:sz w:val="22"/>
-          <w:szCs w:val="22"/>
-        </w:rPr>
-        <w:t xml:space="preserve"> ломает запрос.</w:t>
-      </w:r>
-    </w:p>
-    <w:p>
-      <w:pPr>
-        <w:pStyle w:val="ListParagraph"/>
-        <w:numPr>
-          <w:ilvl w:val="0"/>
-          <w:numId w:val="2"/>
-        </w:numPr>
-        <w:spacing w:after="60"/>
-      </w:pPr>
-      <w:r>
-        <w:rPr>
-          <w:b/>
-          <w:bCs/>
-          <w:sz w:val="22"/>
-          <w:szCs w:val="22"/>
-        </w:rPr>
-        <w:t xml:space="preserve">Почему это ещё и безопасность (SQL-инъекция):</w:t>
-      </w:r>
-      <w:r>
-        <w:rPr>
-          <w:sz w:val="22"/>
-          <w:szCs w:val="22"/>
-        </w:rPr>
-        <w:t xml:space="preserve"> тот же механизм позволяет злоумышленнику вписать в поле имени свою SQL-команду и выполнить её в базе. Поэтому ошибка высокой важности.</w:t>
+          <w:rFonts w:ascii="Consolas" w:cs="Consolas" w:eastAsia="Consolas" w:hAnsi="Consolas"/>
+          <w:sz w:val="20"/>
+          <w:szCs w:val="20"/>
+        </w:rPr>
+        <w:t xml:space="preserve">$search_id</w:t>
+      </w:r>
+      <w:r>
+        <w:rPr>
+          <w:sz w:val="22"/>
+          <w:szCs w:val="22"/>
+        </w:rPr>
+        <w:t xml:space="preserve"> это число (строка 37 приводит его через </w:t>
+      </w:r>
+      <w:r>
+        <w:rPr>
+          <w:rFonts w:ascii="Consolas" w:cs="Consolas" w:eastAsia="Consolas" w:hAnsi="Consolas"/>
+          <w:sz w:val="20"/>
+          <w:szCs w:val="20"/>
+        </w:rPr>
+        <w:t xml:space="preserve">(int)</w:t>
+      </w:r>
+      <w:r>
+        <w:rPr>
+          <w:sz w:val="22"/>
+          <w:szCs w:val="22"/>
+        </w:rPr>
+        <w:t xml:space="preserve">). А </w:t>
+      </w:r>
+      <w:r>
+        <w:rPr>
+          <w:rFonts w:ascii="Consolas" w:cs="Consolas" w:eastAsia="Consolas" w:hAnsi="Consolas"/>
+          <w:sz w:val="20"/>
+          <w:szCs w:val="20"/>
+        </w:rPr>
+        <w:t xml:space="preserve">order_id</w:t>
+      </w:r>
+      <w:r>
+        <w:rPr>
+          <w:sz w:val="22"/>
+          <w:szCs w:val="22"/>
+        </w:rPr>
+        <w:t xml:space="preserve">, пришедший из базы через </w:t>
+      </w:r>
+      <w:r>
+        <w:rPr>
+          <w:rFonts w:ascii="Consolas" w:cs="Consolas" w:eastAsia="Consolas" w:hAnsi="Consolas"/>
+          <w:sz w:val="20"/>
+          <w:szCs w:val="20"/>
+        </w:rPr>
+        <w:t xml:space="preserve">mysqli_fetch_assoc</w:t>
+      </w:r>
+      <w:r>
+        <w:rPr>
+          <w:sz w:val="22"/>
+          <w:szCs w:val="22"/>
+        </w:rPr>
+        <w:t xml:space="preserve">, это </w:t>
+      </w:r>
+      <w:r>
+        <w:rPr>
+          <w:b/>
+          <w:bCs/>
+          <w:sz w:val="22"/>
+          <w:szCs w:val="22"/>
+        </w:rPr>
+        <w:t xml:space="preserve">строка</w:t>
+      </w:r>
+      <w:r>
+        <w:rPr>
+          <w:sz w:val="22"/>
+          <w:szCs w:val="22"/>
+        </w:rPr>
+        <w:t xml:space="preserve"> </w:t>
+      </w:r>
+      <w:r>
+        <w:rPr>
+          <w:rFonts w:ascii="Consolas" w:cs="Consolas" w:eastAsia="Consolas" w:hAnsi="Consolas"/>
+          <w:sz w:val="20"/>
+          <w:szCs w:val="20"/>
+        </w:rPr>
+        <w:t xml:space="preserve">"1"</w:t>
+      </w:r>
+      <w:r>
+        <w:rPr>
+          <w:sz w:val="22"/>
+          <w:szCs w:val="22"/>
+        </w:rPr>
+        <w:t xml:space="preserve">. Оператор </w:t>
+      </w:r>
+      <w:r>
+        <w:rPr>
+          <w:rFonts w:ascii="Consolas" w:cs="Consolas" w:eastAsia="Consolas" w:hAnsi="Consolas"/>
+          <w:sz w:val="20"/>
+          <w:szCs w:val="20"/>
+        </w:rPr>
+        <w:t xml:space="preserve">===</w:t>
+      </w:r>
+      <w:r>
+        <w:rPr>
+          <w:sz w:val="22"/>
+          <w:szCs w:val="22"/>
+        </w:rPr>
+        <w:t xml:space="preserve"> сравнивает ещё и тип, поэтому </w:t>
+      </w:r>
+      <w:r>
+        <w:rPr>
+          <w:rFonts w:ascii="Consolas" w:cs="Consolas" w:eastAsia="Consolas" w:hAnsi="Consolas"/>
+          <w:sz w:val="20"/>
+          <w:szCs w:val="20"/>
+        </w:rPr>
+        <w:t xml:space="preserve">"1" === 1</w:t>
+      </w:r>
+      <w:r>
+        <w:rPr>
+          <w:sz w:val="22"/>
+          <w:szCs w:val="22"/>
+        </w:rPr>
+        <w:t xml:space="preserve"> ложь. Ни один заказ никогда не найдётся.</w:t>
+      </w:r>
+    </w:p>
+    <w:p>
+      <w:pPr>
+        <w:pStyle w:val="ListParagraph"/>
+        <w:numPr>
+          <w:ilvl w:val="0"/>
+          <w:numId w:val="2"/>
+        </w:numPr>
+        <w:spacing w:after="60"/>
+      </w:pPr>
+      <w:r>
+        <w:rPr>
+          <w:b/>
+          <w:bCs/>
+          <w:sz w:val="22"/>
+          <w:szCs w:val="22"/>
+        </w:rPr>
+        <w:t xml:space="preserve">Что такое бинарный поиск:</w:t>
+      </w:r>
+      <w:r>
+        <w:rPr>
+          <w:sz w:val="22"/>
+          <w:szCs w:val="22"/>
+        </w:rPr>
+        <w:t xml:space="preserve"> массив сортируется, берётся середина; если искомое меньше, ищем в левой половине, иначе в правой. Алгоритм в коде записан правильно (строки 57–71), ломает его только сравнение типов.</w:t>
       </w:r>
     </w:p>
     <w:p>
@@ -5504,88 +6404,53 @@
           <w:sz w:val="22"/>
           <w:szCs w:val="22"/>
         </w:rPr>
-        <w:t xml:space="preserve"> подготовленный запрос (prepared statement):</w:t>
-      </w:r>
-    </w:p>
-    <w:p>
-      <w:pPr>
-        <w:shd w:fill="F2F2F2" w:color="auto" w:val="clear"/>
-        <w:spacing w:after="0"/>
-        <w:ind w:left="360"/>
-      </w:pPr>
-      <w:r>
-        <w:rPr>
-          <w:rFonts w:ascii="Consolas" w:cs="Consolas" w:eastAsia="Consolas" w:hAnsi="Consolas"/>
-          <w:sz w:val="18"/>
-          <w:szCs w:val="18"/>
-        </w:rPr>
-        <w:t xml:space="preserve">$stmt = mysqli_prepare($connection,</w:t>
-      </w:r>
-    </w:p>
-    <w:p>
-      <w:pPr>
-        <w:shd w:fill="F2F2F2" w:color="auto" w:val="clear"/>
-        <w:spacing w:after="0"/>
-        <w:ind w:left="360"/>
-      </w:pPr>
-      <w:r>
-        <w:rPr>
-          <w:rFonts w:ascii="Consolas" w:cs="Consolas" w:eastAsia="Consolas" w:hAnsi="Consolas"/>
-          <w:sz w:val="18"/>
-          <w:szCs w:val="18"/>
-        </w:rPr>
-        <w:t xml:space="preserve">  "INSERT INTO orders (customer_name, service_id, mechanic_id, order_date, status)</w:t>
-      </w:r>
-    </w:p>
-    <w:p>
-      <w:pPr>
-        <w:shd w:fill="F2F2F2" w:color="auto" w:val="clear"/>
-        <w:spacing w:after="0"/>
-        <w:ind w:left="360"/>
-      </w:pPr>
-      <w:r>
-        <w:rPr>
-          <w:rFonts w:ascii="Consolas" w:cs="Consolas" w:eastAsia="Consolas" w:hAnsi="Consolas"/>
-          <w:sz w:val="18"/>
-          <w:szCs w:val="18"/>
-        </w:rPr>
-        <w:t xml:space="preserve">   VALUES (?, ?, ?, ?, 'Pending')");</w:t>
-      </w:r>
-    </w:p>
-    <w:p>
-      <w:pPr>
-        <w:shd w:fill="F2F2F2" w:color="auto" w:val="clear"/>
-        <w:spacing w:after="0"/>
-        <w:ind w:left="360"/>
-      </w:pPr>
-      <w:r>
-        <w:rPr>
-          <w:rFonts w:ascii="Consolas" w:cs="Consolas" w:eastAsia="Consolas" w:hAnsi="Consolas"/>
-          <w:sz w:val="18"/>
-          <w:szCs w:val="18"/>
-        </w:rPr>
-        <w:t xml:space="preserve">mysqli_stmt_bind_param($stmt, 'siis', $customer_name, $service_id, $mechanic_id, $order_date);</w:t>
-      </w:r>
-    </w:p>
-    <w:p>
-      <w:pPr>
-        <w:shd w:fill="F2F2F2" w:color="auto" w:val="clear"/>
-        <w:spacing w:after="0"/>
-        <w:ind w:left="360"/>
-      </w:pPr>
-      <w:r>
-        <w:rPr>
-          <w:rFonts w:ascii="Consolas" w:cs="Consolas" w:eastAsia="Consolas" w:hAnsi="Consolas"/>
-          <w:sz w:val="18"/>
-          <w:szCs w:val="18"/>
-        </w:rPr>
-        <w:t xml:space="preserve">mysqli_stmt_execute($stmt);</w:t>
-      </w:r>
-    </w:p>
-    <w:p>
-      <w:pPr>
-        <w:spacing w:after="120"/>
-      </w:pPr>
+        <w:t xml:space="preserve"> </w:t>
+      </w:r>
+      <w:r>
+        <w:rPr>
+          <w:rFonts w:ascii="Consolas" w:cs="Consolas" w:eastAsia="Consolas" w:hAnsi="Consolas"/>
+          <w:sz w:val="20"/>
+          <w:szCs w:val="20"/>
+        </w:rPr>
+        <w:t xml:space="preserve">(int)$sorted[$mid]['order_id'] === $search_id</w:t>
+      </w:r>
+      <w:r>
+        <w:rPr>
+          <w:sz w:val="22"/>
+          <w:szCs w:val="22"/>
+        </w:rPr>
+        <w:t xml:space="preserve"> или заменить </w:t>
+      </w:r>
+      <w:r>
+        <w:rPr>
+          <w:rFonts w:ascii="Consolas" w:cs="Consolas" w:eastAsia="Consolas" w:hAnsi="Consolas"/>
+          <w:sz w:val="20"/>
+          <w:szCs w:val="20"/>
+        </w:rPr>
+        <w:t xml:space="preserve">===</w:t>
+      </w:r>
+      <w:r>
+        <w:rPr>
+          <w:sz w:val="22"/>
+          <w:szCs w:val="22"/>
+        </w:rPr>
+        <w:t xml:space="preserve"> на </w:t>
+      </w:r>
+      <w:r>
+        <w:rPr>
+          <w:rFonts w:ascii="Consolas" w:cs="Consolas" w:eastAsia="Consolas" w:hAnsi="Consolas"/>
+          <w:sz w:val="20"/>
+          <w:szCs w:val="20"/>
+        </w:rPr>
+        <w:t xml:space="preserve">==</w:t>
+      </w:r>
+      <w:r>
+        <w:rPr>
+          <w:sz w:val="22"/>
+          <w:szCs w:val="22"/>
+        </w:rPr>
+        <w:t xml:space="preserve">.</w:t>
+      </w:r>
     </w:p>
     <w:p>
       <w:pPr>
@@ -5618,14 +6483,7 @@
           <w:sz w:val="20"/>
           <w:szCs w:val="20"/>
         </w:rPr>
-        <w:t xml:space="preserve">evidence/TC11_name_apostrophe.png</w:t>
-      </w:r>
-      <w:r>
-        <w:rPr>
-          <w:sz w:val="22"/>
-          <w:szCs w:val="22"/>
-        </w:rPr>
-        <w:t xml:space="preserve"> (белая страница)</w:t>
+        <w:t xml:space="preserve">evidence/TC09_search_order1.png</w:t>
       </w:r>
     </w:p>
     <w:p>
@@ -5635,403 +6493,9 @@
       <w:r>
         <w:drawing>
           <wp:inline distT="0" distB="0" distL="0" distR="0">
-            <wp:extent cx="4953000" cy="2790825"/>
+            <wp:extent cx="4953000" cy="3457575"/>
             <wp:effectExtent t="0" r="0" b="0" l="0"/>
-            <wp:docPr id="12" name="evidence/TC11_name_apostrophe.png" descr="evidence/TC11_name_apostrophe.png" title="evidence/TC11_name_apostrophe.png"/>
-            <wp:cNvGraphicFramePr>
-              <a:graphicFrameLocks xmlns:a="http://schemas.openxmlformats.org/drawingml/2006/main" noChangeAspect="1"/>
-            </wp:cNvGraphicFramePr>
-            <a:graphic xmlns:a="http://schemas.openxmlformats.org/drawingml/2006/main">
-              <a:graphicData uri="http://schemas.openxmlformats.org/drawingml/2006/picture">
-                <pic:pic xmlns:pic="http://schemas.openxmlformats.org/drawingml/2006/picture">
-                  <pic:nvPicPr>
-                    <pic:cNvPr id="0" name="" descr=""/>
-                    <pic:cNvPicPr>
-                      <a:picLocks noChangeAspect="1" noChangeArrowheads="1"/>
-                    </pic:cNvPicPr>
-                  </pic:nvPicPr>
-                  <pic:blipFill>
-                    <a:blip r:embed="rId17" cstate="none"/>
-                    <a:srcRect/>
-                    <a:stretch>
-                      <a:fillRect/>
-                    </a:stretch>
-                  </pic:blipFill>
-                  <pic:spPr bwMode="auto">
-                    <a:xfrm>
-                      <a:off x="0" y="0"/>
-                      <a:ext cx="4953000" cy="2790825"/>
-                    </a:xfrm>
-                    <a:prstGeom prst="rect">
-                      <a:avLst/>
-                    </a:prstGeom>
-                  </pic:spPr>
-                </pic:pic>
-              </a:graphicData>
-            </a:graphic>
-          </wp:inline>
-        </w:drawing>
-      </w:r>
-    </w:p>
-    <w:p>
-      <w:pPr>
-        <w:pStyle w:val="Heading3"/>
-      </w:pPr>
-      <w:r>
-        <w:t xml:space="preserve">Тест 12. Страница заказов: список и суммы (нормальные данные)</w:t>
-      </w:r>
-    </w:p>
-    <w:p>
-      <w:pPr>
-        <w:pStyle w:val="ListParagraph"/>
-        <w:numPr>
-          <w:ilvl w:val="0"/>
-          <w:numId w:val="2"/>
-        </w:numPr>
-        <w:spacing w:after="60"/>
-      </w:pPr>
-      <w:r>
-        <w:rPr>
-          <w:b/>
-          <w:bCs/>
-          <w:sz w:val="22"/>
-          <w:szCs w:val="22"/>
-        </w:rPr>
-        <w:t xml:space="preserve">Что проверяем:</w:t>
-      </w:r>
-      <w:r>
-        <w:rPr>
-          <w:sz w:val="22"/>
-          <w:szCs w:val="22"/>
-        </w:rPr>
-        <w:t xml:space="preserve"> страница показывает все заказы с названием услуги и именем механика, считает общее количество, выручку и средний чек.</w:t>
-      </w:r>
-    </w:p>
-    <w:p>
-      <w:pPr>
-        <w:pStyle w:val="ListParagraph"/>
-        <w:numPr>
-          <w:ilvl w:val="0"/>
-          <w:numId w:val="2"/>
-        </w:numPr>
-        <w:spacing w:after="60"/>
-      </w:pPr>
-      <w:r>
-        <w:rPr>
-          <w:b/>
-          <w:bCs/>
-          <w:sz w:val="22"/>
-          <w:szCs w:val="22"/>
-        </w:rPr>
-        <w:t xml:space="preserve">Шаги:</w:t>
-      </w:r>
-      <w:r>
-        <w:rPr>
-          <w:sz w:val="22"/>
-          <w:szCs w:val="22"/>
-        </w:rPr>
-        <w:t xml:space="preserve"> открыть </w:t>
-      </w:r>
-      <w:r>
-        <w:rPr>
-          <w:rFonts w:ascii="Consolas" w:cs="Consolas" w:eastAsia="Consolas" w:hAnsi="Consolas"/>
-          <w:sz w:val="20"/>
-          <w:szCs w:val="20"/>
-        </w:rPr>
-        <w:t xml:space="preserve">/orders.php</w:t>
-      </w:r>
-      <w:r>
-        <w:rPr>
-          <w:sz w:val="22"/>
-          <w:szCs w:val="22"/>
-        </w:rPr>
-        <w:t xml:space="preserve">, прочитать три блока сверху и таблицу.</w:t>
-      </w:r>
-    </w:p>
-    <w:p>
-      <w:pPr>
-        <w:pStyle w:val="ListParagraph"/>
-        <w:numPr>
-          <w:ilvl w:val="0"/>
-          <w:numId w:val="2"/>
-        </w:numPr>
-        <w:spacing w:after="60"/>
-      </w:pPr>
-      <w:r>
-        <w:rPr>
-          <w:b/>
-          <w:bCs/>
-          <w:sz w:val="22"/>
-          <w:szCs w:val="22"/>
-        </w:rPr>
-        <w:t xml:space="preserve">Данные:</w:t>
-      </w:r>
-      <w:r>
-        <w:rPr>
-          <w:sz w:val="22"/>
-          <w:szCs w:val="22"/>
-        </w:rPr>
-        <w:t xml:space="preserve"> 8 исходных заказов (235,00 $) и 3 новых заказа Oil Change из тестов 5, 6, 9 (3 × 35 = 105 $).</w:t>
-      </w:r>
-    </w:p>
-    <w:p>
-      <w:pPr>
-        <w:pStyle w:val="ListParagraph"/>
-        <w:numPr>
-          <w:ilvl w:val="0"/>
-          <w:numId w:val="2"/>
-        </w:numPr>
-        <w:spacing w:after="60"/>
-      </w:pPr>
-      <w:r>
-        <w:rPr>
-          <w:b/>
-          <w:bCs/>
-          <w:sz w:val="22"/>
-          <w:szCs w:val="22"/>
-        </w:rPr>
-        <w:t xml:space="preserve">Ожидали:</w:t>
-      </w:r>
-      <w:r>
-        <w:rPr>
-          <w:sz w:val="22"/>
-          <w:szCs w:val="22"/>
-        </w:rPr>
-        <w:t xml:space="preserve"> 11 заказов, выручка 340,00 $, средний чек 30,91 $.</w:t>
-      </w:r>
-    </w:p>
-    <w:p>
-      <w:pPr>
-        <w:pStyle w:val="ListParagraph"/>
-        <w:numPr>
-          <w:ilvl w:val="0"/>
-          <w:numId w:val="2"/>
-        </w:numPr>
-        <w:spacing w:after="60"/>
-      </w:pPr>
-      <w:r>
-        <w:rPr>
-          <w:b/>
-          <w:bCs/>
-          <w:sz w:val="22"/>
-          <w:szCs w:val="22"/>
-        </w:rPr>
-        <w:t xml:space="preserve">Получили:</w:t>
-      </w:r>
-      <w:r>
-        <w:rPr>
-          <w:sz w:val="22"/>
-          <w:szCs w:val="22"/>
-        </w:rPr>
-        <w:t xml:space="preserve"> ровно это. В таблице 11 строк, новые даты сверху. </w:t>
-      </w:r>
-      <w:r>
-        <w:rPr>
-          <w:b/>
-          <w:bCs/>
-          <w:sz w:val="22"/>
-          <w:szCs w:val="22"/>
-        </w:rPr>
-        <w:t xml:space="preserve">PASS.</w:t>
-      </w:r>
-    </w:p>
-    <w:p>
-      <w:pPr>
-        <w:pStyle w:val="ListParagraph"/>
-        <w:numPr>
-          <w:ilvl w:val="0"/>
-          <w:numId w:val="2"/>
-        </w:numPr>
-        <w:spacing w:after="60"/>
-      </w:pPr>
-      <w:r>
-        <w:rPr>
-          <w:b/>
-          <w:bCs/>
-          <w:sz w:val="22"/>
-          <w:szCs w:val="22"/>
-        </w:rPr>
-        <w:t xml:space="preserve">Откуда числа:</w:t>
-      </w:r>
-      <w:r>
-        <w:rPr>
-          <w:sz w:val="22"/>
-          <w:szCs w:val="22"/>
-        </w:rPr>
-        <w:t xml:space="preserve"> 235 + 105 = 340. 340 / 11 = 30,909…, округление даёт 30,91.</w:t>
-      </w:r>
-    </w:p>
-    <w:p>
-      <w:pPr>
-        <w:pStyle w:val="ListParagraph"/>
-        <w:numPr>
-          <w:ilvl w:val="0"/>
-          <w:numId w:val="2"/>
-        </w:numPr>
-        <w:spacing w:after="60"/>
-      </w:pPr>
-      <w:r>
-        <w:rPr>
-          <w:b/>
-          <w:bCs/>
-          <w:sz w:val="22"/>
-          <w:szCs w:val="22"/>
-        </w:rPr>
-        <w:t xml:space="preserve">Что происходит в коде:</w:t>
-      </w:r>
-      <w:r>
-        <w:rPr>
-          <w:sz w:val="22"/>
-          <w:szCs w:val="22"/>
-        </w:rPr>
-        <w:t xml:space="preserve"> </w:t>
-      </w:r>
-      <w:r>
-        <w:rPr>
-          <w:rFonts w:ascii="Consolas" w:cs="Consolas" w:eastAsia="Consolas" w:hAnsi="Consolas"/>
-          <w:sz w:val="20"/>
-          <w:szCs w:val="20"/>
-        </w:rPr>
-        <w:t xml:space="preserve">orders.php</w:t>
-      </w:r>
-      <w:r>
-        <w:rPr>
-          <w:sz w:val="22"/>
-          <w:szCs w:val="22"/>
-        </w:rPr>
-        <w:t xml:space="preserve">, строки 11–25: запрос </w:t>
-      </w:r>
-      <w:r>
-        <w:rPr>
-          <w:rFonts w:ascii="Consolas" w:cs="Consolas" w:eastAsia="Consolas" w:hAnsi="Consolas"/>
-          <w:sz w:val="20"/>
-          <w:szCs w:val="20"/>
-        </w:rPr>
-        <w:t xml:space="preserve">JOIN</w:t>
-      </w:r>
-      <w:r>
-        <w:rPr>
-          <w:sz w:val="22"/>
-          <w:szCs w:val="22"/>
-        </w:rPr>
-        <w:t xml:space="preserve"> трёх таблиц (</w:t>
-      </w:r>
-      <w:r>
-        <w:rPr>
-          <w:rFonts w:ascii="Consolas" w:cs="Consolas" w:eastAsia="Consolas" w:hAnsi="Consolas"/>
-          <w:sz w:val="20"/>
-          <w:szCs w:val="20"/>
-        </w:rPr>
-        <w:t xml:space="preserve">orders</w:t>
-      </w:r>
-      <w:r>
-        <w:rPr>
-          <w:sz w:val="22"/>
-          <w:szCs w:val="22"/>
-        </w:rPr>
-        <w:t xml:space="preserve">, </w:t>
-      </w:r>
-      <w:r>
-        <w:rPr>
-          <w:rFonts w:ascii="Consolas" w:cs="Consolas" w:eastAsia="Consolas" w:hAnsi="Consolas"/>
-          <w:sz w:val="20"/>
-          <w:szCs w:val="20"/>
-        </w:rPr>
-        <w:t xml:space="preserve">services</w:t>
-      </w:r>
-      <w:r>
-        <w:rPr>
-          <w:sz w:val="22"/>
-          <w:szCs w:val="22"/>
-        </w:rPr>
-        <w:t xml:space="preserve">, </w:t>
-      </w:r>
-      <w:r>
-        <w:rPr>
-          <w:rFonts w:ascii="Consolas" w:cs="Consolas" w:eastAsia="Consolas" w:hAnsi="Consolas"/>
-          <w:sz w:val="20"/>
-          <w:szCs w:val="20"/>
-        </w:rPr>
-        <w:t xml:space="preserve">mechanics</w:t>
-      </w:r>
-      <w:r>
-        <w:rPr>
-          <w:sz w:val="22"/>
-          <w:szCs w:val="22"/>
-        </w:rPr>
-        <w:t xml:space="preserve">) с сортировкой по дате по убыванию. Строки 75–79: сумма и среднее.</w:t>
-      </w:r>
-    </w:p>
-    <w:p>
-      <w:pPr>
-        <w:pStyle w:val="ListParagraph"/>
-        <w:numPr>
-          <w:ilvl w:val="0"/>
-          <w:numId w:val="2"/>
-        </w:numPr>
-        <w:spacing w:after="60"/>
-      </w:pPr>
-      <w:r>
-        <w:rPr>
-          <w:b/>
-          <w:bCs/>
-          <w:sz w:val="22"/>
-          <w:szCs w:val="22"/>
-        </w:rPr>
-        <w:t xml:space="preserve">Почему 11, а не 13:</w:t>
-      </w:r>
-      <w:r>
-        <w:rPr>
-          <w:sz w:val="22"/>
-          <w:szCs w:val="22"/>
-        </w:rPr>
-        <w:t xml:space="preserve"> тесты 10 и 11 заказ не сохранили.</w:t>
-      </w:r>
-    </w:p>
-    <w:p>
-      <w:pPr>
-        <w:pStyle w:val="ListParagraph"/>
-        <w:numPr>
-          <w:ilvl w:val="0"/>
-          <w:numId w:val="2"/>
-        </w:numPr>
-        <w:spacing w:after="60"/>
-      </w:pPr>
-      <w:r>
-        <w:rPr>
-          <w:b/>
-          <w:bCs/>
-          <w:sz w:val="22"/>
-          <w:szCs w:val="22"/>
-        </w:rPr>
-        <w:t xml:space="preserve">Скриншот:</w:t>
-      </w:r>
-      <w:r>
-        <w:rPr>
-          <w:sz w:val="22"/>
-          <w:szCs w:val="22"/>
-        </w:rPr>
-        <w:t xml:space="preserve"> </w:t>
-      </w:r>
-      <w:r>
-        <w:rPr>
-          <w:rFonts w:ascii="Consolas" w:cs="Consolas" w:eastAsia="Consolas" w:hAnsi="Consolas"/>
-          <w:sz w:val="20"/>
-          <w:szCs w:val="20"/>
-        </w:rPr>
-        <w:t xml:space="preserve">evidence/TC12_orders_list.png</w:t>
-      </w:r>
-    </w:p>
-    <w:p>
-      <w:pPr>
-        <w:spacing w:after="160"/>
-      </w:pPr>
-      <w:r>
-        <w:drawing>
-          <wp:inline distT="0" distB="0" distL="0" distR="0">
-            <wp:extent cx="4953000" cy="3276600"/>
-            <wp:effectExtent t="0" r="0" b="0" l="0"/>
-            <wp:docPr id="13" name="evidence/TC12_orders_list.png" descr="evidence/TC12_orders_list.png" title="evidence/TC12_orders_list.png"/>
+            <wp:docPr id="12" name="evidence/TC09_search_order1.png" descr="evidence/TC09_search_order1.png" title="evidence/TC09_search_order1.png"/>
             <wp:cNvGraphicFramePr>
               <a:graphicFrameLocks xmlns:a="http://schemas.openxmlformats.org/drawingml/2006/main" noChangeAspect="1"/>
             </wp:cNvGraphicFramePr>
@@ -6054,7 +6518,7 @@
                   <pic:spPr bwMode="auto">
                     <a:xfrm>
                       <a:off x="0" y="0"/>
-                      <a:ext cx="4953000" cy="3276600"/>
+                      <a:ext cx="4953000" cy="3457575"/>
                     </a:xfrm>
                     <a:prstGeom prst="rect">
                       <a:avLst/>
@@ -6072,7 +6536,33 @@
         <w:pStyle w:val="Heading3"/>
       </w:pPr>
       <w:r>
-        <w:t xml:space="preserve">Тест 13. Поиск заказа №1 (граничные данные), FAIL</w:t>
+        <w:t xml:space="preserve">Тест 10. Поиск несуществующего заказа (недопустимые данные)</w:t>
+      </w:r>
+    </w:p>
+    <w:p>
+      <w:pPr>
+        <w:pStyle w:val="ListParagraph"/>
+        <w:numPr>
+          <w:ilvl w:val="0"/>
+          <w:numId w:val="2"/>
+        </w:numPr>
+        <w:spacing w:after="60"/>
+      </w:pPr>
+      <w:r>
+        <w:rPr>
+          <w:b/>
+          <w:bCs/>
+          <w:sz w:val="22"/>
+          <w:szCs w:val="22"/>
+        </w:rPr>
+        <w:t xml:space="preserve">Вид валидации:</w:t>
+      </w:r>
+      <w:r>
+        <w:rPr>
+          <w:sz w:val="22"/>
+          <w:szCs w:val="22"/>
+        </w:rPr>
+        <w:t xml:space="preserve"> проверка существования (отсутствующая запись должна давать понятное сообщение).</w:t>
       </w:r>
     </w:p>
     <w:p>
@@ -6098,7 +6588,7 @@
           <w:sz w:val="22"/>
           <w:szCs w:val="22"/>
         </w:rPr>
-        <w:t xml:space="preserve"> поиск находит заказ с самым маленьким номером.</w:t>
+        <w:t xml:space="preserve"> если заказа нет, показывается понятное сообщение, а таблица остаётся.</w:t>
       </w:r>
     </w:p>
     <w:p>
@@ -6124,21 +6614,6 @@
           <w:sz w:val="22"/>
           <w:szCs w:val="22"/>
         </w:rPr>
-        <w:t xml:space="preserve"> на </w:t>
-      </w:r>
-      <w:r>
-        <w:rPr>
-          <w:rFonts w:ascii="Consolas" w:cs="Consolas" w:eastAsia="Consolas" w:hAnsi="Consolas"/>
-          <w:sz w:val="20"/>
-          <w:szCs w:val="20"/>
-        </w:rPr>
-        <w:t xml:space="preserve">/orders.php</w:t>
-      </w:r>
-      <w:r>
-        <w:rPr>
-          <w:sz w:val="22"/>
-          <w:szCs w:val="22"/>
-        </w:rPr>
         <w:t xml:space="preserve"> ввести </w:t>
       </w:r>
       <w:r>
@@ -6147,55 +6622,14 @@
           <w:sz w:val="20"/>
           <w:szCs w:val="20"/>
         </w:rPr>
-        <w:t xml:space="preserve">1</w:t>
-      </w:r>
-      <w:r>
-        <w:rPr>
-          <w:sz w:val="22"/>
-          <w:szCs w:val="22"/>
-        </w:rPr>
-        <w:t xml:space="preserve"> в поле «Binary search by Order #», нажать «Search».</w:t>
-      </w:r>
-    </w:p>
-    <w:p>
-      <w:pPr>
-        <w:pStyle w:val="ListParagraph"/>
-        <w:numPr>
-          <w:ilvl w:val="0"/>
-          <w:numId w:val="2"/>
-        </w:numPr>
-        <w:spacing w:after="60"/>
-      </w:pPr>
-      <w:r>
-        <w:rPr>
-          <w:b/>
-          <w:bCs/>
-          <w:sz w:val="22"/>
-          <w:szCs w:val="22"/>
-        </w:rPr>
-        <w:t xml:space="preserve">Почему это граничное значение:</w:t>
-      </w:r>
-      <w:r>
-        <w:rPr>
-          <w:sz w:val="22"/>
-          <w:szCs w:val="22"/>
-        </w:rPr>
-        <w:t xml:space="preserve"> №1 самый маленький существующий номер, и поле принимает значения от 1 (</w:t>
-      </w:r>
-      <w:r>
-        <w:rPr>
-          <w:rFonts w:ascii="Consolas" w:cs="Consolas" w:eastAsia="Consolas" w:hAnsi="Consolas"/>
-          <w:sz w:val="20"/>
-          <w:szCs w:val="20"/>
-        </w:rPr>
-        <w:t xml:space="preserve">min="1"</w:t>
-      </w:r>
-      <w:r>
-        <w:rPr>
-          <w:sz w:val="22"/>
-          <w:szCs w:val="22"/>
-        </w:rPr>
-        <w:t xml:space="preserve">).</w:t>
+        <w:t xml:space="preserve">999</w:t>
+      </w:r>
+      <w:r>
+        <w:rPr>
+          <w:sz w:val="22"/>
+          <w:szCs w:val="22"/>
+        </w:rPr>
+        <w:t xml:space="preserve">, нажать «Search».</w:t>
       </w:r>
     </w:p>
     <w:p>
@@ -6221,7 +6655,7 @@
           <w:sz w:val="22"/>
           <w:szCs w:val="22"/>
         </w:rPr>
-        <w:t xml:space="preserve"> карточка «Order #1 found» с Marat Usenov, Oil Change, Arman Bekov.</w:t>
+        <w:t xml:space="preserve"> «Order #999 not found.»</w:t>
       </w:r>
     </w:p>
     <w:p>
@@ -6247,151 +6681,77 @@
           <w:sz w:val="22"/>
           <w:szCs w:val="22"/>
         </w:rPr>
-        <w:t xml:space="preserve"> «Order #1 not found.», хотя заказ №1 виден в таблице ниже. </w:t>
-      </w:r>
-      <w:r>
-        <w:rPr>
-          <w:b/>
-          <w:bCs/>
-          <w:sz w:val="22"/>
-          <w:szCs w:val="22"/>
-        </w:rPr>
-        <w:t xml:space="preserve">FAIL.</w:t>
-      </w:r>
-    </w:p>
-    <w:p>
-      <w:pPr>
-        <w:pStyle w:val="ListParagraph"/>
-        <w:numPr>
-          <w:ilvl w:val="0"/>
-          <w:numId w:val="2"/>
-        </w:numPr>
-        <w:spacing w:after="60"/>
-      </w:pPr>
-      <w:r>
-        <w:rPr>
-          <w:b/>
-          <w:bCs/>
-          <w:sz w:val="22"/>
-          <w:szCs w:val="22"/>
-        </w:rPr>
-        <w:t xml:space="preserve">Что происходит в коде</w:t>
-      </w:r>
-      <w:r>
-        <w:rPr>
-          <w:sz w:val="22"/>
-          <w:szCs w:val="22"/>
-        </w:rPr>
-        <w:t xml:space="preserve"> (</w:t>
-      </w:r>
-      <w:r>
-        <w:rPr>
-          <w:rFonts w:ascii="Consolas" w:cs="Consolas" w:eastAsia="Consolas" w:hAnsi="Consolas"/>
-          <w:sz w:val="20"/>
-          <w:szCs w:val="20"/>
-        </w:rPr>
-        <w:t xml:space="preserve">orders.php</w:t>
-      </w:r>
-      <w:r>
-        <w:rPr>
-          <w:sz w:val="22"/>
-          <w:szCs w:val="22"/>
-        </w:rPr>
-        <w:t xml:space="preserve">, строка 63):</w:t>
-      </w:r>
-    </w:p>
-    <w:p>
-      <w:pPr>
-        <w:shd w:fill="F2F2F2" w:color="auto" w:val="clear"/>
-        <w:spacing w:after="0"/>
-        <w:ind w:left="360"/>
-      </w:pPr>
-      <w:r>
-        <w:rPr>
-          <w:rFonts w:ascii="Consolas" w:cs="Consolas" w:eastAsia="Consolas" w:hAnsi="Consolas"/>
-          <w:sz w:val="18"/>
-          <w:szCs w:val="18"/>
-        </w:rPr>
-        <w:t xml:space="preserve">if ($sorted[$mid]['order_id'] === $search_id) {</w:t>
-      </w:r>
-    </w:p>
-    <w:p>
-      <w:pPr>
-        <w:spacing w:after="120"/>
-      </w:pPr>
-    </w:p>
-    <w:p>
-      <w:pPr>
-        <w:spacing w:after="120"/>
-      </w:pPr>
-      <w:r>
-        <w:rPr>
-          <w:rFonts w:ascii="Consolas" w:cs="Consolas" w:eastAsia="Consolas" w:hAnsi="Consolas"/>
-          <w:sz w:val="20"/>
-          <w:szCs w:val="20"/>
-        </w:rPr>
-        <w:t xml:space="preserve">$search_id</w:t>
-      </w:r>
-      <w:r>
-        <w:rPr>
-          <w:sz w:val="22"/>
-          <w:szCs w:val="22"/>
-        </w:rPr>
-        <w:t xml:space="preserve"> это число (строка 37 приводит его через </w:t>
-      </w:r>
-      <w:r>
-        <w:rPr>
-          <w:rFonts w:ascii="Consolas" w:cs="Consolas" w:eastAsia="Consolas" w:hAnsi="Consolas"/>
-          <w:sz w:val="20"/>
-          <w:szCs w:val="20"/>
-        </w:rPr>
-        <w:t xml:space="preserve">(int)</w:t>
-      </w:r>
-      <w:r>
-        <w:rPr>
-          <w:sz w:val="22"/>
-          <w:szCs w:val="22"/>
-        </w:rPr>
-        <w:t xml:space="preserve">). А </w:t>
-      </w:r>
-      <w:r>
-        <w:rPr>
-          <w:rFonts w:ascii="Consolas" w:cs="Consolas" w:eastAsia="Consolas" w:hAnsi="Consolas"/>
-          <w:sz w:val="20"/>
-          <w:szCs w:val="20"/>
-        </w:rPr>
-        <w:t xml:space="preserve">order_id</w:t>
-      </w:r>
-      <w:r>
-        <w:rPr>
-          <w:sz w:val="22"/>
-          <w:szCs w:val="22"/>
-        </w:rPr>
-        <w:t xml:space="preserve">, пришедший из базы через </w:t>
-      </w:r>
-      <w:r>
-        <w:rPr>
-          <w:rFonts w:ascii="Consolas" w:cs="Consolas" w:eastAsia="Consolas" w:hAnsi="Consolas"/>
-          <w:sz w:val="20"/>
-          <w:szCs w:val="20"/>
-        </w:rPr>
-        <w:t xml:space="preserve">mysqli_fetch_assoc</w:t>
-      </w:r>
-      <w:r>
-        <w:rPr>
-          <w:sz w:val="22"/>
-          <w:szCs w:val="22"/>
-        </w:rPr>
-        <w:t xml:space="preserve">, это </w:t>
-      </w:r>
-      <w:r>
-        <w:rPr>
-          <w:b/>
-          <w:bCs/>
-          <w:sz w:val="22"/>
-          <w:szCs w:val="22"/>
-        </w:rPr>
-        <w:t xml:space="preserve">строка</w:t>
+        <w:t xml:space="preserve"> ровно это, над полной таблицей. </w:t>
+      </w:r>
+      <w:r>
+        <w:rPr>
+          <w:b/>
+          <w:bCs/>
+          <w:sz w:val="22"/>
+          <w:szCs w:val="22"/>
+        </w:rPr>
+        <w:t xml:space="preserve">PASS.</w:t>
+      </w:r>
+    </w:p>
+    <w:p>
+      <w:pPr>
+        <w:pStyle w:val="ListParagraph"/>
+        <w:numPr>
+          <w:ilvl w:val="0"/>
+          <w:numId w:val="2"/>
+        </w:numPr>
+        <w:spacing w:after="60"/>
+      </w:pPr>
+      <w:r>
+        <w:rPr>
+          <w:b/>
+          <w:bCs/>
+          <w:sz w:val="22"/>
+          <w:szCs w:val="22"/>
+        </w:rPr>
+        <w:t xml:space="preserve">Важно:</w:t>
+      </w:r>
+      <w:r>
+        <w:rPr>
+          <w:sz w:val="22"/>
+          <w:szCs w:val="22"/>
+        </w:rPr>
+        <w:t xml:space="preserve"> этот тест проходит, но по неверной причине. Из-за ошибки в тесте 9 поиск не находит ничего, поэтому «not found» он покажет для любого номера. Если на защите спросят, почему тест 10 PASS, а 9 FAIL, ответ такой: тест 10 проверяет только сообщение «не найден», и оно показывается правильно. Тест 9 проверяет, что существующий заказ </w:t>
+      </w:r>
+      <w:r>
+        <w:rPr>
+          <w:b/>
+          <w:bCs/>
+          <w:sz w:val="22"/>
+          <w:szCs w:val="22"/>
+        </w:rPr>
+        <w:t xml:space="preserve">находится</w:t>
+      </w:r>
+      <w:r>
+        <w:rPr>
+          <w:sz w:val="22"/>
+          <w:szCs w:val="22"/>
+        </w:rPr>
+        <w:t xml:space="preserve">, и вот это не работает.</w:t>
+      </w:r>
+    </w:p>
+    <w:p>
+      <w:pPr>
+        <w:pStyle w:val="ListParagraph"/>
+        <w:numPr>
+          <w:ilvl w:val="0"/>
+          <w:numId w:val="2"/>
+        </w:numPr>
+        <w:spacing w:after="60"/>
+      </w:pPr>
+      <w:r>
+        <w:rPr>
+          <w:b/>
+          <w:bCs/>
+          <w:sz w:val="22"/>
+          <w:szCs w:val="22"/>
+        </w:rPr>
+        <w:t xml:space="preserve">Скриншот:</w:t>
       </w:r>
       <w:r>
         <w:rPr>
@@ -6406,175 +6766,7 @@
           <w:sz w:val="20"/>
           <w:szCs w:val="20"/>
         </w:rPr>
-        <w:t xml:space="preserve">"1"</w:t>
-      </w:r>
-      <w:r>
-        <w:rPr>
-          <w:sz w:val="22"/>
-          <w:szCs w:val="22"/>
-        </w:rPr>
-        <w:t xml:space="preserve">. Оператор </w:t>
-      </w:r>
-      <w:r>
-        <w:rPr>
-          <w:rFonts w:ascii="Consolas" w:cs="Consolas" w:eastAsia="Consolas" w:hAnsi="Consolas"/>
-          <w:sz w:val="20"/>
-          <w:szCs w:val="20"/>
-        </w:rPr>
-        <w:t xml:space="preserve">===</w:t>
-      </w:r>
-      <w:r>
-        <w:rPr>
-          <w:sz w:val="22"/>
-          <w:szCs w:val="22"/>
-        </w:rPr>
-        <w:t xml:space="preserve"> сравнивает ещё и тип, поэтому </w:t>
-      </w:r>
-      <w:r>
-        <w:rPr>
-          <w:rFonts w:ascii="Consolas" w:cs="Consolas" w:eastAsia="Consolas" w:hAnsi="Consolas"/>
-          <w:sz w:val="20"/>
-          <w:szCs w:val="20"/>
-        </w:rPr>
-        <w:t xml:space="preserve">"1" === 1</w:t>
-      </w:r>
-      <w:r>
-        <w:rPr>
-          <w:sz w:val="22"/>
-          <w:szCs w:val="22"/>
-        </w:rPr>
-        <w:t xml:space="preserve"> ложь. Ни один заказ никогда не найдётся.</w:t>
-      </w:r>
-    </w:p>
-    <w:p>
-      <w:pPr>
-        <w:pStyle w:val="ListParagraph"/>
-        <w:numPr>
-          <w:ilvl w:val="0"/>
-          <w:numId w:val="2"/>
-        </w:numPr>
-        <w:spacing w:after="60"/>
-      </w:pPr>
-      <w:r>
-        <w:rPr>
-          <w:b/>
-          <w:bCs/>
-          <w:sz w:val="22"/>
-          <w:szCs w:val="22"/>
-        </w:rPr>
-        <w:t xml:space="preserve">Что такое бинарный поиск:</w:t>
-      </w:r>
-      <w:r>
-        <w:rPr>
-          <w:sz w:val="22"/>
-          <w:szCs w:val="22"/>
-        </w:rPr>
-        <w:t xml:space="preserve"> массив сортируется, берётся середина; если искомое меньше, ищем в левой половине, иначе в правой. Алгоритм в коде записан правильно (строки 57–71), ломает его только сравнение типов.</w:t>
-      </w:r>
-    </w:p>
-    <w:p>
-      <w:pPr>
-        <w:pStyle w:val="ListParagraph"/>
-        <w:numPr>
-          <w:ilvl w:val="0"/>
-          <w:numId w:val="2"/>
-        </w:numPr>
-        <w:spacing w:after="60"/>
-      </w:pPr>
-      <w:r>
-        <w:rPr>
-          <w:b/>
-          <w:bCs/>
-          <w:sz w:val="22"/>
-          <w:szCs w:val="22"/>
-        </w:rPr>
-        <w:t xml:space="preserve">Как исправить:</w:t>
-      </w:r>
-      <w:r>
-        <w:rPr>
-          <w:sz w:val="22"/>
-          <w:szCs w:val="22"/>
-        </w:rPr>
-        <w:t xml:space="preserve"> </w:t>
-      </w:r>
-      <w:r>
-        <w:rPr>
-          <w:rFonts w:ascii="Consolas" w:cs="Consolas" w:eastAsia="Consolas" w:hAnsi="Consolas"/>
-          <w:sz w:val="20"/>
-          <w:szCs w:val="20"/>
-        </w:rPr>
-        <w:t xml:space="preserve">(int)$sorted[$mid]['order_id'] === $search_id</w:t>
-      </w:r>
-      <w:r>
-        <w:rPr>
-          <w:sz w:val="22"/>
-          <w:szCs w:val="22"/>
-        </w:rPr>
-        <w:t xml:space="preserve"> или заменить </w:t>
-      </w:r>
-      <w:r>
-        <w:rPr>
-          <w:rFonts w:ascii="Consolas" w:cs="Consolas" w:eastAsia="Consolas" w:hAnsi="Consolas"/>
-          <w:sz w:val="20"/>
-          <w:szCs w:val="20"/>
-        </w:rPr>
-        <w:t xml:space="preserve">===</w:t>
-      </w:r>
-      <w:r>
-        <w:rPr>
-          <w:sz w:val="22"/>
-          <w:szCs w:val="22"/>
-        </w:rPr>
-        <w:t xml:space="preserve"> на </w:t>
-      </w:r>
-      <w:r>
-        <w:rPr>
-          <w:rFonts w:ascii="Consolas" w:cs="Consolas" w:eastAsia="Consolas" w:hAnsi="Consolas"/>
-          <w:sz w:val="20"/>
-          <w:szCs w:val="20"/>
-        </w:rPr>
-        <w:t xml:space="preserve">==</w:t>
-      </w:r>
-      <w:r>
-        <w:rPr>
-          <w:sz w:val="22"/>
-          <w:szCs w:val="22"/>
-        </w:rPr>
-        <w:t xml:space="preserve">.</w:t>
-      </w:r>
-    </w:p>
-    <w:p>
-      <w:pPr>
-        <w:pStyle w:val="ListParagraph"/>
-        <w:numPr>
-          <w:ilvl w:val="0"/>
-          <w:numId w:val="2"/>
-        </w:numPr>
-        <w:spacing w:after="60"/>
-      </w:pPr>
-      <w:r>
-        <w:rPr>
-          <w:b/>
-          <w:bCs/>
-          <w:sz w:val="22"/>
-          <w:szCs w:val="22"/>
-        </w:rPr>
-        <w:t xml:space="preserve">Скриншот:</w:t>
-      </w:r>
-      <w:r>
-        <w:rPr>
-          <w:sz w:val="22"/>
-          <w:szCs w:val="22"/>
-        </w:rPr>
-        <w:t xml:space="preserve"> </w:t>
-      </w:r>
-      <w:r>
-        <w:rPr>
-          <w:rFonts w:ascii="Consolas" w:cs="Consolas" w:eastAsia="Consolas" w:hAnsi="Consolas"/>
-          <w:sz w:val="20"/>
-          <w:szCs w:val="20"/>
-        </w:rPr>
-        <w:t xml:space="preserve">evidence/TC13_search_order1.png</w:t>
+        <w:t xml:space="preserve">evidence/TC10_search_order999.png</w:t>
       </w:r>
     </w:p>
     <w:p>
@@ -6586,7 +6778,7 @@
           <wp:inline distT="0" distB="0" distL="0" distR="0">
             <wp:extent cx="4953000" cy="3457575"/>
             <wp:effectExtent t="0" r="0" b="0" l="0"/>
-            <wp:docPr id="14" name="evidence/TC13_search_order1.png" descr="evidence/TC13_search_order1.png" title="evidence/TC13_search_order1.png"/>
+            <wp:docPr id="13" name="evidence/TC10_search_order999.png" descr="evidence/TC10_search_order999.png" title="evidence/TC10_search_order999.png"/>
             <wp:cNvGraphicFramePr>
               <a:graphicFrameLocks xmlns:a="http://schemas.openxmlformats.org/drawingml/2006/main" noChangeAspect="1"/>
             </wp:cNvGraphicFramePr>
@@ -6610,657 +6802,6 @@
                     <a:xfrm>
                       <a:off x="0" y="0"/>
                       <a:ext cx="4953000" cy="3457575"/>
-                    </a:xfrm>
-                    <a:prstGeom prst="rect">
-                      <a:avLst/>
-                    </a:prstGeom>
-                  </pic:spPr>
-                </pic:pic>
-              </a:graphicData>
-            </a:graphic>
-          </wp:inline>
-        </w:drawing>
-      </w:r>
-    </w:p>
-    <w:p>
-      <w:pPr>
-        <w:pStyle w:val="Heading3"/>
-      </w:pPr>
-      <w:r>
-        <w:t xml:space="preserve">Тест 14. Поиск несуществующего заказа (недопустимые данные)</w:t>
-      </w:r>
-    </w:p>
-    <w:p>
-      <w:pPr>
-        <w:pStyle w:val="ListParagraph"/>
-        <w:numPr>
-          <w:ilvl w:val="0"/>
-          <w:numId w:val="2"/>
-        </w:numPr>
-        <w:spacing w:after="60"/>
-      </w:pPr>
-      <w:r>
-        <w:rPr>
-          <w:b/>
-          <w:bCs/>
-          <w:sz w:val="22"/>
-          <w:szCs w:val="22"/>
-        </w:rPr>
-        <w:t xml:space="preserve">Что проверяем:</w:t>
-      </w:r>
-      <w:r>
-        <w:rPr>
-          <w:sz w:val="22"/>
-          <w:szCs w:val="22"/>
-        </w:rPr>
-        <w:t xml:space="preserve"> если заказа нет, показывается понятное сообщение, а таблица остаётся.</w:t>
-      </w:r>
-    </w:p>
-    <w:p>
-      <w:pPr>
-        <w:pStyle w:val="ListParagraph"/>
-        <w:numPr>
-          <w:ilvl w:val="0"/>
-          <w:numId w:val="2"/>
-        </w:numPr>
-        <w:spacing w:after="60"/>
-      </w:pPr>
-      <w:r>
-        <w:rPr>
-          <w:b/>
-          <w:bCs/>
-          <w:sz w:val="22"/>
-          <w:szCs w:val="22"/>
-        </w:rPr>
-        <w:t xml:space="preserve">Шаги:</w:t>
-      </w:r>
-      <w:r>
-        <w:rPr>
-          <w:sz w:val="22"/>
-          <w:szCs w:val="22"/>
-        </w:rPr>
-        <w:t xml:space="preserve"> ввести </w:t>
-      </w:r>
-      <w:r>
-        <w:rPr>
-          <w:rFonts w:ascii="Consolas" w:cs="Consolas" w:eastAsia="Consolas" w:hAnsi="Consolas"/>
-          <w:sz w:val="20"/>
-          <w:szCs w:val="20"/>
-        </w:rPr>
-        <w:t xml:space="preserve">999</w:t>
-      </w:r>
-      <w:r>
-        <w:rPr>
-          <w:sz w:val="22"/>
-          <w:szCs w:val="22"/>
-        </w:rPr>
-        <w:t xml:space="preserve">, нажать «Search».</w:t>
-      </w:r>
-    </w:p>
-    <w:p>
-      <w:pPr>
-        <w:pStyle w:val="ListParagraph"/>
-        <w:numPr>
-          <w:ilvl w:val="0"/>
-          <w:numId w:val="2"/>
-        </w:numPr>
-        <w:spacing w:after="60"/>
-      </w:pPr>
-      <w:r>
-        <w:rPr>
-          <w:b/>
-          <w:bCs/>
-          <w:sz w:val="22"/>
-          <w:szCs w:val="22"/>
-        </w:rPr>
-        <w:t xml:space="preserve">Ожидали:</w:t>
-      </w:r>
-      <w:r>
-        <w:rPr>
-          <w:sz w:val="22"/>
-          <w:szCs w:val="22"/>
-        </w:rPr>
-        <w:t xml:space="preserve"> «Order #999 not found.»</w:t>
-      </w:r>
-    </w:p>
-    <w:p>
-      <w:pPr>
-        <w:pStyle w:val="ListParagraph"/>
-        <w:numPr>
-          <w:ilvl w:val="0"/>
-          <w:numId w:val="2"/>
-        </w:numPr>
-        <w:spacing w:after="60"/>
-      </w:pPr>
-      <w:r>
-        <w:rPr>
-          <w:b/>
-          <w:bCs/>
-          <w:sz w:val="22"/>
-          <w:szCs w:val="22"/>
-        </w:rPr>
-        <w:t xml:space="preserve">Получили:</w:t>
-      </w:r>
-      <w:r>
-        <w:rPr>
-          <w:sz w:val="22"/>
-          <w:szCs w:val="22"/>
-        </w:rPr>
-        <w:t xml:space="preserve"> ровно это, над полной таблицей. </w:t>
-      </w:r>
-      <w:r>
-        <w:rPr>
-          <w:b/>
-          <w:bCs/>
-          <w:sz w:val="22"/>
-          <w:szCs w:val="22"/>
-        </w:rPr>
-        <w:t xml:space="preserve">PASS.</w:t>
-      </w:r>
-    </w:p>
-    <w:p>
-      <w:pPr>
-        <w:pStyle w:val="ListParagraph"/>
-        <w:numPr>
-          <w:ilvl w:val="0"/>
-          <w:numId w:val="2"/>
-        </w:numPr>
-        <w:spacing w:after="60"/>
-      </w:pPr>
-      <w:r>
-        <w:rPr>
-          <w:b/>
-          <w:bCs/>
-          <w:sz w:val="22"/>
-          <w:szCs w:val="22"/>
-        </w:rPr>
-        <w:t xml:space="preserve">Важно:</w:t>
-      </w:r>
-      <w:r>
-        <w:rPr>
-          <w:sz w:val="22"/>
-          <w:szCs w:val="22"/>
-        </w:rPr>
-        <w:t xml:space="preserve"> этот тест проходит, но по неверной причине. Из-за ошибки в тесте 13 поиск не находит ничего, поэтому «not found» он покажет для любого номера. Если на защите спросят, почему тест 14 PASS, а 13 FAIL, ответ такой: тест 14 проверяет только сообщение «не найден», и оно показывается правильно. Тест 13 проверяет, что существующий заказ </w:t>
-      </w:r>
-      <w:r>
-        <w:rPr>
-          <w:b/>
-          <w:bCs/>
-          <w:sz w:val="22"/>
-          <w:szCs w:val="22"/>
-        </w:rPr>
-        <w:t xml:space="preserve">находится</w:t>
-      </w:r>
-      <w:r>
-        <w:rPr>
-          <w:sz w:val="22"/>
-          <w:szCs w:val="22"/>
-        </w:rPr>
-        <w:t xml:space="preserve">, и вот это не работает.</w:t>
-      </w:r>
-    </w:p>
-    <w:p>
-      <w:pPr>
-        <w:pStyle w:val="ListParagraph"/>
-        <w:numPr>
-          <w:ilvl w:val="0"/>
-          <w:numId w:val="2"/>
-        </w:numPr>
-        <w:spacing w:after="60"/>
-      </w:pPr>
-      <w:r>
-        <w:rPr>
-          <w:b/>
-          <w:bCs/>
-          <w:sz w:val="22"/>
-          <w:szCs w:val="22"/>
-        </w:rPr>
-        <w:t xml:space="preserve">Скриншот:</w:t>
-      </w:r>
-      <w:r>
-        <w:rPr>
-          <w:sz w:val="22"/>
-          <w:szCs w:val="22"/>
-        </w:rPr>
-        <w:t xml:space="preserve"> </w:t>
-      </w:r>
-      <w:r>
-        <w:rPr>
-          <w:rFonts w:ascii="Consolas" w:cs="Consolas" w:eastAsia="Consolas" w:hAnsi="Consolas"/>
-          <w:sz w:val="20"/>
-          <w:szCs w:val="20"/>
-        </w:rPr>
-        <w:t xml:space="preserve">evidence/TC14_search_order999.png</w:t>
-      </w:r>
-    </w:p>
-    <w:p>
-      <w:pPr>
-        <w:spacing w:after="160"/>
-      </w:pPr>
-      <w:r>
-        <w:drawing>
-          <wp:inline distT="0" distB="0" distL="0" distR="0">
-            <wp:extent cx="4953000" cy="3457575"/>
-            <wp:effectExtent t="0" r="0" b="0" l="0"/>
-            <wp:docPr id="15" name="evidence/TC14_search_order999.png" descr="evidence/TC14_search_order999.png" title="evidence/TC14_search_order999.png"/>
-            <wp:cNvGraphicFramePr>
-              <a:graphicFrameLocks xmlns:a="http://schemas.openxmlformats.org/drawingml/2006/main" noChangeAspect="1"/>
-            </wp:cNvGraphicFramePr>
-            <a:graphic xmlns:a="http://schemas.openxmlformats.org/drawingml/2006/main">
-              <a:graphicData uri="http://schemas.openxmlformats.org/drawingml/2006/picture">
-                <pic:pic xmlns:pic="http://schemas.openxmlformats.org/drawingml/2006/picture">
-                  <pic:nvPicPr>
-                    <pic:cNvPr id="0" name="" descr=""/>
-                    <pic:cNvPicPr>
-                      <a:picLocks noChangeAspect="1" noChangeArrowheads="1"/>
-                    </pic:cNvPicPr>
-                  </pic:nvPicPr>
-                  <pic:blipFill>
-                    <a:blip r:embed="rId20" cstate="none"/>
-                    <a:srcRect/>
-                    <a:stretch>
-                      <a:fillRect/>
-                    </a:stretch>
-                  </pic:blipFill>
-                  <pic:spPr bwMode="auto">
-                    <a:xfrm>
-                      <a:off x="0" y="0"/>
-                      <a:ext cx="4953000" cy="3457575"/>
-                    </a:xfrm>
-                    <a:prstGeom prst="rect">
-                      <a:avLst/>
-                    </a:prstGeom>
-                  </pic:spPr>
-                </pic:pic>
-              </a:graphicData>
-            </a:graphic>
-          </wp:inline>
-        </w:drawing>
-      </w:r>
-    </w:p>
-    <w:p>
-      <w:pPr>
-        <w:pStyle w:val="Heading3"/>
-      </w:pPr>
-      <w:r>
-        <w:t xml:space="preserve">Тест 15. Страница механиков (нормальные данные)</w:t>
-      </w:r>
-    </w:p>
-    <w:p>
-      <w:pPr>
-        <w:pStyle w:val="ListParagraph"/>
-        <w:numPr>
-          <w:ilvl w:val="0"/>
-          <w:numId w:val="2"/>
-        </w:numPr>
-        <w:spacing w:after="60"/>
-      </w:pPr>
-      <w:r>
-        <w:rPr>
-          <w:b/>
-          <w:bCs/>
-          <w:sz w:val="22"/>
-          <w:szCs w:val="22"/>
-        </w:rPr>
-        <w:t xml:space="preserve">Что проверяем:</w:t>
-      </w:r>
-      <w:r>
-        <w:rPr>
-          <w:sz w:val="22"/>
-          <w:szCs w:val="22"/>
-        </w:rPr>
-        <w:t xml:space="preserve"> число заказов и заработок каждого механика, средний рейтинг команды.</w:t>
-      </w:r>
-    </w:p>
-    <w:p>
-      <w:pPr>
-        <w:pStyle w:val="ListParagraph"/>
-        <w:numPr>
-          <w:ilvl w:val="0"/>
-          <w:numId w:val="2"/>
-        </w:numPr>
-        <w:spacing w:after="60"/>
-      </w:pPr>
-      <w:r>
-        <w:rPr>
-          <w:b/>
-          <w:bCs/>
-          <w:sz w:val="22"/>
-          <w:szCs w:val="22"/>
-        </w:rPr>
-        <w:t xml:space="preserve">Шаги:</w:t>
-      </w:r>
-      <w:r>
-        <w:rPr>
-          <w:sz w:val="22"/>
-          <w:szCs w:val="22"/>
-        </w:rPr>
-        <w:t xml:space="preserve"> открыть </w:t>
-      </w:r>
-      <w:r>
-        <w:rPr>
-          <w:rFonts w:ascii="Consolas" w:cs="Consolas" w:eastAsia="Consolas" w:hAnsi="Consolas"/>
-          <w:sz w:val="20"/>
-          <w:szCs w:val="20"/>
-        </w:rPr>
-        <w:t xml:space="preserve">/mechanics.php</w:t>
-      </w:r>
-      <w:r>
-        <w:rPr>
-          <w:sz w:val="22"/>
-          <w:szCs w:val="22"/>
-        </w:rPr>
-        <w:t xml:space="preserve">.</w:t>
-      </w:r>
-    </w:p>
-    <w:p>
-      <w:pPr>
-        <w:pStyle w:val="ListParagraph"/>
-        <w:numPr>
-          <w:ilvl w:val="0"/>
-          <w:numId w:val="2"/>
-        </w:numPr>
-        <w:spacing w:after="60"/>
-      </w:pPr>
-      <w:r>
-        <w:rPr>
-          <w:b/>
-          <w:bCs/>
-          <w:sz w:val="22"/>
-          <w:szCs w:val="22"/>
-        </w:rPr>
-        <w:t xml:space="preserve">Данные:</w:t>
-      </w:r>
-      <w:r>
-        <w:rPr>
-          <w:sz w:val="22"/>
-          <w:szCs w:val="22"/>
-        </w:rPr>
-        <w:t xml:space="preserve"> рейтинги 4,9; 4,8; 4,7; 4,6. У Arman Bekov 3 исходных заказа (35 + 30 + 40 = 105 $) и 3 новых по 35 $ (ещё 105 $).</w:t>
-      </w:r>
-    </w:p>
-    <w:p>
-      <w:pPr>
-        <w:pStyle w:val="ListParagraph"/>
-        <w:numPr>
-          <w:ilvl w:val="0"/>
-          <w:numId w:val="2"/>
-        </w:numPr>
-        <w:spacing w:after="60"/>
-      </w:pPr>
-      <w:r>
-        <w:rPr>
-          <w:b/>
-          <w:bCs/>
-          <w:sz w:val="22"/>
-          <w:szCs w:val="22"/>
-        </w:rPr>
-        <w:t xml:space="preserve">Ожидали:</w:t>
-      </w:r>
-      <w:r>
-        <w:rPr>
-          <w:sz w:val="22"/>
-          <w:szCs w:val="22"/>
-        </w:rPr>
-        <w:t xml:space="preserve"> «Team average rating 4.8», 4 механика, у Arman Bekov 6 заказов и 210,00 $.</w:t>
-      </w:r>
-    </w:p>
-    <w:p>
-      <w:pPr>
-        <w:pStyle w:val="ListParagraph"/>
-        <w:numPr>
-          <w:ilvl w:val="0"/>
-          <w:numId w:val="2"/>
-        </w:numPr>
-        <w:spacing w:after="60"/>
-      </w:pPr>
-      <w:r>
-        <w:rPr>
-          <w:b/>
-          <w:bCs/>
-          <w:sz w:val="22"/>
-          <w:szCs w:val="22"/>
-        </w:rPr>
-        <w:t xml:space="preserve">Получили:</w:t>
-      </w:r>
-      <w:r>
-        <w:rPr>
-          <w:sz w:val="22"/>
-          <w:szCs w:val="22"/>
-        </w:rPr>
-        <w:t xml:space="preserve"> Arman Bekov 6 заказов, 210,00 $; Ruslan Akhmetov 2, 47,00 $; Dana Seitkali 2, 63,00 $; Asel Nurlanovna 1, 20,00 $. Средний рейтинг 4,8. </w:t>
-      </w:r>
-      <w:r>
-        <w:rPr>
-          <w:b/>
-          <w:bCs/>
-          <w:sz w:val="22"/>
-          <w:szCs w:val="22"/>
-        </w:rPr>
-        <w:t xml:space="preserve">PASS.</w:t>
-      </w:r>
-    </w:p>
-    <w:p>
-      <w:pPr>
-        <w:pStyle w:val="ListParagraph"/>
-        <w:numPr>
-          <w:ilvl w:val="0"/>
-          <w:numId w:val="2"/>
-        </w:numPr>
-        <w:spacing w:after="60"/>
-      </w:pPr>
-      <w:r>
-        <w:rPr>
-          <w:b/>
-          <w:bCs/>
-          <w:sz w:val="22"/>
-          <w:szCs w:val="22"/>
-        </w:rPr>
-        <w:t xml:space="preserve">Откуда 4,8:</w:t>
-      </w:r>
-      <w:r>
-        <w:rPr>
-          <w:sz w:val="22"/>
-          <w:szCs w:val="22"/>
-        </w:rPr>
-        <w:t xml:space="preserve"> (4,9 + 4,8 + 4,7 + 4,6) / 4 = 4,75, округление до одного знака даёт 4,8.</w:t>
-      </w:r>
-    </w:p>
-    <w:p>
-      <w:pPr>
-        <w:pStyle w:val="ListParagraph"/>
-        <w:numPr>
-          <w:ilvl w:val="0"/>
-          <w:numId w:val="2"/>
-        </w:numPr>
-        <w:spacing w:after="60"/>
-      </w:pPr>
-      <w:r>
-        <w:rPr>
-          <w:b/>
-          <w:bCs/>
-          <w:sz w:val="22"/>
-          <w:szCs w:val="22"/>
-        </w:rPr>
-        <w:t xml:space="preserve">Что происходит в коде:</w:t>
-      </w:r>
-      <w:r>
-        <w:rPr>
-          <w:sz w:val="22"/>
-          <w:szCs w:val="22"/>
-        </w:rPr>
-        <w:t xml:space="preserve"> </w:t>
-      </w:r>
-      <w:r>
-        <w:rPr>
-          <w:rFonts w:ascii="Consolas" w:cs="Consolas" w:eastAsia="Consolas" w:hAnsi="Consolas"/>
-          <w:sz w:val="20"/>
-          <w:szCs w:val="20"/>
-        </w:rPr>
-        <w:t xml:space="preserve">mechanics.php</w:t>
-      </w:r>
-      <w:r>
-        <w:rPr>
-          <w:sz w:val="22"/>
-          <w:szCs w:val="22"/>
-        </w:rPr>
-        <w:t xml:space="preserve">, строки 11–24: </w:t>
-      </w:r>
-      <w:r>
-        <w:rPr>
-          <w:rFonts w:ascii="Consolas" w:cs="Consolas" w:eastAsia="Consolas" w:hAnsi="Consolas"/>
-          <w:sz w:val="20"/>
-          <w:szCs w:val="20"/>
-        </w:rPr>
-        <w:t xml:space="preserve">LEFT JOIN</w:t>
-      </w:r>
-      <w:r>
-        <w:rPr>
-          <w:sz w:val="22"/>
-          <w:szCs w:val="22"/>
-        </w:rPr>
-        <w:t xml:space="preserve"> механиков с заказами и услугами, </w:t>
-      </w:r>
-      <w:r>
-        <w:rPr>
-          <w:rFonts w:ascii="Consolas" w:cs="Consolas" w:eastAsia="Consolas" w:hAnsi="Consolas"/>
-          <w:sz w:val="20"/>
-          <w:szCs w:val="20"/>
-        </w:rPr>
-        <w:t xml:space="preserve">COUNT</w:t>
-      </w:r>
-      <w:r>
-        <w:rPr>
-          <w:sz w:val="22"/>
-          <w:szCs w:val="22"/>
-        </w:rPr>
-        <w:t xml:space="preserve"> и </w:t>
-      </w:r>
-      <w:r>
-        <w:rPr>
-          <w:rFonts w:ascii="Consolas" w:cs="Consolas" w:eastAsia="Consolas" w:hAnsi="Consolas"/>
-          <w:sz w:val="20"/>
-          <w:szCs w:val="20"/>
-        </w:rPr>
-        <w:t xml:space="preserve">SUM</w:t>
-      </w:r>
-      <w:r>
-        <w:rPr>
-          <w:sz w:val="22"/>
-          <w:szCs w:val="22"/>
-        </w:rPr>
-        <w:t xml:space="preserve"> с группировкой по механику. </w:t>
-      </w:r>
-      <w:r>
-        <w:rPr>
-          <w:rFonts w:ascii="Consolas" w:cs="Consolas" w:eastAsia="Consolas" w:hAnsi="Consolas"/>
-          <w:sz w:val="20"/>
-          <w:szCs w:val="20"/>
-        </w:rPr>
-        <w:t xml:space="preserve">LEFT JOIN</w:t>
-      </w:r>
-      <w:r>
-        <w:rPr>
-          <w:sz w:val="22"/>
-          <w:szCs w:val="22"/>
-        </w:rPr>
-        <w:t xml:space="preserve"> нужен, чтобы механик без заказов тоже попал в список.</w:t>
-      </w:r>
-    </w:p>
-    <w:p>
-      <w:pPr>
-        <w:pStyle w:val="ListParagraph"/>
-        <w:numPr>
-          <w:ilvl w:val="0"/>
-          <w:numId w:val="2"/>
-        </w:numPr>
-        <w:spacing w:after="60"/>
-      </w:pPr>
-      <w:r>
-        <w:rPr>
-          <w:b/>
-          <w:bCs/>
-          <w:sz w:val="22"/>
-          <w:szCs w:val="22"/>
-        </w:rPr>
-        <w:t xml:space="preserve">Мелочь:</w:t>
-      </w:r>
-      <w:r>
-        <w:rPr>
-          <w:sz w:val="22"/>
-          <w:szCs w:val="22"/>
-        </w:rPr>
-        <w:t xml:space="preserve"> у Asel Nurlanovna написано «1 orders» (нет склонения). Это косметика.</w:t>
-      </w:r>
-    </w:p>
-    <w:p>
-      <w:pPr>
-        <w:pStyle w:val="ListParagraph"/>
-        <w:numPr>
-          <w:ilvl w:val="0"/>
-          <w:numId w:val="2"/>
-        </w:numPr>
-        <w:spacing w:after="60"/>
-      </w:pPr>
-      <w:r>
-        <w:rPr>
-          <w:b/>
-          <w:bCs/>
-          <w:sz w:val="22"/>
-          <w:szCs w:val="22"/>
-        </w:rPr>
-        <w:t xml:space="preserve">Скриншот:</w:t>
-      </w:r>
-      <w:r>
-        <w:rPr>
-          <w:sz w:val="22"/>
-          <w:szCs w:val="22"/>
-        </w:rPr>
-        <w:t xml:space="preserve"> </w:t>
-      </w:r>
-      <w:r>
-        <w:rPr>
-          <w:rFonts w:ascii="Consolas" w:cs="Consolas" w:eastAsia="Consolas" w:hAnsi="Consolas"/>
-          <w:sz w:val="20"/>
-          <w:szCs w:val="20"/>
-        </w:rPr>
-        <w:t xml:space="preserve">evidence/TC15_mechanics.png</w:t>
-      </w:r>
-    </w:p>
-    <w:p>
-      <w:pPr>
-        <w:spacing w:after="160"/>
-      </w:pPr>
-      <w:r>
-        <w:drawing>
-          <wp:inline distT="0" distB="0" distL="0" distR="0">
-            <wp:extent cx="3971925" cy="3810000"/>
-            <wp:effectExtent t="0" r="0" b="0" l="0"/>
-            <wp:docPr id="16" name="evidence/TC15_mechanics.png" descr="evidence/TC15_mechanics.png" title="evidence/TC15_mechanics.png"/>
-            <wp:cNvGraphicFramePr>
-              <a:graphicFrameLocks xmlns:a="http://schemas.openxmlformats.org/drawingml/2006/main" noChangeAspect="1"/>
-            </wp:cNvGraphicFramePr>
-            <a:graphic xmlns:a="http://schemas.openxmlformats.org/drawingml/2006/main">
-              <a:graphicData uri="http://schemas.openxmlformats.org/drawingml/2006/picture">
-                <pic:pic xmlns:pic="http://schemas.openxmlformats.org/drawingml/2006/picture">
-                  <pic:nvPicPr>
-                    <pic:cNvPr id="0" name="" descr=""/>
-                    <pic:cNvPicPr>
-                      <a:picLocks noChangeAspect="1" noChangeArrowheads="1"/>
-                    </pic:cNvPicPr>
-                  </pic:nvPicPr>
-                  <pic:blipFill>
-                    <a:blip r:embed="rId21" cstate="none"/>
-                    <a:srcRect/>
-                    <a:stretch>
-                      <a:fillRect/>
-                    </a:stretch>
-                  </pic:blipFill>
-                  <pic:spPr bwMode="auto">
-                    <a:xfrm>
-                      <a:off x="0" y="0"/>
-                      <a:ext cx="3971925" cy="3810000"/>
                     </a:xfrm>
                     <a:prstGeom prst="rect">
                       <a:avLst/>
@@ -7476,7 +7017,7 @@
                 <w:sz w:val="19"/>
                 <w:szCs w:val="19"/>
               </w:rPr>
-              <w:t xml:space="preserve">11</w:t>
+              <w:t xml:space="preserve">8</w:t>
             </w:r>
           </w:p>
         </w:tc>
@@ -7619,7 +7160,7 @@
                 <w:sz w:val="19"/>
                 <w:szCs w:val="19"/>
               </w:rPr>
-              <w:t xml:space="preserve">13</w:t>
+              <w:t xml:space="preserve">9</w:t>
             </w:r>
           </w:p>
         </w:tc>
@@ -7778,7 +7319,7 @@
                 <w:sz w:val="19"/>
                 <w:szCs w:val="19"/>
               </w:rPr>
-              <w:t xml:space="preserve">10</w:t>
+              <w:t xml:space="preserve">7</w:t>
             </w:r>
           </w:p>
         </w:tc>
@@ -7929,7 +7470,7 @@
                 <w:sz w:val="19"/>
                 <w:szCs w:val="19"/>
               </w:rPr>
-              <w:t xml:space="preserve">нет</w:t>
+              <w:t xml:space="preserve">7, 8</w:t>
             </w:r>
           </w:p>
         </w:tc>
@@ -7981,7 +7522,7 @@
                 <w:sz w:val="19"/>
                 <w:szCs w:val="19"/>
               </w:rPr>
-              <w:t xml:space="preserve">При ошибке сохранения пользователю показывается текст ошибки базы («Error saving order: …»). Это раскрывает структуру таблиц</w:t>
+              <w:t xml:space="preserve">При сбое пользователь видит сырую ошибку PHP с путём к файлу и куском SQL-команды. Код в строке 101 тоже выводит текст ошибки базы («Error saving order: …»)</w:t>
             </w:r>
           </w:p>
         </w:tc>
@@ -8015,7 +7556,7 @@
                 <w:sz w:val="19"/>
                 <w:szCs w:val="19"/>
               </w:rPr>
-              <w:t xml:space="preserve">, строка 101</w:t>
+              <w:t xml:space="preserve">, строки 84 и 101</w:t>
             </w:r>
           </w:p>
         </w:tc>
@@ -8041,143 +7582,15 @@
                 <w:sz w:val="19"/>
                 <w:szCs w:val="19"/>
               </w:rPr>
-              <w:t xml:space="preserve">Общее сообщение, подробности в лог</w:t>
-            </w:r>
-          </w:p>
-        </w:tc>
-      </w:tr>
-      <w:tr>
-        <w:trPr>
-          <w:cantSplit/>
-        </w:trPr>
-        <w:tc>
-          <w:tcPr>
-            <w:tcW w:type="dxa" w:w="1872"/>
-            <w:tcBorders>
-              <w:top w:val="single" w:color="999999" w:sz="4"/>
-              <w:left w:val="single" w:color="999999" w:sz="4"/>
-              <w:bottom w:val="single" w:color="999999" w:sz="4"/>
-              <w:right w:val="single" w:color="999999" w:sz="4"/>
-            </w:tcBorders>
-            <w:tcMar>
-              <w:top w:type="dxa" w:w="50"/>
-              <w:left w:type="dxa" w:w="80"/>
-              <w:bottom w:type="dxa" w:w="50"/>
-              <w:right w:type="dxa" w:w="80"/>
-            </w:tcMar>
-          </w:tcPr>
-          <w:p>
-            <w:r>
-              <w:rPr>
-                <w:sz w:val="19"/>
-                <w:szCs w:val="19"/>
-              </w:rPr>
-              <w:t xml:space="preserve">12</w:t>
-            </w:r>
-          </w:p>
-        </w:tc>
-        <w:tc>
-          <w:tcPr>
-            <w:tcW w:type="dxa" w:w="1872"/>
-            <w:tcBorders>
-              <w:top w:val="single" w:color="999999" w:sz="4"/>
-              <w:left w:val="single" w:color="999999" w:sz="4"/>
-              <w:bottom w:val="single" w:color="999999" w:sz="4"/>
-              <w:right w:val="single" w:color="999999" w:sz="4"/>
-            </w:tcBorders>
-            <w:tcMar>
-              <w:top w:type="dxa" w:w="50"/>
-              <w:left w:type="dxa" w:w="80"/>
-              <w:bottom w:type="dxa" w:w="50"/>
-              <w:right w:type="dxa" w:w="80"/>
-            </w:tcMar>
-          </w:tcPr>
-          <w:p>
-            <w:r>
-              <w:rPr>
-                <w:sz w:val="19"/>
-                <w:szCs w:val="19"/>
-              </w:rPr>
-              <w:t xml:space="preserve">Низкая</w:t>
-            </w:r>
-          </w:p>
-        </w:tc>
-        <w:tc>
-          <w:tcPr>
-            <w:tcW w:type="dxa" w:w="1872"/>
-            <w:tcBorders>
-              <w:top w:val="single" w:color="999999" w:sz="4"/>
-              <w:left w:val="single" w:color="999999" w:sz="4"/>
-              <w:bottom w:val="single" w:color="999999" w:sz="4"/>
-              <w:right w:val="single" w:color="999999" w:sz="4"/>
-            </w:tcBorders>
-            <w:tcMar>
-              <w:top w:type="dxa" w:w="50"/>
-              <w:left w:type="dxa" w:w="80"/>
-              <w:bottom w:type="dxa" w:w="50"/>
-              <w:right w:type="dxa" w:w="80"/>
-            </w:tcMar>
-          </w:tcPr>
-          <w:p>
-            <w:r>
-              <w:rPr>
-                <w:sz w:val="19"/>
-                <w:szCs w:val="19"/>
-              </w:rPr>
-              <w:t xml:space="preserve">Длинное имя растягивает таблицы шире страницы</w:t>
-            </w:r>
-          </w:p>
-        </w:tc>
-        <w:tc>
-          <w:tcPr>
-            <w:tcW w:type="dxa" w:w="1872"/>
-            <w:tcBorders>
-              <w:top w:val="single" w:color="999999" w:sz="4"/>
-              <w:left w:val="single" w:color="999999" w:sz="4"/>
-              <w:bottom w:val="single" w:color="999999" w:sz="4"/>
-              <w:right w:val="single" w:color="999999" w:sz="4"/>
-            </w:tcBorders>
-            <w:tcMar>
-              <w:top w:type="dxa" w:w="50"/>
-              <w:left w:type="dxa" w:w="80"/>
-              <w:bottom w:type="dxa" w:w="50"/>
-              <w:right w:type="dxa" w:w="80"/>
-            </w:tcMar>
-          </w:tcPr>
-          <w:p>
+              <w:t xml:space="preserve">Общее сообщение, подробности в лог; на рабочем сайте выключить </w:t>
+            </w:r>
             <w:r>
               <w:rPr>
                 <w:rFonts w:ascii="Consolas" w:cs="Consolas" w:eastAsia="Consolas" w:hAnsi="Consolas"/>
                 <w:sz w:val="17"/>
                 <w:szCs w:val="17"/>
               </w:rPr>
-              <w:t xml:space="preserve">css/style.css</w:t>
-            </w:r>
-          </w:p>
-        </w:tc>
-        <w:tc>
-          <w:tcPr>
-            <w:tcW w:type="dxa" w:w="1872"/>
-            <w:tcBorders>
-              <w:top w:val="single" w:color="999999" w:sz="4"/>
-              <w:left w:val="single" w:color="999999" w:sz="4"/>
-              <w:bottom w:val="single" w:color="999999" w:sz="4"/>
-              <w:right w:val="single" w:color="999999" w:sz="4"/>
-            </w:tcBorders>
-            <w:tcMar>
-              <w:top w:type="dxa" w:w="50"/>
-              <w:left w:type="dxa" w:w="80"/>
-              <w:bottom w:type="dxa" w:w="50"/>
-              <w:right w:type="dxa" w:w="80"/>
-            </w:tcMar>
-          </w:tcPr>
-          <w:p>
-            <w:r>
-              <w:rPr>
-                <w:sz w:val="19"/>
-                <w:szCs w:val="19"/>
-              </w:rPr>
-              <w:t xml:space="preserve">Разрешить перенос слов</w:t>
+              <w:t xml:space="preserve">display_errors</w:t>
             </w:r>
           </w:p>
         </w:tc>
@@ -8190,37 +7603,24 @@
     </w:p>
     <w:p>
       <w:pPr>
+        <w:pStyle w:val="Heading2"/>
+      </w:pPr>
+      <w:r>
+        <w:t xml:space="preserve">6. Вопросы, которые могут задать, и ответы</w:t>
+      </w:r>
+    </w:p>
+    <w:p>
+      <w:pPr>
         <w:spacing w:after="120"/>
       </w:pPr>
       <w:r>
         <w:rPr>
-          <w:sz w:val="22"/>
-          <w:szCs w:val="22"/>
-        </w:rPr>
-        <w:t xml:space="preserve">Про ошибку из строки 101: в нашей среде PHP падает раньше (тесты 10 и 11), но если исключения mysqli отключены (старый PHP или другие настройки), этот код выведет пользователю текст ошибки базы вместе с куском запроса. На другом сервере, где включён </w:t>
-      </w:r>
-      <w:r>
-        <w:rPr>
-          <w:rFonts w:ascii="Consolas" w:cs="Consolas" w:eastAsia="Consolas" w:hAnsi="Consolas"/>
-          <w:sz w:val="20"/>
-          <w:szCs w:val="20"/>
-        </w:rPr>
-        <w:t xml:space="preserve">display_errors</w:t>
-      </w:r>
-      <w:r>
-        <w:rPr>
-          <w:sz w:val="22"/>
-          <w:szCs w:val="22"/>
-        </w:rPr>
-        <w:t xml:space="preserve">, пользователь увидит даже трассировку стека.</w:t>
-      </w:r>
-    </w:p>
-    <w:p>
-      <w:pPr>
-        <w:pStyle w:val="Heading2"/>
-      </w:pPr>
-      <w:r>
-        <w:t xml:space="preserve">6. Вопросы, которые могут задать, и ответы</w:t>
+          <w:b/>
+          <w:bCs/>
+          <w:sz w:val="22"/>
+          <w:szCs w:val="22"/>
+        </w:rPr>
+        <w:t xml:space="preserve">Что такое тестовые данные и какие они бывают?</w:t>
       </w:r>
     </w:p>
     <w:p>
@@ -8229,12 +7629,10 @@
       </w:pPr>
       <w:r>
         <w:rPr>
-          <w:b/>
-          <w:bCs/>
-          <w:sz w:val="22"/>
-          <w:szCs w:val="22"/>
-        </w:rPr>
-        <w:t xml:space="preserve">Что такое тестовые данные и какие они бывают?</w:t>
+          <w:sz w:val="22"/>
+          <w:szCs w:val="22"/>
+        </w:rPr>
+        <w:t xml:space="preserve">Это значения, которые вводят в программу при тесте. Три типа: нормальные (обычные), граничные (самое крайнее значение, которое ещё принимается), недопустимые (то, что нужно отклонить).</w:t>
       </w:r>
     </w:p>
     <w:p>
@@ -8243,10 +7641,12 @@
       </w:pPr>
       <w:r>
         <w:rPr>
-          <w:sz w:val="22"/>
-          <w:szCs w:val="22"/>
-        </w:rPr>
-        <w:t xml:space="preserve">Это значения, которые вводят в программу при тесте. Три типа: нормальные (обычные), граничные (самое крайнее значение, которое ещё принимается), недопустимые (то, что нужно отклонить).</w:t>
+          <w:b/>
+          <w:bCs/>
+          <w:sz w:val="22"/>
+          <w:szCs w:val="22"/>
+        </w:rPr>
+        <w:t xml:space="preserve">Чем граничные данные отличаются от недопустимых?</w:t>
       </w:r>
     </w:p>
     <w:p>
@@ -8255,12 +7655,10 @@
       </w:pPr>
       <w:r>
         <w:rPr>
-          <w:b/>
-          <w:bCs/>
-          <w:sz w:val="22"/>
-          <w:szCs w:val="22"/>
-        </w:rPr>
-        <w:t xml:space="preserve">Чем граничные данные отличаются от недопустимых?</w:t>
+          <w:sz w:val="22"/>
+          <w:szCs w:val="22"/>
+        </w:rPr>
+        <w:t xml:space="preserve">Граничные принимаются и обрабатываются как нормальные. Недопустимые отклоняются с ошибкой. Пример: максимум имени 100 символов. 100 граничное (принято, тест 6), 101 недопустимое (должно быть отклонено, тест 7).</w:t>
       </w:r>
     </w:p>
     <w:p>
@@ -8269,10 +7667,12 @@
       </w:pPr>
       <w:r>
         <w:rPr>
-          <w:sz w:val="22"/>
-          <w:szCs w:val="22"/>
-        </w:rPr>
-        <w:t xml:space="preserve">Граничные принимаются и обрабатываются как нормальные. Недопустимые отклоняются с ошибкой. Пример: максимум имени 100 символов. 100 граничное (принято, тест 9), 101 недопустимое (должно быть отклонено, тест 10).</w:t>
+          <w:b/>
+          <w:bCs/>
+          <w:sz w:val="22"/>
+          <w:szCs w:val="22"/>
+        </w:rPr>
+        <w:t xml:space="preserve">Почему вы называете «сегодня» граничной датой?</w:t>
       </w:r>
     </w:p>
     <w:p>
@@ -8281,12 +7681,10 @@
       </w:pPr>
       <w:r>
         <w:rPr>
-          <w:b/>
-          <w:bCs/>
-          <w:sz w:val="22"/>
-          <w:szCs w:val="22"/>
-        </w:rPr>
-        <w:t xml:space="preserve">Почему вы называете «сегодня» граничной датой?</w:t>
+          <w:sz w:val="22"/>
+          <w:szCs w:val="22"/>
+        </w:rPr>
+        <w:t xml:space="preserve">Программа принимает даты начиная с сегодняшней. Это самая ранняя принимаемая дата, значит край диапазона. «Вчера» уже за границей, и это недопустимые данные.</w:t>
       </w:r>
     </w:p>
     <w:p>
@@ -8295,10 +7693,12 @@
       </w:pPr>
       <w:r>
         <w:rPr>
-          <w:sz w:val="22"/>
-          <w:szCs w:val="22"/>
-        </w:rPr>
-        <w:t xml:space="preserve">Программа принимает даты начиная с сегодняшней. Это самая ранняя принимаемая дата, значит край диапазона. «Вчера» уже за границей, и это недопустимые данные.</w:t>
+          <w:b/>
+          <w:bCs/>
+          <w:sz w:val="22"/>
+          <w:szCs w:val="22"/>
+        </w:rPr>
+        <w:t xml:space="preserve">Что такое валидация и какие виды вы проверяли?</w:t>
       </w:r>
     </w:p>
     <w:p>
@@ -8307,12 +7707,10 @@
       </w:pPr>
       <w:r>
         <w:rPr>
-          <w:b/>
-          <w:bCs/>
-          <w:sz w:val="22"/>
-          <w:szCs w:val="22"/>
-        </w:rPr>
-        <w:t xml:space="preserve">Что значит «чёрный ящик»?</w:t>
+          <w:sz w:val="22"/>
+          <w:szCs w:val="22"/>
+        </w:rPr>
+        <w:t xml:space="preserve">Валидация это проверка данных программой до их использования. Мы проверяли проверку диапазона (дата), присутствия (имя не пустое), длины (имя до 100 символов), существования (поиск заказа), спецсимволов (апостроф) и расчёта (цена, среднее, сортировка).</w:t>
       </w:r>
     </w:p>
     <w:p>
@@ -8321,26 +7719,12 @@
       </w:pPr>
       <w:r>
         <w:rPr>
-          <w:sz w:val="22"/>
-          <w:szCs w:val="22"/>
-        </w:rPr>
-        <w:t xml:space="preserve">Тестируем только через интерфейс: ввели данные, посмотрели, что получилось. Код во время теста не смотрим. Поэтому при FAIL мы знаем, </w:t>
-      </w:r>
-      <w:r>
-        <w:rPr>
-          <w:b/>
-          <w:bCs/>
-          <w:sz w:val="22"/>
-          <w:szCs w:val="22"/>
-        </w:rPr>
-        <w:t xml:space="preserve">что</w:t>
-      </w:r>
-      <w:r>
-        <w:rPr>
-          <w:sz w:val="22"/>
-          <w:szCs w:val="22"/>
-        </w:rPr>
-        <w:t xml:space="preserve"> не работает, но причину ищем отдельно в коде.</w:t>
+          <w:b/>
+          <w:bCs/>
+          <w:sz w:val="22"/>
+          <w:szCs w:val="22"/>
+        </w:rPr>
+        <w:t xml:space="preserve">Какие два вида тестирования вы использовали?</w:t>
       </w:r>
     </w:p>
     <w:p>
@@ -8349,12 +7733,10 @@
       </w:pPr>
       <w:r>
         <w:rPr>
-          <w:b/>
-          <w:bCs/>
-          <w:sz w:val="22"/>
-          <w:szCs w:val="22"/>
-        </w:rPr>
-        <w:t xml:space="preserve">Чем отличается «чёрный ящик» от «белого»?</w:t>
+          <w:sz w:val="22"/>
+          <w:szCs w:val="22"/>
+        </w:rPr>
+        <w:t xml:space="preserve">Чёрный ящик (все 10 тестов: вводим данные через страницу и смотрим результат, код не смотрим) и белый ящик (чтение кода, чтобы найти причину трёх провалов). Белый ящик у нас ограничился разбором причин, полного тестирования по всем веткам кода мы не делали.</w:t>
       </w:r>
     </w:p>
     <w:p>
@@ -8363,10 +7745,12 @@
       </w:pPr>
       <w:r>
         <w:rPr>
-          <w:sz w:val="22"/>
-          <w:szCs w:val="22"/>
-        </w:rPr>
-        <w:t xml:space="preserve">Белый ящик проверяет внутренности: проходит по каждой ветке алгоритма, часто с трассировочной таблицей. Плюс: сразу видно место ошибки. Минус: долго.</w:t>
+          <w:b/>
+          <w:bCs/>
+          <w:sz w:val="22"/>
+          <w:szCs w:val="22"/>
+        </w:rPr>
+        <w:t xml:space="preserve">Чем «чёрный ящик» отличается от «белого»?</w:t>
       </w:r>
     </w:p>
     <w:p>
@@ -8375,6 +7759,18 @@
       </w:pPr>
       <w:r>
         <w:rPr>
+          <w:sz w:val="22"/>
+          <w:szCs w:val="22"/>
+        </w:rPr>
+        <w:t xml:space="preserve">Чёрный ящик проверяет только вход и выход: не нужно знать код, но при провале неизвестна причина. Белый ящик проверяет внутренности: проходит по веткам алгоритма, часто с трассировочной таблицей. Плюс: сразу видно место ошибки. Минус: долго.</w:t>
+      </w:r>
+    </w:p>
+    <w:p>
+      <w:pPr>
+        <w:spacing w:after="120"/>
+      </w:pPr>
+      <w:r>
+        <w:rPr>
           <w:b/>
           <w:bCs/>
           <w:sz w:val="22"/>
@@ -8406,7 +7802,7 @@
           <w:sz w:val="22"/>
           <w:szCs w:val="22"/>
         </w:rPr>
-        <w:t xml:space="preserve">Зачем два слоя проверки в тесте 7?</w:t>
+        <w:t xml:space="preserve">Зачем два слоя проверки в тесте 4?</w:t>
       </w:r>
     </w:p>
     <w:p>
@@ -8474,7 +7870,7 @@
           <w:sz w:val="22"/>
           <w:szCs w:val="22"/>
         </w:rPr>
-        <w:t xml:space="preserve">. Апостроф в имени (тест 11) ломает запрос. Злоумышленник может так же дописать свои команды. Защита: подготовленные запросы.</w:t>
+        <w:t xml:space="preserve">. Апостроф в имени (тест 8) ломает запрос. Злоумышленник может так же дописать свои команды. Защита: подготовленные запросы.</w:t>
       </w:r>
     </w:p>
     <w:p>
@@ -8514,7 +7910,7 @@
           <w:sz w:val="22"/>
           <w:szCs w:val="22"/>
         </w:rPr>
-        <w:t xml:space="preserve">Почему «15 passed» в Playwright, а в отчёте 3 FAIL?</w:t>
+        <w:t xml:space="preserve">Почему «10 passed» в Playwright, а в отчёте 3 FAIL?</w:t>
       </w:r>
     </w:p>
     <w:p>
@@ -8526,7 +7922,7 @@
           <w:sz w:val="22"/>
           <w:szCs w:val="22"/>
         </w:rPr>
-        <w:t xml:space="preserve">Тесты 10, 11, 13 помечены </w:t>
+        <w:t xml:space="preserve">Тесты 7, 8, 9 помечены </w:t>
       </w:r>
       <w:r>
         <w:rPr>
@@ -8555,7 +7951,7 @@
           <w:sz w:val="22"/>
           <w:szCs w:val="22"/>
         </w:rPr>
-        <w:t xml:space="preserve">Почему тест 14 PASS, если поиск вообще не работает?</w:t>
+        <w:t xml:space="preserve">Почему тест 10 PASS, если поиск вообще не работает?</w:t>
       </w:r>
     </w:p>
     <w:p>
@@ -8567,7 +7963,7 @@
           <w:sz w:val="22"/>
           <w:szCs w:val="22"/>
         </w:rPr>
-        <w:t xml:space="preserve">Тест 14 проверяет только сообщение «Order #999 not found.» для несуществующего номера. Оно показывается правильно. Отсутствие сбоя в этом тесте не доказывает, что поиск рабочий; рабочий ли поиск, проверяет тест 13.</w:t>
+        <w:t xml:space="preserve">Тест 10 проверяет только сообщение «Order #999 not found.» для несуществующего номера. Оно показывается правильно. Рабочий ли поиск, проверяет тест 9.</w:t>
       </w:r>
     </w:p>
     <w:p>
@@ -8581,7 +7977,7 @@
           <w:sz w:val="22"/>
           <w:szCs w:val="22"/>
         </w:rPr>
-        <w:t xml:space="preserve">Почему результат зависит от порядка тестов?</w:t>
+        <w:t xml:space="preserve">Какие доказательства у каждого теста?</w:t>
       </w:r>
     </w:p>
     <w:p>
@@ -8593,7 +7989,22 @@
           <w:sz w:val="22"/>
           <w:szCs w:val="22"/>
         </w:rPr>
-        <w:t xml:space="preserve">Тесты 5, 6, 9 создают заказы, а тесты 12 и 15 проверяют итоги по ним. Поэтому порядок фиксированный, а перед запуском база загружается заново.</w:t>
+        <w:t xml:space="preserve">Скриншот в папке </w:t>
+      </w:r>
+      <w:r>
+        <w:rPr>
+          <w:rFonts w:ascii="Consolas" w:cs="Consolas" w:eastAsia="Consolas" w:hAnsi="Consolas"/>
+          <w:sz w:val="20"/>
+          <w:szCs w:val="20"/>
+        </w:rPr>
+        <w:t xml:space="preserve">evidence/</w:t>
+      </w:r>
+      <w:r>
+        <w:rPr>
+          <w:sz w:val="22"/>
+          <w:szCs w:val="22"/>
+        </w:rPr>
+        <w:t xml:space="preserve">: имя файла начинается с номера теста. В тестах 7 и 8 два скриншота: форма до отправки и страница с ошибкой после.</w:t>
       </w:r>
     </w:p>
     <w:p>
@@ -8607,7 +8018,7 @@
           <w:sz w:val="22"/>
           <w:szCs w:val="22"/>
         </w:rPr>
-        <w:t xml:space="preserve">Какие доказательства у каждого теста?</w:t>
+        <w:t xml:space="preserve">Какая самая серьёзная находка?</w:t>
       </w:r>
     </w:p>
     <w:p>
@@ -8619,48 +8030,7 @@
           <w:sz w:val="22"/>
           <w:szCs w:val="22"/>
         </w:rPr>
-        <w:t xml:space="preserve">Скриншот в папке </w:t>
-      </w:r>
-      <w:r>
-        <w:rPr>
-          <w:rFonts w:ascii="Consolas" w:cs="Consolas" w:eastAsia="Consolas" w:hAnsi="Consolas"/>
-          <w:sz w:val="20"/>
-          <w:szCs w:val="20"/>
-        </w:rPr>
-        <w:t xml:space="preserve">evidence/</w:t>
-      </w:r>
-      <w:r>
-        <w:rPr>
-          <w:sz w:val="22"/>
-          <w:szCs w:val="22"/>
-        </w:rPr>
-        <w:t xml:space="preserve">: имя файла начинается с номера теста. В тестах 10 и 11 скриншот это белая страница (это и есть результат сбоя), поэтому в таблице дополнительно приведена строка из лога сервера.</w:t>
-      </w:r>
-    </w:p>
-    <w:p>
-      <w:pPr>
-        <w:spacing w:after="120"/>
-      </w:pPr>
-      <w:r>
-        <w:rPr>
-          <w:b/>
-          <w:bCs/>
-          <w:sz w:val="22"/>
-          <w:szCs w:val="22"/>
-        </w:rPr>
-        <w:t xml:space="preserve">Какая самая серьёзная находка?</w:t>
-      </w:r>
-    </w:p>
-    <w:p>
-      <w:pPr>
-        <w:spacing w:after="120"/>
-      </w:pPr>
-      <w:r>
-        <w:rPr>
-          <w:sz w:val="22"/>
-          <w:szCs w:val="22"/>
-        </w:rPr>
-        <w:t xml:space="preserve">Тест 11: SQL-инъекция в форме заказа. Любой посетитель сайта может отправить свои SQL-команды через поле «Имя».</w:t>
+        <w:t xml:space="preserve">Тест 8: SQL-инъекция в форме заказа. Любой посетитель сайта может отправить свои SQL-команды через поле «Имя».</w:t>
       </w:r>
     </w:p>
     <w:sectPr>
